--- a/Relatório-Projeto-Estrutura_de_dados.docx
+++ b/Relatório-Projeto-Estrutura_de_dados.docx
@@ -71,7 +71,7 @@
           <w:color w:val="auto"/>
         </w:rPr>
       </w:pPr>
-      <w:bookmarkStart w:id="0" w:name="_Toc233562295"/>
+      <w:bookmarkStart w:id="0" w:name="_Toc233674824"/>
       <w:r>
         <w:rPr>
           <w:rStyle w:val="Emphasis"/>
@@ -142,7 +142,7 @@
           <w:color w:val="auto"/>
         </w:rPr>
       </w:pPr>
-      <w:bookmarkStart w:id="1" w:name="_Toc233562296"/>
+      <w:bookmarkStart w:id="1" w:name="_Toc233674825"/>
       <w:r>
         <w:rPr>
           <w:rFonts w:ascii="Times New Roman" w:hAnsi="Times New Roman" w:cs="Times New Roman"/>
@@ -150,7 +150,6 @@
         </w:rPr>
         <w:t xml:space="preserve">Explorando diferentes estruturas de dados através do </w:t>
       </w:r>
-      <w:proofErr w:type="spellStart"/>
       <w:r>
         <w:rPr>
           <w:rFonts w:ascii="Times New Roman" w:hAnsi="Times New Roman" w:cs="Times New Roman"/>
@@ -160,7 +159,6 @@
         </w:rPr>
         <w:t>dataset</w:t>
       </w:r>
-      <w:proofErr w:type="spellEnd"/>
       <w:r>
         <w:rPr>
           <w:rFonts w:ascii="Times New Roman" w:hAnsi="Times New Roman" w:cs="Times New Roman"/>
@@ -168,7 +166,6 @@
         </w:rPr>
         <w:t xml:space="preserve"> da plataforma </w:t>
       </w:r>
-      <w:proofErr w:type="spellStart"/>
       <w:r>
         <w:rPr>
           <w:rFonts w:ascii="Times New Roman" w:hAnsi="Times New Roman" w:cs="Times New Roman"/>
@@ -179,7 +176,6 @@
         <w:t>IMDb</w:t>
       </w:r>
       <w:bookmarkEnd w:id="1"/>
-      <w:proofErr w:type="spellEnd"/>
     </w:p>
     <w:p>
       <w:pPr>
@@ -280,7 +276,7 @@
           <w:color w:val="auto"/>
         </w:rPr>
       </w:pPr>
-      <w:bookmarkStart w:id="2" w:name="_Toc233562297"/>
+      <w:bookmarkStart w:id="2" w:name="_Toc233674826"/>
       <w:r>
         <w:rPr>
           <w:rFonts w:ascii="Times New Roman" w:hAnsi="Times New Roman" w:cs="Times New Roman"/>
@@ -372,7 +368,7 @@
           <w:color w:val="auto"/>
         </w:rPr>
       </w:pPr>
-      <w:bookmarkStart w:id="3" w:name="_Toc233562298"/>
+      <w:bookmarkStart w:id="3" w:name="_Toc233674827"/>
       <w:r>
         <w:rPr>
           <w:rFonts w:ascii="Times New Roman" w:hAnsi="Times New Roman" w:cs="Times New Roman"/>
@@ -380,7 +376,6 @@
         </w:rPr>
         <w:t xml:space="preserve">Explorando diferentes estruturas de dados através do </w:t>
       </w:r>
-      <w:proofErr w:type="spellStart"/>
       <w:r>
         <w:rPr>
           <w:rFonts w:ascii="Times New Roman" w:hAnsi="Times New Roman" w:cs="Times New Roman"/>
@@ -390,7 +385,6 @@
         </w:rPr>
         <w:t>dataset</w:t>
       </w:r>
-      <w:proofErr w:type="spellEnd"/>
       <w:r>
         <w:rPr>
           <w:rFonts w:ascii="Times New Roman" w:hAnsi="Times New Roman" w:cs="Times New Roman"/>
@@ -398,7 +392,6 @@
         </w:rPr>
         <w:t xml:space="preserve"> da plataforma </w:t>
       </w:r>
-      <w:proofErr w:type="spellStart"/>
       <w:r>
         <w:rPr>
           <w:rFonts w:ascii="Times New Roman" w:hAnsi="Times New Roman" w:cs="Times New Roman"/>
@@ -409,7 +402,6 @@
         <w:t>IMDb</w:t>
       </w:r>
       <w:bookmarkEnd w:id="3"/>
-      <w:proofErr w:type="spellEnd"/>
     </w:p>
     <w:p>
       <w:pPr>
@@ -508,44 +500,19 @@
           <w:color w:val="auto"/>
         </w:rPr>
       </w:pPr>
-      <w:proofErr w:type="spellStart"/>
       <w:r>
         <w:rPr>
           <w:rFonts w:ascii="Times New Roman" w:hAnsi="Times New Roman" w:cs="Times New Roman"/>
           <w:color w:val="auto"/>
         </w:rPr>
-        <w:t>Oerientador</w:t>
-      </w:r>
-      <w:proofErr w:type="spellEnd"/>
+        <w:t xml:space="preserve">Oerientador: Prof. Dr. </w:t>
+      </w:r>
       <w:r>
         <w:rPr>
           <w:rFonts w:ascii="Times New Roman" w:hAnsi="Times New Roman" w:cs="Times New Roman"/>
           <w:color w:val="auto"/>
         </w:rPr>
-        <w:t xml:space="preserve">: Prof. Dr. </w:t>
-      </w:r>
-      <w:r>
-        <w:rPr>
-          <w:rFonts w:ascii="Times New Roman" w:hAnsi="Times New Roman" w:cs="Times New Roman"/>
-          <w:color w:val="auto"/>
-        </w:rPr>
-        <w:t xml:space="preserve">Leopoldo André Dutra </w:t>
-      </w:r>
-      <w:proofErr w:type="spellStart"/>
-      <w:r>
-        <w:rPr>
-          <w:rFonts w:ascii="Times New Roman" w:hAnsi="Times New Roman" w:cs="Times New Roman"/>
-          <w:color w:val="auto"/>
-        </w:rPr>
-        <w:t>Lusquino</w:t>
-      </w:r>
-      <w:proofErr w:type="spellEnd"/>
-      <w:r>
-        <w:rPr>
-          <w:rFonts w:ascii="Times New Roman" w:hAnsi="Times New Roman" w:cs="Times New Roman"/>
-          <w:color w:val="auto"/>
-        </w:rPr>
-        <w:t xml:space="preserve"> Filho</w:t>
+        <w:t>Leopoldo André Dutra Lusquino Filho</w:t>
       </w:r>
     </w:p>
     <w:p>
@@ -625,374 +592,6 @@
         </w:rPr>
         <w:t>2026</w:t>
       </w:r>
-      <w:r>
-        <w:br w:type="page"/>
-      </w:r>
-    </w:p>
-    <w:sdt>
-      <w:sdtPr>
-        <w:rPr>
-          <w:rFonts w:asciiTheme="minorHAnsi" w:eastAsiaTheme="minorHAnsi" w:hAnsiTheme="minorHAnsi" w:cstheme="minorBidi"/>
-          <w:color w:val="auto"/>
-          <w:sz w:val="22"/>
-          <w:szCs w:val="22"/>
-          <w:lang w:val="pt-BR"/>
-          <w14:ligatures w14:val="standardContextual"/>
-        </w:rPr>
-        <w:id w:val="-1579197973"/>
-        <w:docPartObj>
-          <w:docPartGallery w:val="Table of Contents"/>
-          <w:docPartUnique/>
-        </w:docPartObj>
-      </w:sdtPr>
-      <w:sdtEndPr>
-        <w:rPr>
-          <w:b/>
-          <w:bCs/>
-          <w:noProof/>
-        </w:rPr>
-      </w:sdtEndPr>
-      <w:sdtContent>
-        <w:p>
-          <w:pPr>
-            <w:pStyle w:val="TOCHeading"/>
-            <w:jc w:val="center"/>
-            <w:rPr>
-              <w:color w:val="auto"/>
-              <w:sz w:val="48"/>
-              <w:szCs w:val="48"/>
-            </w:rPr>
-          </w:pPr>
-          <w:proofErr w:type="spellStart"/>
-          <w:r>
-            <w:rPr>
-              <w:color w:val="auto"/>
-              <w:sz w:val="48"/>
-              <w:szCs w:val="48"/>
-            </w:rPr>
-            <w:t>Sumário</w:t>
-          </w:r>
-          <w:proofErr w:type="spellEnd"/>
-        </w:p>
-        <w:p>
-          <w:pPr>
-            <w:pStyle w:val="TOC1"/>
-            <w:tabs>
-              <w:tab w:val="right" w:leader="dot" w:pos="8494"/>
-            </w:tabs>
-            <w:rPr>
-              <w:rFonts w:eastAsiaTheme="minorEastAsia"/>
-              <w:noProof/>
-              <w:kern w:val="2"/>
-              <w:sz w:val="24"/>
-              <w:szCs w:val="24"/>
-              <w:lang w:eastAsia="pt-BR"/>
-            </w:rPr>
-          </w:pPr>
-          <w:r>
-            <w:fldChar w:fldCharType="begin"/>
-          </w:r>
-          <w:r>
-            <w:instrText xml:space="preserve"> TOC \o "1-3" \h \z \u </w:instrText>
-          </w:r>
-          <w:r>
-            <w:fldChar w:fldCharType="separate"/>
-          </w:r>
-          <w:hyperlink w:anchor="_Toc233562295" w:history="1">
-            <w:r>
-              <w:rPr>
-                <w:rStyle w:val="Hyperlink"/>
-                <w:rFonts w:ascii="Times New Roman" w:hAnsi="Times New Roman" w:cs="Times New Roman"/>
-                <w:noProof/>
-              </w:rPr>
-              <w:t>Miguel Santos Amorim</w:t>
-            </w:r>
-            <w:r>
-              <w:rPr>
-                <w:noProof/>
-                <w:webHidden/>
-              </w:rPr>
-              <w:tab/>
-            </w:r>
-            <w:r>
-              <w:rPr>
-                <w:noProof/>
-                <w:webHidden/>
-              </w:rPr>
-              <w:fldChar w:fldCharType="begin"/>
-            </w:r>
-            <w:r>
-              <w:rPr>
-                <w:noProof/>
-                <w:webHidden/>
-              </w:rPr>
-              <w:instrText xml:space="preserve"> PAGEREF _Toc233562295 \h </w:instrText>
-            </w:r>
-            <w:r>
-              <w:rPr>
-                <w:noProof/>
-                <w:webHidden/>
-              </w:rPr>
-            </w:r>
-            <w:r>
-              <w:rPr>
-                <w:noProof/>
-                <w:webHidden/>
-              </w:rPr>
-              <w:fldChar w:fldCharType="separate"/>
-            </w:r>
-            <w:r>
-              <w:rPr>
-                <w:noProof/>
-                <w:webHidden/>
-              </w:rPr>
-              <w:t>1</w:t>
-            </w:r>
-            <w:r>
-              <w:rPr>
-                <w:noProof/>
-                <w:webHidden/>
-              </w:rPr>
-              <w:fldChar w:fldCharType="end"/>
-            </w:r>
-          </w:hyperlink>
-        </w:p>
-        <w:p>
-          <w:pPr>
-            <w:pStyle w:val="TOC1"/>
-            <w:tabs>
-              <w:tab w:val="right" w:leader="dot" w:pos="8494"/>
-            </w:tabs>
-            <w:rPr>
-              <w:rFonts w:eastAsiaTheme="minorEastAsia"/>
-              <w:noProof/>
-              <w:kern w:val="2"/>
-              <w:sz w:val="24"/>
-              <w:szCs w:val="24"/>
-              <w:lang w:eastAsia="pt-BR"/>
-            </w:rPr>
-          </w:pPr>
-          <w:hyperlink w:anchor="_Toc233562296" w:history="1">
-            <w:r>
-              <w:rPr>
-                <w:rStyle w:val="Hyperlink"/>
-                <w:rFonts w:ascii="Times New Roman" w:hAnsi="Times New Roman" w:cs="Times New Roman"/>
-                <w:noProof/>
-              </w:rPr>
-              <w:t>Explorando diferentes estruturas de dados através do dataset da plataforma IMDb</w:t>
-            </w:r>
-            <w:r>
-              <w:rPr>
-                <w:noProof/>
-                <w:webHidden/>
-              </w:rPr>
-              <w:tab/>
-            </w:r>
-            <w:r>
-              <w:rPr>
-                <w:noProof/>
-                <w:webHidden/>
-              </w:rPr>
-              <w:fldChar w:fldCharType="begin"/>
-            </w:r>
-            <w:r>
-              <w:rPr>
-                <w:noProof/>
-                <w:webHidden/>
-              </w:rPr>
-              <w:instrText xml:space="preserve"> PAGEREF _Toc233562296 \h </w:instrText>
-            </w:r>
-            <w:r>
-              <w:rPr>
-                <w:noProof/>
-                <w:webHidden/>
-              </w:rPr>
-            </w:r>
-            <w:r>
-              <w:rPr>
-                <w:noProof/>
-                <w:webHidden/>
-              </w:rPr>
-              <w:fldChar w:fldCharType="separate"/>
-            </w:r>
-            <w:r>
-              <w:rPr>
-                <w:noProof/>
-                <w:webHidden/>
-              </w:rPr>
-              <w:t>1</w:t>
-            </w:r>
-            <w:r>
-              <w:rPr>
-                <w:noProof/>
-                <w:webHidden/>
-              </w:rPr>
-              <w:fldChar w:fldCharType="end"/>
-            </w:r>
-          </w:hyperlink>
-        </w:p>
-        <w:p>
-          <w:pPr>
-            <w:pStyle w:val="TOC1"/>
-            <w:tabs>
-              <w:tab w:val="right" w:leader="dot" w:pos="8494"/>
-            </w:tabs>
-            <w:rPr>
-              <w:rFonts w:eastAsiaTheme="minorEastAsia"/>
-              <w:noProof/>
-              <w:kern w:val="2"/>
-              <w:sz w:val="24"/>
-              <w:szCs w:val="24"/>
-              <w:lang w:eastAsia="pt-BR"/>
-            </w:rPr>
-          </w:pPr>
-          <w:hyperlink w:anchor="_Toc233562297" w:history="1">
-            <w:r>
-              <w:rPr>
-                <w:rStyle w:val="Hyperlink"/>
-                <w:rFonts w:ascii="Times New Roman" w:hAnsi="Times New Roman" w:cs="Times New Roman"/>
-                <w:noProof/>
-              </w:rPr>
-              <w:t>Miguel Santos Amorim</w:t>
-            </w:r>
-            <w:r>
-              <w:rPr>
-                <w:noProof/>
-                <w:webHidden/>
-              </w:rPr>
-              <w:tab/>
-            </w:r>
-            <w:r>
-              <w:rPr>
-                <w:noProof/>
-                <w:webHidden/>
-              </w:rPr>
-              <w:fldChar w:fldCharType="begin"/>
-            </w:r>
-            <w:r>
-              <w:rPr>
-                <w:noProof/>
-                <w:webHidden/>
-              </w:rPr>
-              <w:instrText xml:space="preserve"> PAGEREF _Toc233562297 \h </w:instrText>
-            </w:r>
-            <w:r>
-              <w:rPr>
-                <w:noProof/>
-                <w:webHidden/>
-              </w:rPr>
-            </w:r>
-            <w:r>
-              <w:rPr>
-                <w:noProof/>
-                <w:webHidden/>
-              </w:rPr>
-              <w:fldChar w:fldCharType="separate"/>
-            </w:r>
-            <w:r>
-              <w:rPr>
-                <w:noProof/>
-                <w:webHidden/>
-              </w:rPr>
-              <w:t>2</w:t>
-            </w:r>
-            <w:r>
-              <w:rPr>
-                <w:noProof/>
-                <w:webHidden/>
-              </w:rPr>
-              <w:fldChar w:fldCharType="end"/>
-            </w:r>
-          </w:hyperlink>
-        </w:p>
-        <w:p>
-          <w:pPr>
-            <w:pStyle w:val="TOC1"/>
-            <w:tabs>
-              <w:tab w:val="right" w:leader="dot" w:pos="8494"/>
-            </w:tabs>
-            <w:rPr>
-              <w:rFonts w:eastAsiaTheme="minorEastAsia"/>
-              <w:noProof/>
-              <w:kern w:val="2"/>
-              <w:sz w:val="24"/>
-              <w:szCs w:val="24"/>
-              <w:lang w:eastAsia="pt-BR"/>
-            </w:rPr>
-          </w:pPr>
-          <w:hyperlink w:anchor="_Toc233562298" w:history="1">
-            <w:r>
-              <w:rPr>
-                <w:rStyle w:val="Hyperlink"/>
-                <w:rFonts w:ascii="Times New Roman" w:hAnsi="Times New Roman" w:cs="Times New Roman"/>
-                <w:noProof/>
-              </w:rPr>
-              <w:t>Explorando diferentes estruturas de dados através do dataset da plataforma IMDb</w:t>
-            </w:r>
-            <w:r>
-              <w:rPr>
-                <w:noProof/>
-                <w:webHidden/>
-              </w:rPr>
-              <w:tab/>
-            </w:r>
-            <w:r>
-              <w:rPr>
-                <w:noProof/>
-                <w:webHidden/>
-              </w:rPr>
-              <w:fldChar w:fldCharType="begin"/>
-            </w:r>
-            <w:r>
-              <w:rPr>
-                <w:noProof/>
-                <w:webHidden/>
-              </w:rPr>
-              <w:instrText xml:space="preserve"> PAGEREF _Toc233562298 \h </w:instrText>
-            </w:r>
-            <w:r>
-              <w:rPr>
-                <w:noProof/>
-                <w:webHidden/>
-              </w:rPr>
-            </w:r>
-            <w:r>
-              <w:rPr>
-                <w:noProof/>
-                <w:webHidden/>
-              </w:rPr>
-              <w:fldChar w:fldCharType="separate"/>
-            </w:r>
-            <w:r>
-              <w:rPr>
-                <w:noProof/>
-                <w:webHidden/>
-              </w:rPr>
-              <w:t>2</w:t>
-            </w:r>
-            <w:r>
-              <w:rPr>
-                <w:noProof/>
-                <w:webHidden/>
-              </w:rPr>
-              <w:fldChar w:fldCharType="end"/>
-            </w:r>
-          </w:hyperlink>
-        </w:p>
-        <w:p>
-          <w:r>
-            <w:rPr>
-              <w:b/>
-              <w:bCs/>
-              <w:noProof/>
-            </w:rPr>
-            <w:fldChar w:fldCharType="end"/>
-          </w:r>
-        </w:p>
-      </w:sdtContent>
-    </w:sdt>
-    <w:p/>
-    <w:p>
       <w:r>
         <w:br w:type="page"/>
       </w:r>
@@ -1021,7 +620,6 @@
         <w:lastRenderedPageBreak/>
         <w:t xml:space="preserve">Escolha do </w:t>
       </w:r>
-      <w:proofErr w:type="spellStart"/>
       <w:r>
         <w:rPr>
           <w:rStyle w:val="Strong"/>
@@ -1033,7 +631,6 @@
         </w:rPr>
         <w:t>dataset</w:t>
       </w:r>
-      <w:proofErr w:type="spellEnd"/>
     </w:p>
     <w:p>
       <w:pPr>
@@ -1060,7 +657,6 @@
         </w:rPr>
         <w:t xml:space="preserve">Com o intuito de explorar diferentes estruturas de dados e suas características, para então comparar seus comportamentos em diferentes situações, o </w:t>
       </w:r>
-      <w:proofErr w:type="spellStart"/>
       <w:r>
         <w:rPr>
           <w:rStyle w:val="Strong"/>
@@ -1074,7 +670,6 @@
         </w:rPr>
         <w:t>dataset</w:t>
       </w:r>
-      <w:proofErr w:type="spellEnd"/>
       <w:r>
         <w:rPr>
           <w:rStyle w:val="Strong"/>
@@ -1086,7 +681,6 @@
         </w:rPr>
         <w:t xml:space="preserve"> deveria permitir essas possibilidades. Para isso, ele deveria 1) Ser grande o suficiente para que as estruturas sejam testadas simulando uma situação real, com muitos dados; 2) Envolver diferentes tipos de variáveis para entender como as estruturas as tratam e dar a possibilidade de realizar operações estatísticas com as estruturas, relacionando as variáveis para através de operações gerar resultados relevantes para o </w:t>
       </w:r>
-      <w:proofErr w:type="spellStart"/>
       <w:r>
         <w:rPr>
           <w:rStyle w:val="Strong"/>
@@ -1100,7 +694,6 @@
         </w:rPr>
         <w:t>dataset</w:t>
       </w:r>
-      <w:proofErr w:type="spellEnd"/>
       <w:r>
         <w:rPr>
           <w:rStyle w:val="Strong"/>
@@ -1123,7 +716,6 @@
         </w:rPr>
         <w:t xml:space="preserve">Com isso em vista, o </w:t>
       </w:r>
-      <w:proofErr w:type="spellStart"/>
       <w:r>
         <w:rPr>
           <w:rStyle w:val="Strong"/>
@@ -1137,7 +729,6 @@
         </w:rPr>
         <w:t>dataset</w:t>
       </w:r>
-      <w:proofErr w:type="spellEnd"/>
       <w:r>
         <w:rPr>
           <w:rStyle w:val="Strong"/>
@@ -1160,85 +751,18 @@
           <w:sz w:val="24"/>
           <w:szCs w:val="24"/>
         </w:rPr>
-        <w:t xml:space="preserve">Internet </w:t>
-      </w:r>
-      <w:proofErr w:type="spellStart"/>
-      <w:r>
-        <w:rPr>
-          <w:rStyle w:val="Strong"/>
-          <w:rFonts w:ascii="Times New Roman" w:hAnsi="Times New Roman" w:cs="Times New Roman"/>
-          <w:b w:val="0"/>
-          <w:bCs w:val="0"/>
-          <w:i/>
-          <w:iCs/>
-          <w:sz w:val="24"/>
-          <w:szCs w:val="24"/>
-        </w:rPr>
-        <w:t>Movie</w:t>
-      </w:r>
-      <w:proofErr w:type="spellEnd"/>
-      <w:r>
-        <w:rPr>
-          <w:rStyle w:val="Strong"/>
-          <w:rFonts w:ascii="Times New Roman" w:hAnsi="Times New Roman" w:cs="Times New Roman"/>
-          <w:b w:val="0"/>
-          <w:bCs w:val="0"/>
-          <w:i/>
-          <w:iCs/>
-          <w:sz w:val="24"/>
-          <w:szCs w:val="24"/>
-        </w:rPr>
-        <w:t xml:space="preserve"> </w:t>
-      </w:r>
-      <w:proofErr w:type="spellStart"/>
-      <w:r>
-        <w:rPr>
-          <w:rStyle w:val="Strong"/>
-          <w:rFonts w:ascii="Times New Roman" w:hAnsi="Times New Roman" w:cs="Times New Roman"/>
-          <w:b w:val="0"/>
-          <w:bCs w:val="0"/>
-          <w:i/>
-          <w:iCs/>
-          <w:sz w:val="24"/>
-          <w:szCs w:val="24"/>
-        </w:rPr>
-        <w:t>Database</w:t>
-      </w:r>
-      <w:proofErr w:type="spellEnd"/>
-      <w:r>
-        <w:rPr>
-          <w:rStyle w:val="Strong"/>
-          <w:rFonts w:ascii="Times New Roman" w:hAnsi="Times New Roman" w:cs="Times New Roman"/>
-          <w:b w:val="0"/>
-          <w:bCs w:val="0"/>
-          <w:sz w:val="24"/>
-          <w:szCs w:val="24"/>
-        </w:rPr>
-        <w:t xml:space="preserve"> (</w:t>
-      </w:r>
-      <w:proofErr w:type="spellStart"/>
-      <w:r>
-        <w:rPr>
-          <w:rStyle w:val="Strong"/>
-          <w:rFonts w:ascii="Times New Roman" w:hAnsi="Times New Roman" w:cs="Times New Roman"/>
-          <w:b w:val="0"/>
-          <w:bCs w:val="0"/>
-          <w:sz w:val="24"/>
-          <w:szCs w:val="24"/>
-        </w:rPr>
-        <w:t>IMDb</w:t>
-      </w:r>
-      <w:proofErr w:type="spellEnd"/>
-      <w:r>
-        <w:rPr>
-          <w:rStyle w:val="Strong"/>
-          <w:rFonts w:ascii="Times New Roman" w:hAnsi="Times New Roman" w:cs="Times New Roman"/>
-          <w:b w:val="0"/>
-          <w:bCs w:val="0"/>
-          <w:sz w:val="24"/>
-          <w:szCs w:val="24"/>
-        </w:rPr>
-        <w:t xml:space="preserve">), plataforma popularmente conhecida por </w:t>
+        <w:t>Internet Movie Database</w:t>
+      </w:r>
+      <w:r>
+        <w:rPr>
+          <w:rStyle w:val="Strong"/>
+          <w:rFonts w:ascii="Times New Roman" w:hAnsi="Times New Roman" w:cs="Times New Roman"/>
+          <w:b w:val="0"/>
+          <w:bCs w:val="0"/>
+          <w:sz w:val="24"/>
+          <w:szCs w:val="24"/>
+        </w:rPr>
+        <w:t xml:space="preserve"> (IMDb), plataforma popularmente conhecida por </w:t>
       </w:r>
       <w:r>
         <w:rPr>
@@ -1307,31 +831,7 @@
           <w:sz w:val="24"/>
           <w:szCs w:val="24"/>
         </w:rPr>
-        <w:t xml:space="preserve"> para compor o </w:t>
-      </w:r>
-      <w:proofErr w:type="spellStart"/>
-      <w:r>
-        <w:rPr>
-          <w:rStyle w:val="Strong"/>
-          <w:rFonts w:ascii="Times New Roman" w:hAnsi="Times New Roman" w:cs="Times New Roman"/>
-          <w:b w:val="0"/>
-          <w:bCs w:val="0"/>
-          <w:sz w:val="24"/>
-          <w:szCs w:val="24"/>
-        </w:rPr>
-        <w:t>dataset</w:t>
-      </w:r>
-      <w:proofErr w:type="spellEnd"/>
-      <w:r>
-        <w:rPr>
-          <w:rStyle w:val="Strong"/>
-          <w:rFonts w:ascii="Times New Roman" w:hAnsi="Times New Roman" w:cs="Times New Roman"/>
-          <w:b w:val="0"/>
-          <w:bCs w:val="0"/>
-          <w:sz w:val="24"/>
-          <w:szCs w:val="24"/>
-        </w:rPr>
-        <w:t xml:space="preserve"> foram</w:t>
+        <w:t xml:space="preserve"> para compor o dataset foram</w:t>
       </w:r>
       <w:r>
         <w:rPr>
@@ -1423,61 +923,7 @@
           <w:sz w:val="24"/>
           <w:szCs w:val="24"/>
         </w:rPr>
-        <w:t>”. O arquivo “</w:t>
-      </w:r>
-      <w:proofErr w:type="spellStart"/>
-      <w:r>
-        <w:rPr>
-          <w:rFonts w:ascii="Times New Roman" w:hAnsi="Times New Roman" w:cs="Times New Roman"/>
-          <w:sz w:val="24"/>
-          <w:szCs w:val="24"/>
-        </w:rPr>
-        <w:t>title.basics</w:t>
-      </w:r>
-      <w:proofErr w:type="spellEnd"/>
-      <w:r>
-        <w:rPr>
-          <w:rFonts w:ascii="Times New Roman" w:hAnsi="Times New Roman" w:cs="Times New Roman"/>
-          <w:sz w:val="24"/>
-          <w:szCs w:val="24"/>
-        </w:rPr>
-        <w:t xml:space="preserve">” contém a maior quantidade, milhares de linhas, pois ele possui todos as mídias registradas no </w:t>
-      </w:r>
-      <w:proofErr w:type="spellStart"/>
-      <w:r>
-        <w:rPr>
-          <w:rFonts w:ascii="Times New Roman" w:hAnsi="Times New Roman" w:cs="Times New Roman"/>
-          <w:sz w:val="24"/>
-          <w:szCs w:val="24"/>
-        </w:rPr>
-        <w:t>IMBd</w:t>
-      </w:r>
-      <w:proofErr w:type="spellEnd"/>
-      <w:r>
-        <w:rPr>
-          <w:rFonts w:ascii="Times New Roman" w:hAnsi="Times New Roman" w:cs="Times New Roman"/>
-          <w:sz w:val="24"/>
-          <w:szCs w:val="24"/>
-        </w:rPr>
-        <w:t>. Já a “</w:t>
-      </w:r>
-      <w:proofErr w:type="spellStart"/>
-      <w:r>
-        <w:rPr>
-          <w:rFonts w:ascii="Times New Roman" w:hAnsi="Times New Roman" w:cs="Times New Roman"/>
-          <w:sz w:val="24"/>
-          <w:szCs w:val="24"/>
-        </w:rPr>
-        <w:t>title.ratings</w:t>
-      </w:r>
-      <w:proofErr w:type="spellEnd"/>
-      <w:r>
-        <w:rPr>
-          <w:rFonts w:ascii="Times New Roman" w:hAnsi="Times New Roman" w:cs="Times New Roman"/>
-          <w:sz w:val="24"/>
-          <w:szCs w:val="24"/>
-        </w:rPr>
-        <w:t xml:space="preserve">” contém menos, nela há todos aqueles que tiveram alguma nota de avaliação. </w:t>
+        <w:t xml:space="preserve">”. O arquivo “title.basics” contém a maior quantidade, milhares de linhas, pois ele possui todos as mídias registradas no IMBd. Já a “title.ratings” contém menos, nela há todos aqueles que tiveram alguma nota de avaliação. </w:t>
       </w:r>
       <w:r>
         <w:rPr>
@@ -1503,7 +949,6 @@
           <w:szCs w:val="24"/>
         </w:rPr>
       </w:pPr>
-      <w:proofErr w:type="spellStart"/>
       <w:r>
         <w:rPr>
           <w:rFonts w:ascii="Times New Roman" w:hAnsi="Times New Roman" w:cs="Times New Roman"/>
@@ -1514,7 +959,6 @@
         </w:rPr>
         <w:t>tconst</w:t>
       </w:r>
-      <w:proofErr w:type="spellEnd"/>
       <w:r>
         <w:rPr>
           <w:rFonts w:ascii="Times New Roman" w:hAnsi="Times New Roman" w:cs="Times New Roman"/>
@@ -1523,7 +967,6 @@
         </w:rPr>
         <w:t xml:space="preserve"> (</w:t>
       </w:r>
-      <w:proofErr w:type="spellStart"/>
       <w:r>
         <w:rPr>
           <w:rFonts w:ascii="Times New Roman" w:hAnsi="Times New Roman" w:cs="Times New Roman"/>
@@ -1534,7 +977,6 @@
         </w:rPr>
         <w:t>string</w:t>
       </w:r>
-      <w:proofErr w:type="spellEnd"/>
       <w:r>
         <w:rPr>
           <w:rFonts w:ascii="Times New Roman" w:hAnsi="Times New Roman" w:cs="Times New Roman"/>
@@ -1559,7 +1001,6 @@
           <w:szCs w:val="24"/>
         </w:rPr>
       </w:pPr>
-      <w:proofErr w:type="spellStart"/>
       <w:r>
         <w:rPr>
           <w:rFonts w:ascii="Times New Roman" w:hAnsi="Times New Roman" w:cs="Times New Roman"/>
@@ -1570,7 +1011,6 @@
         </w:rPr>
         <w:t>titleType</w:t>
       </w:r>
-      <w:proofErr w:type="spellEnd"/>
       <w:r>
         <w:rPr>
           <w:rFonts w:ascii="Times New Roman" w:hAnsi="Times New Roman" w:cs="Times New Roman"/>
@@ -1579,7 +1019,6 @@
         </w:rPr>
         <w:t xml:space="preserve"> (</w:t>
       </w:r>
-      <w:proofErr w:type="spellStart"/>
       <w:r>
         <w:rPr>
           <w:rFonts w:ascii="Times New Roman" w:hAnsi="Times New Roman" w:cs="Times New Roman"/>
@@ -1590,7 +1029,6 @@
         </w:rPr>
         <w:t>string</w:t>
       </w:r>
-      <w:proofErr w:type="spellEnd"/>
       <w:r>
         <w:rPr>
           <w:rFonts w:ascii="Times New Roman" w:hAnsi="Times New Roman" w:cs="Times New Roman"/>
@@ -1613,25 +1051,7 @@
           <w:sz w:val="24"/>
           <w:szCs w:val="24"/>
         </w:rPr>
-        <w:t xml:space="preserve">, episódios de séries, episódios de TV, vídeos, </w:t>
-      </w:r>
-      <w:proofErr w:type="spellStart"/>
-      <w:r>
-        <w:rPr>
-          <w:rFonts w:ascii="Times New Roman" w:hAnsi="Times New Roman" w:cs="Times New Roman"/>
-          <w:sz w:val="24"/>
-          <w:szCs w:val="24"/>
-        </w:rPr>
-        <w:t>etc</w:t>
-      </w:r>
-      <w:proofErr w:type="spellEnd"/>
-      <w:r>
-        <w:rPr>
-          <w:rFonts w:ascii="Times New Roman" w:hAnsi="Times New Roman" w:cs="Times New Roman"/>
-          <w:sz w:val="24"/>
-          <w:szCs w:val="24"/>
-        </w:rPr>
-        <w:t>);</w:t>
+        <w:t>, episódios de séries, episódios de TV, vídeos, etc);</w:t>
       </w:r>
     </w:p>
     <w:p>
@@ -1649,7 +1069,6 @@
           <w:szCs w:val="24"/>
         </w:rPr>
       </w:pPr>
-      <w:proofErr w:type="spellStart"/>
       <w:r>
         <w:rPr>
           <w:rFonts w:ascii="Times New Roman" w:hAnsi="Times New Roman" w:cs="Times New Roman"/>
@@ -1660,7 +1079,6 @@
         </w:rPr>
         <w:t>primaryTitle</w:t>
       </w:r>
-      <w:proofErr w:type="spellEnd"/>
       <w:r>
         <w:rPr>
           <w:rFonts w:ascii="Times New Roman" w:hAnsi="Times New Roman" w:cs="Times New Roman"/>
@@ -1669,7 +1087,6 @@
         </w:rPr>
         <w:t xml:space="preserve"> (</w:t>
       </w:r>
-      <w:proofErr w:type="spellStart"/>
       <w:r>
         <w:rPr>
           <w:rFonts w:ascii="Times New Roman" w:hAnsi="Times New Roman" w:cs="Times New Roman"/>
@@ -1680,7 +1097,6 @@
         </w:rPr>
         <w:t>string</w:t>
       </w:r>
-      <w:proofErr w:type="spellEnd"/>
       <w:r>
         <w:rPr>
           <w:rFonts w:ascii="Times New Roman" w:hAnsi="Times New Roman" w:cs="Times New Roman"/>
@@ -1705,7 +1121,6 @@
           <w:szCs w:val="24"/>
         </w:rPr>
       </w:pPr>
-      <w:proofErr w:type="spellStart"/>
       <w:r>
         <w:rPr>
           <w:rFonts w:ascii="Times New Roman" w:hAnsi="Times New Roman" w:cs="Times New Roman"/>
@@ -1716,7 +1131,6 @@
         </w:rPr>
         <w:t>originalTitle</w:t>
       </w:r>
-      <w:proofErr w:type="spellEnd"/>
       <w:r>
         <w:rPr>
           <w:rFonts w:ascii="Times New Roman" w:hAnsi="Times New Roman" w:cs="Times New Roman"/>
@@ -1725,7 +1139,6 @@
         </w:rPr>
         <w:t xml:space="preserve"> (</w:t>
       </w:r>
-      <w:proofErr w:type="spellStart"/>
       <w:r>
         <w:rPr>
           <w:rFonts w:ascii="Times New Roman" w:hAnsi="Times New Roman" w:cs="Times New Roman"/>
@@ -1736,7 +1149,6 @@
         </w:rPr>
         <w:t>string</w:t>
       </w:r>
-      <w:proofErr w:type="spellEnd"/>
       <w:r>
         <w:rPr>
           <w:rFonts w:ascii="Times New Roman" w:hAnsi="Times New Roman" w:cs="Times New Roman"/>
@@ -1761,7 +1173,6 @@
           <w:szCs w:val="24"/>
         </w:rPr>
       </w:pPr>
-      <w:proofErr w:type="spellStart"/>
       <w:r>
         <w:rPr>
           <w:rFonts w:ascii="Times New Roman" w:hAnsi="Times New Roman" w:cs="Times New Roman"/>
@@ -1772,7 +1183,6 @@
         </w:rPr>
         <w:t>isAdult</w:t>
       </w:r>
-      <w:proofErr w:type="spellEnd"/>
       <w:r>
         <w:rPr>
           <w:rFonts w:ascii="Times New Roman" w:hAnsi="Times New Roman" w:cs="Times New Roman"/>
@@ -1781,7 +1191,6 @@
         </w:rPr>
         <w:t xml:space="preserve"> (</w:t>
       </w:r>
-      <w:proofErr w:type="spellStart"/>
       <w:r>
         <w:rPr>
           <w:rFonts w:ascii="Times New Roman" w:hAnsi="Times New Roman" w:cs="Times New Roman"/>
@@ -1792,7 +1201,6 @@
         </w:rPr>
         <w:t>boolean</w:t>
       </w:r>
-      <w:proofErr w:type="spellEnd"/>
       <w:r>
         <w:rPr>
           <w:rFonts w:ascii="Times New Roman" w:hAnsi="Times New Roman" w:cs="Times New Roman"/>
@@ -1817,7 +1225,6 @@
           <w:szCs w:val="24"/>
         </w:rPr>
       </w:pPr>
-      <w:proofErr w:type="spellStart"/>
       <w:r>
         <w:rPr>
           <w:rFonts w:ascii="Times New Roman" w:hAnsi="Times New Roman" w:cs="Times New Roman"/>
@@ -1828,7 +1235,6 @@
         </w:rPr>
         <w:t>startYear</w:t>
       </w:r>
-      <w:proofErr w:type="spellEnd"/>
       <w:r>
         <w:rPr>
           <w:rFonts w:ascii="Times New Roman" w:hAnsi="Times New Roman" w:cs="Times New Roman"/>
@@ -1853,7 +1259,6 @@
           <w:szCs w:val="24"/>
         </w:rPr>
       </w:pPr>
-      <w:proofErr w:type="spellStart"/>
       <w:r>
         <w:rPr>
           <w:rFonts w:ascii="Times New Roman" w:hAnsi="Times New Roman" w:cs="Times New Roman"/>
@@ -1864,7 +1269,6 @@
         </w:rPr>
         <w:t>endYear</w:t>
       </w:r>
-      <w:proofErr w:type="spellEnd"/>
       <w:r>
         <w:rPr>
           <w:rFonts w:ascii="Times New Roman" w:hAnsi="Times New Roman" w:cs="Times New Roman"/>
@@ -1905,7 +1309,6 @@
           <w:szCs w:val="24"/>
         </w:rPr>
       </w:pPr>
-      <w:proofErr w:type="spellStart"/>
       <w:r>
         <w:rPr>
           <w:rFonts w:ascii="Times New Roman" w:hAnsi="Times New Roman" w:cs="Times New Roman"/>
@@ -1916,7 +1319,6 @@
         </w:rPr>
         <w:t>runtimeMinutes</w:t>
       </w:r>
-      <w:proofErr w:type="spellEnd"/>
       <w:r>
         <w:rPr>
           <w:rFonts w:ascii="Times New Roman" w:hAnsi="Times New Roman" w:cs="Times New Roman"/>
@@ -1941,7 +1343,6 @@
           <w:szCs w:val="24"/>
         </w:rPr>
       </w:pPr>
-      <w:proofErr w:type="spellStart"/>
       <w:r>
         <w:rPr>
           <w:rFonts w:ascii="Times New Roman" w:hAnsi="Times New Roman" w:cs="Times New Roman"/>
@@ -1952,7 +1353,6 @@
         </w:rPr>
         <w:t>genres</w:t>
       </w:r>
-      <w:proofErr w:type="spellEnd"/>
       <w:r>
         <w:rPr>
           <w:rFonts w:ascii="Times New Roman" w:hAnsi="Times New Roman" w:cs="Times New Roman"/>
@@ -1961,40 +1361,16 @@
         </w:rPr>
         <w:t xml:space="preserve"> (</w:t>
       </w:r>
-      <w:proofErr w:type="spellStart"/>
-      <w:r>
-        <w:rPr>
-          <w:rFonts w:ascii="Times New Roman" w:hAnsi="Times New Roman" w:cs="Times New Roman"/>
-          <w:i/>
-          <w:iCs/>
-          <w:sz w:val="24"/>
-          <w:szCs w:val="24"/>
-        </w:rPr>
-        <w:t>string</w:t>
-      </w:r>
-      <w:proofErr w:type="spellEnd"/>
-      <w:r>
-        <w:rPr>
-          <w:rFonts w:ascii="Times New Roman" w:hAnsi="Times New Roman" w:cs="Times New Roman"/>
-          <w:i/>
-          <w:iCs/>
-          <w:sz w:val="24"/>
-          <w:szCs w:val="24"/>
-        </w:rPr>
-        <w:t xml:space="preserve"> </w:t>
-      </w:r>
-      <w:proofErr w:type="spellStart"/>
-      <w:r>
-        <w:rPr>
-          <w:rFonts w:ascii="Times New Roman" w:hAnsi="Times New Roman" w:cs="Times New Roman"/>
-          <w:i/>
-          <w:iCs/>
-          <w:sz w:val="24"/>
-          <w:szCs w:val="24"/>
-        </w:rPr>
-        <w:t>array</w:t>
-      </w:r>
-      <w:proofErr w:type="spellEnd"/>
+      <w:r>
+        <w:rPr>
+          <w:rFonts w:ascii="Times New Roman" w:hAnsi="Times New Roman" w:cs="Times New Roman"/>
+          <w:i/>
+          <w:iCs/>
+          <w:sz w:val="24"/>
+          <w:szCs w:val="24"/>
+        </w:rPr>
+        <w:t>string array</w:t>
+      </w:r>
       <w:r>
         <w:rPr>
           <w:rFonts w:ascii="Times New Roman" w:hAnsi="Times New Roman" w:cs="Times New Roman"/>
@@ -2019,7 +1395,6 @@
           <w:szCs w:val="24"/>
         </w:rPr>
       </w:pPr>
-      <w:proofErr w:type="spellStart"/>
       <w:r>
         <w:rPr>
           <w:rFonts w:ascii="Times New Roman" w:hAnsi="Times New Roman" w:cs="Times New Roman"/>
@@ -2030,7 +1405,6 @@
         </w:rPr>
         <w:t>averageRating</w:t>
       </w:r>
-      <w:proofErr w:type="spellEnd"/>
       <w:r>
         <w:rPr>
           <w:rFonts w:ascii="Times New Roman" w:hAnsi="Times New Roman" w:cs="Times New Roman"/>
@@ -2055,7 +1429,6 @@
           <w:szCs w:val="24"/>
         </w:rPr>
       </w:pPr>
-      <w:proofErr w:type="spellStart"/>
       <w:r>
         <w:rPr>
           <w:rFonts w:ascii="Times New Roman" w:hAnsi="Times New Roman" w:cs="Times New Roman"/>
@@ -2066,7 +1439,6 @@
         </w:rPr>
         <w:t>numVotes</w:t>
       </w:r>
-      <w:proofErr w:type="spellEnd"/>
       <w:r>
         <w:rPr>
           <w:rFonts w:ascii="Times New Roman" w:hAnsi="Times New Roman" w:cs="Times New Roman"/>
@@ -2097,7 +1469,6 @@
         </w:rPr>
         <w:t xml:space="preserve">Portanto, o </w:t>
       </w:r>
-      <w:proofErr w:type="spellStart"/>
       <w:r>
         <w:rPr>
           <w:rFonts w:ascii="Times New Roman" w:hAnsi="Times New Roman" w:cs="Times New Roman"/>
@@ -2108,7 +1479,6 @@
         </w:rPr>
         <w:t>dataset</w:t>
       </w:r>
-      <w:proofErr w:type="spellEnd"/>
       <w:r>
         <w:rPr>
           <w:rFonts w:ascii="Times New Roman" w:hAnsi="Times New Roman" w:cs="Times New Roman"/>
@@ -2223,7 +1593,6 @@
         </w:rPr>
         <w:t xml:space="preserve">O </w:t>
       </w:r>
-      <w:proofErr w:type="spellStart"/>
       <w:r>
         <w:rPr>
           <w:rStyle w:val="Strong"/>
@@ -2237,7 +1606,6 @@
         </w:rPr>
         <w:t>dataset</w:t>
       </w:r>
-      <w:proofErr w:type="spellEnd"/>
       <w:r>
         <w:rPr>
           <w:rStyle w:val="Strong"/>
@@ -2249,7 +1617,6 @@
         </w:rPr>
         <w:t xml:space="preserve"> foi gerado mesclando os dois arquivos por meio da técnica </w:t>
       </w:r>
-      <w:proofErr w:type="spellStart"/>
       <w:r>
         <w:rPr>
           <w:rStyle w:val="Strong"/>
@@ -2263,7 +1630,6 @@
         </w:rPr>
         <w:t>inner-join</w:t>
       </w:r>
-      <w:proofErr w:type="spellEnd"/>
       <w:r>
         <w:rPr>
           <w:rStyle w:val="Strong"/>
@@ -2286,7 +1652,6 @@
         </w:rPr>
         <w:t xml:space="preserve">Esse filtro foi feito focando na variável </w:t>
       </w:r>
-      <w:proofErr w:type="spellStart"/>
       <w:r>
         <w:rPr>
           <w:rStyle w:val="Strong"/>
@@ -2300,7 +1665,6 @@
         </w:rPr>
         <w:t>tconst</w:t>
       </w:r>
-      <w:proofErr w:type="spellEnd"/>
       <w:r>
         <w:rPr>
           <w:rStyle w:val="Strong"/>
@@ -2312,7 +1676,6 @@
         </w:rPr>
         <w:t xml:space="preserve"> (identificador alfanumérico único). Esse tratamento é importante porque as operações que foram feitas com os dados além das básicas (buscar, remover, inserir) envolviam, em sua maioria, as notas, então tratar isso no </w:t>
       </w:r>
-      <w:proofErr w:type="spellStart"/>
       <w:r>
         <w:rPr>
           <w:rStyle w:val="Strong"/>
@@ -2326,7 +1689,6 @@
         </w:rPr>
         <w:t>dataset</w:t>
       </w:r>
-      <w:proofErr w:type="spellEnd"/>
       <w:r>
         <w:rPr>
           <w:rStyle w:val="Strong"/>
@@ -2404,27 +1766,8 @@
           <w:sz w:val="24"/>
           <w:szCs w:val="24"/>
         </w:rPr>
-        <w:t>Ademais, essa união foi feita para um arquivo do tipo “.</w:t>
-      </w:r>
-      <w:proofErr w:type="spellStart"/>
-      <w:r>
-        <w:rPr>
-          <w:rFonts w:ascii="Times New Roman" w:hAnsi="Times New Roman" w:cs="Times New Roman"/>
-          <w:sz w:val="24"/>
-          <w:szCs w:val="24"/>
-        </w:rPr>
-        <w:t>tsv</w:t>
-      </w:r>
-      <w:proofErr w:type="spellEnd"/>
-      <w:r>
-        <w:rPr>
-          <w:rFonts w:ascii="Times New Roman" w:hAnsi="Times New Roman" w:cs="Times New Roman"/>
-          <w:sz w:val="24"/>
-          <w:szCs w:val="24"/>
-        </w:rPr>
-        <w:t xml:space="preserve">”, separando os dados do mesmo título por </w:t>
-      </w:r>
-      <w:proofErr w:type="spellStart"/>
+        <w:t xml:space="preserve">Ademais, essa união foi feita para um arquivo do tipo “.tsv”, separando os dados do mesmo título por </w:t>
+      </w:r>
       <w:r>
         <w:rPr>
           <w:rFonts w:ascii="Times New Roman" w:hAnsi="Times New Roman" w:cs="Times New Roman"/>
@@ -2435,7 +1778,6 @@
         </w:rPr>
         <w:t>tabs</w:t>
       </w:r>
-      <w:proofErr w:type="spellEnd"/>
       <w:r>
         <w:rPr>
           <w:rFonts w:ascii="Times New Roman" w:hAnsi="Times New Roman" w:cs="Times New Roman"/>
@@ -2458,25 +1800,7 @@
           <w:sz w:val="24"/>
           <w:szCs w:val="24"/>
         </w:rPr>
-        <w:t>\t’. O campo referente a gênero, se houver mais de 1, no arquivo original eles são divididos por vírgula. Sendo assim, não é viável converter para um arquivo “.</w:t>
-      </w:r>
-      <w:proofErr w:type="spellStart"/>
-      <w:r>
-        <w:rPr>
-          <w:rFonts w:ascii="Times New Roman" w:hAnsi="Times New Roman" w:cs="Times New Roman"/>
-          <w:sz w:val="24"/>
-          <w:szCs w:val="24"/>
-        </w:rPr>
-        <w:t>csv</w:t>
-      </w:r>
-      <w:proofErr w:type="spellEnd"/>
-      <w:r>
-        <w:rPr>
-          <w:rFonts w:ascii="Times New Roman" w:hAnsi="Times New Roman" w:cs="Times New Roman"/>
-          <w:sz w:val="24"/>
-          <w:szCs w:val="24"/>
-        </w:rPr>
-        <w:t>” já que o algoritmo não saberá reconhecer vírgula para separar dados e vírgula para separar gêneros diferentes.</w:t>
+        <w:t>\t’. O campo referente a gênero, se houver mais de 1, no arquivo original eles são divididos por vírgula. Sendo assim, não é viável converter para um arquivo “.csv” já que o algoritmo não saberá reconhecer vírgula para separar dados e vírgula para separar gêneros diferentes.</w:t>
       </w:r>
     </w:p>
     <w:p>
@@ -2498,7 +1822,6 @@
         </w:rPr>
         <w:t xml:space="preserve">Junto a isso, outros tratamentos foram feitos com o objetivo de tornar o </w:t>
       </w:r>
-      <w:proofErr w:type="spellStart"/>
       <w:r>
         <w:rPr>
           <w:rFonts w:ascii="Times New Roman" w:hAnsi="Times New Roman" w:cs="Times New Roman"/>
@@ -2509,34 +1832,14 @@
         </w:rPr>
         <w:t>dataset</w:t>
       </w:r>
-      <w:proofErr w:type="spellEnd"/>
-      <w:r>
-        <w:rPr>
-          <w:rFonts w:ascii="Times New Roman" w:hAnsi="Times New Roman" w:cs="Times New Roman"/>
-          <w:sz w:val="24"/>
-          <w:szCs w:val="24"/>
-        </w:rPr>
-        <w:t xml:space="preserve"> mais “limpo” e dentro dos objetivos das operações estatísticas extras escolhidas. Dos 1.683.530 títulos, cerca de 51% (865.094) eram episódios de tv. Nas análises escolhidas, que serão explicadas na seção a seguir, não têm nenhum foco em episódios e incluir eles em análises junto com filmes, curtas, documentários gerará falsos resultados. Eles não são projetos “</w:t>
-      </w:r>
-      <w:proofErr w:type="spellStart"/>
-      <w:r>
-        <w:rPr>
-          <w:rFonts w:ascii="Times New Roman" w:hAnsi="Times New Roman" w:cs="Times New Roman"/>
-          <w:sz w:val="24"/>
-          <w:szCs w:val="24"/>
-        </w:rPr>
-        <w:t>standalone</w:t>
-      </w:r>
-      <w:proofErr w:type="spellEnd"/>
-      <w:r>
-        <w:rPr>
-          <w:rFonts w:ascii="Times New Roman" w:hAnsi="Times New Roman" w:cs="Times New Roman"/>
-          <w:sz w:val="24"/>
-          <w:szCs w:val="24"/>
-        </w:rPr>
-        <w:t xml:space="preserve">” são partes de um trabalho maior, trabalho esse que já está no </w:t>
-      </w:r>
-      <w:proofErr w:type="spellStart"/>
+      <w:r>
+        <w:rPr>
+          <w:rFonts w:ascii="Times New Roman" w:hAnsi="Times New Roman" w:cs="Times New Roman"/>
+          <w:sz w:val="24"/>
+          <w:szCs w:val="24"/>
+        </w:rPr>
+        <w:t xml:space="preserve"> mais “limpo” e dentro dos objetivos das operações estatísticas extras escolhidas. Dos 1.683.530 títulos, cerca de 51% (865.094) eram episódios de tv. Nas análises escolhidas, que serão explicadas na seção a seguir, não têm nenhum foco em episódios e incluir eles em análises junto com filmes, curtas, documentários gerará falsos resultados. Eles não são projetos “standalone” são partes de um trabalho maior, trabalho esse que já está no </w:t>
+      </w:r>
       <w:r>
         <w:rPr>
           <w:rFonts w:ascii="Times New Roman" w:hAnsi="Times New Roman" w:cs="Times New Roman"/>
@@ -2547,7 +1850,6 @@
         </w:rPr>
         <w:t>dataset</w:t>
       </w:r>
-      <w:proofErr w:type="spellEnd"/>
       <w:r>
         <w:rPr>
           <w:rFonts w:ascii="Times New Roman" w:hAnsi="Times New Roman" w:cs="Times New Roman"/>
@@ -2617,25 +1919,7 @@
           <w:sz w:val="24"/>
           <w:szCs w:val="24"/>
         </w:rPr>
-        <w:t xml:space="preserve">Por fim, o </w:t>
-      </w:r>
-      <w:proofErr w:type="spellStart"/>
-      <w:r>
-        <w:rPr>
-          <w:rFonts w:ascii="Times New Roman" w:hAnsi="Times New Roman" w:cs="Times New Roman"/>
-          <w:sz w:val="24"/>
-          <w:szCs w:val="24"/>
-        </w:rPr>
-        <w:t>dataset</w:t>
-      </w:r>
-      <w:proofErr w:type="spellEnd"/>
-      <w:r>
-        <w:rPr>
-          <w:rFonts w:ascii="Times New Roman" w:hAnsi="Times New Roman" w:cs="Times New Roman"/>
-          <w:sz w:val="24"/>
-          <w:szCs w:val="24"/>
-        </w:rPr>
-        <w:t xml:space="preserve"> ficou com 818.436 linhas, o que ainda é um número considerável e suficiente para o escopo do trabalho.</w:t>
+        <w:t>Por fim, o dataset ficou com 818.436 linhas, o que ainda é um número considerável e suficiente para o escopo do trabalho.</w:t>
       </w:r>
     </w:p>
     <w:p>
@@ -2822,31 +2106,7 @@
           <w:sz w:val="24"/>
           <w:szCs w:val="24"/>
         </w:rPr>
-        <w:t xml:space="preserve"> – Inserir uma mídia ou atualizá-la se ela já estiver no </w:t>
-      </w:r>
-      <w:proofErr w:type="spellStart"/>
-      <w:r>
-        <w:rPr>
-          <w:rStyle w:val="Strong"/>
-          <w:rFonts w:ascii="Times New Roman" w:hAnsi="Times New Roman" w:cs="Times New Roman"/>
-          <w:b w:val="0"/>
-          <w:bCs w:val="0"/>
-          <w:sz w:val="24"/>
-          <w:szCs w:val="24"/>
-        </w:rPr>
-        <w:t>dataset</w:t>
-      </w:r>
-      <w:proofErr w:type="spellEnd"/>
-      <w:r>
-        <w:rPr>
-          <w:rStyle w:val="Strong"/>
-          <w:rFonts w:ascii="Times New Roman" w:hAnsi="Times New Roman" w:cs="Times New Roman"/>
-          <w:b w:val="0"/>
-          <w:bCs w:val="0"/>
-          <w:sz w:val="24"/>
-          <w:szCs w:val="24"/>
-        </w:rPr>
-        <w:t>;</w:t>
+        <w:t xml:space="preserve"> – Inserir uma mídia ou atualizá-la se ela já estiver no dataset;</w:t>
       </w:r>
     </w:p>
     <w:p>
@@ -3102,7 +2362,6 @@
         </w:rPr>
         <w:t xml:space="preserve">As operações de busca, inserção e remoção são feitas pelo código alfanumérico único de cada título. Já nas operações adicionais, primeiro a ferramenta de autocompletar, ela funciona pelo prefixo da palavra. O usuário pesquisa pelo prefixo de um título e o programa procura pelo </w:t>
       </w:r>
-      <w:proofErr w:type="spellStart"/>
       <w:r>
         <w:rPr>
           <w:rStyle w:val="Strong"/>
@@ -3116,41 +2375,16 @@
         </w:rPr>
         <w:t>primaryTitle</w:t>
       </w:r>
-      <w:proofErr w:type="spellEnd"/>
-      <w:r>
-        <w:rPr>
-          <w:rStyle w:val="Strong"/>
-          <w:rFonts w:ascii="Times New Roman" w:hAnsi="Times New Roman" w:cs="Times New Roman"/>
-          <w:b w:val="0"/>
-          <w:bCs w:val="0"/>
-          <w:sz w:val="24"/>
-          <w:szCs w:val="24"/>
-        </w:rPr>
-        <w:t xml:space="preserve"> e devolve títulos que completam (número de títulos devolvidos como resultado da pesquisado é limitado, mas esse limite pode ser aumentado); por exemplo, digitar inserir “Star” o programa devolve “Stark Love”, “Stark Mad” entre outros, junto com o ano de lançamento e a nota respectiva dos títulos. Em gêneros em alta por década, o algoritmo busca da década de 1980 até 2020 os gêneros mais predominantes, mais foram produzidos. Nessa operação, é importante destacar que nos arquivos da </w:t>
-      </w:r>
-      <w:proofErr w:type="spellStart"/>
-      <w:r>
-        <w:rPr>
-          <w:rStyle w:val="Strong"/>
-          <w:rFonts w:ascii="Times New Roman" w:hAnsi="Times New Roman" w:cs="Times New Roman"/>
-          <w:b w:val="0"/>
-          <w:bCs w:val="0"/>
-          <w:sz w:val="24"/>
-          <w:szCs w:val="24"/>
-        </w:rPr>
-        <w:t>IMDb</w:t>
-      </w:r>
-      <w:proofErr w:type="spellEnd"/>
-      <w:r>
-        <w:rPr>
-          <w:rStyle w:val="Strong"/>
-          <w:rFonts w:ascii="Times New Roman" w:hAnsi="Times New Roman" w:cs="Times New Roman"/>
-          <w:b w:val="0"/>
-          <w:bCs w:val="0"/>
-          <w:sz w:val="24"/>
-          <w:szCs w:val="24"/>
-        </w:rPr>
-        <w:t xml:space="preserve">, eles consideram “short” (curta-metragem) como um gênero, por isso foi construído para que o algoritmo ignore o gênero “short”. A previsão do próximo gênero em alta é feita com uma extrapolação linear simples. </w:t>
+      <w:r>
+        <w:rPr>
+          <w:rStyle w:val="Strong"/>
+          <w:rFonts w:ascii="Times New Roman" w:hAnsi="Times New Roman" w:cs="Times New Roman"/>
+          <w:b w:val="0"/>
+          <w:bCs w:val="0"/>
+          <w:sz w:val="24"/>
+          <w:szCs w:val="24"/>
+        </w:rPr>
+        <w:t xml:space="preserve"> e devolve títulos que completam (número de títulos devolvidos como resultado da pesquisado é limitado, mas esse limite pode ser aumentado); por exemplo, digitar inserir “Star” o programa devolve “Stark Love”, “Stark Mad” entre outros, junto com o ano de lançamento e a nota respectiva dos títulos. Em gêneros em alta por década, o algoritmo busca da década de 1980 até 2020 os gêneros mais predominantes, mais foram produzidos. Nessa operação, é importante destacar que nos arquivos da IMDb, eles consideram “short” (curta-metragem) como um gênero, por isso foi construído para que o algoritmo ignore o gênero “short”. A previsão do próximo gênero em alta é feita com uma extrapolação linear simples. </w:t>
       </w:r>
     </w:p>
     <w:p>
@@ -3211,7 +2445,6 @@
         </w:rPr>
         <w:t xml:space="preserve">a variável </w:t>
       </w:r>
-      <w:proofErr w:type="spellStart"/>
       <w:r>
         <w:rPr>
           <w:rStyle w:val="Strong"/>
@@ -3225,7 +2458,6 @@
         </w:rPr>
         <w:t>runtimeMinutes</w:t>
       </w:r>
-      <w:proofErr w:type="spellEnd"/>
       <w:r>
         <w:rPr>
           <w:rStyle w:val="Strong"/>
@@ -3299,31 +2531,7 @@
           <w:sz w:val="24"/>
           <w:szCs w:val="24"/>
         </w:rPr>
-        <w:t xml:space="preserve">Essas são operações semelhantes que websites de avaliação fazem com seus dados, como o próprio </w:t>
-      </w:r>
-      <w:proofErr w:type="spellStart"/>
-      <w:r>
-        <w:rPr>
-          <w:rStyle w:val="Strong"/>
-          <w:rFonts w:ascii="Times New Roman" w:hAnsi="Times New Roman" w:cs="Times New Roman"/>
-          <w:b w:val="0"/>
-          <w:bCs w:val="0"/>
-          <w:sz w:val="24"/>
-          <w:szCs w:val="24"/>
-        </w:rPr>
-        <w:t>IMDb</w:t>
-      </w:r>
-      <w:proofErr w:type="spellEnd"/>
-      <w:r>
-        <w:rPr>
-          <w:rStyle w:val="Strong"/>
-          <w:rFonts w:ascii="Times New Roman" w:hAnsi="Times New Roman" w:cs="Times New Roman"/>
-          <w:b w:val="0"/>
-          <w:bCs w:val="0"/>
-          <w:sz w:val="24"/>
-          <w:szCs w:val="24"/>
-        </w:rPr>
-        <w:t>. Porém</w:t>
+        <w:t>Essas são operações semelhantes que websites de avaliação fazem com seus dados, como o próprio IMDb. Porém</w:t>
       </w:r>
       <w:r>
         <w:rPr>
@@ -3507,224 +2715,164 @@
         </w:rPr>
         <w:t xml:space="preserve">mples, </w:t>
       </w:r>
-      <w:proofErr w:type="spellStart"/>
-      <w:r>
-        <w:rPr>
-          <w:rStyle w:val="Strong"/>
-          <w:rFonts w:ascii="Times New Roman" w:hAnsi="Times New Roman" w:cs="Times New Roman"/>
-          <w:b w:val="0"/>
-          <w:bCs w:val="0"/>
-          <w:i/>
-          <w:iCs/>
-          <w:sz w:val="24"/>
-          <w:szCs w:val="24"/>
-        </w:rPr>
-        <w:t>Hash</w:t>
-      </w:r>
-      <w:proofErr w:type="spellEnd"/>
-      <w:r>
-        <w:rPr>
-          <w:rStyle w:val="Strong"/>
-          <w:rFonts w:ascii="Times New Roman" w:hAnsi="Times New Roman" w:cs="Times New Roman"/>
-          <w:b w:val="0"/>
-          <w:bCs w:val="0"/>
-          <w:i/>
-          <w:iCs/>
+      <w:r>
+        <w:rPr>
+          <w:rStyle w:val="Strong"/>
+          <w:rFonts w:ascii="Times New Roman" w:hAnsi="Times New Roman" w:cs="Times New Roman"/>
+          <w:b w:val="0"/>
+          <w:bCs w:val="0"/>
+          <w:i/>
+          <w:iCs/>
+          <w:sz w:val="24"/>
+          <w:szCs w:val="24"/>
+        </w:rPr>
+        <w:t>Hash Table</w:t>
+      </w:r>
+      <w:r>
+        <w:rPr>
+          <w:rStyle w:val="Strong"/>
+          <w:rFonts w:ascii="Times New Roman" w:hAnsi="Times New Roman" w:cs="Times New Roman"/>
+          <w:b w:val="0"/>
+          <w:bCs w:val="0"/>
+          <w:sz w:val="24"/>
+          <w:szCs w:val="24"/>
+        </w:rPr>
+        <w:t xml:space="preserve"> e Árvore AVL. A lista ligada simples foi escolhida para representar uma estrutura simples que não se destaca em nenhuma das operações</w:t>
+      </w:r>
+      <w:r>
+        <w:rPr>
+          <w:rStyle w:val="Strong"/>
+          <w:rFonts w:ascii="Times New Roman" w:hAnsi="Times New Roman" w:cs="Times New Roman"/>
+          <w:b w:val="0"/>
+          <w:bCs w:val="0"/>
+          <w:sz w:val="24"/>
+          <w:szCs w:val="24"/>
+        </w:rPr>
+        <w:t>, mas é importante para destacar a vantagem das outras</w:t>
+      </w:r>
+      <w:r>
+        <w:rPr>
+          <w:rStyle w:val="Strong"/>
+          <w:rFonts w:ascii="Times New Roman" w:hAnsi="Times New Roman" w:cs="Times New Roman"/>
+          <w:b w:val="0"/>
+          <w:bCs w:val="0"/>
+          <w:sz w:val="24"/>
+          <w:szCs w:val="24"/>
+        </w:rPr>
+        <w:t>.</w:t>
+      </w:r>
+      <w:r>
+        <w:rPr>
+          <w:rStyle w:val="Strong"/>
+          <w:rFonts w:ascii="Times New Roman" w:hAnsi="Times New Roman" w:cs="Times New Roman"/>
+          <w:b w:val="0"/>
+          <w:bCs w:val="0"/>
+          <w:sz w:val="24"/>
+          <w:szCs w:val="24"/>
+        </w:rPr>
+        <w:t xml:space="preserve"> Ela possui complexidade de memória O(n), pois é necessário um nó novo para cada dado e complexidade de tempo O(n) – em média – para busca. Sua única “vantagem” seria inserção que se for no início da lista é O(1).</w:t>
+      </w:r>
+      <w:r>
+        <w:rPr>
+          <w:rStyle w:val="Strong"/>
+          <w:rFonts w:ascii="Times New Roman" w:hAnsi="Times New Roman" w:cs="Times New Roman"/>
+          <w:b w:val="0"/>
+          <w:bCs w:val="0"/>
+          <w:sz w:val="24"/>
+          <w:szCs w:val="24"/>
+        </w:rPr>
+        <w:t xml:space="preserve"> A </w:t>
+      </w:r>
+      <w:r>
+        <w:rPr>
+          <w:rStyle w:val="Strong"/>
+          <w:rFonts w:ascii="Times New Roman" w:hAnsi="Times New Roman" w:cs="Times New Roman"/>
+          <w:b w:val="0"/>
+          <w:bCs w:val="0"/>
+          <w:i/>
+          <w:iCs/>
+          <w:sz w:val="24"/>
+          <w:szCs w:val="24"/>
+        </w:rPr>
+        <w:t>Hash Table</w:t>
+      </w:r>
+      <w:r>
+        <w:rPr>
+          <w:rStyle w:val="Strong"/>
+          <w:rFonts w:ascii="Times New Roman" w:hAnsi="Times New Roman" w:cs="Times New Roman"/>
+          <w:b w:val="0"/>
+          <w:bCs w:val="0"/>
+          <w:sz w:val="24"/>
+          <w:szCs w:val="24"/>
+        </w:rPr>
+        <w:t xml:space="preserve"> foi escolhida pois ela é </w:t>
+      </w:r>
+      <w:r>
+        <w:rPr>
+          <w:rStyle w:val="Strong"/>
+          <w:rFonts w:ascii="Times New Roman" w:hAnsi="Times New Roman" w:cs="Times New Roman"/>
+          <w:b w:val="0"/>
+          <w:bCs w:val="0"/>
+          <w:sz w:val="24"/>
+          <w:szCs w:val="24"/>
+        </w:rPr>
+        <w:t>a rápida para</w:t>
+      </w:r>
+      <w:r>
+        <w:rPr>
+          <w:rStyle w:val="Strong"/>
+          <w:rFonts w:ascii="Times New Roman" w:hAnsi="Times New Roman" w:cs="Times New Roman"/>
+          <w:b w:val="0"/>
+          <w:bCs w:val="0"/>
+          <w:sz w:val="24"/>
+          <w:szCs w:val="24"/>
+        </w:rPr>
+        <w:t xml:space="preserve"> busca</w:t>
+      </w:r>
+      <w:r>
+        <w:rPr>
+          <w:rStyle w:val="Strong"/>
+          <w:rFonts w:ascii="Times New Roman" w:hAnsi="Times New Roman" w:cs="Times New Roman"/>
+          <w:b w:val="0"/>
+          <w:bCs w:val="0"/>
+          <w:sz w:val="24"/>
+          <w:szCs w:val="24"/>
+        </w:rPr>
+        <w:t>, remoção e inserção</w:t>
+      </w:r>
+      <w:r>
+        <w:rPr>
+          <w:rStyle w:val="Strong"/>
+          <w:rFonts w:ascii="Times New Roman" w:hAnsi="Times New Roman" w:cs="Times New Roman"/>
+          <w:b w:val="0"/>
+          <w:bCs w:val="0"/>
+          <w:sz w:val="24"/>
+          <w:szCs w:val="24"/>
+        </w:rPr>
+        <w:t xml:space="preserve"> de um dado específico O(1)</w:t>
+      </w:r>
+      <w:r>
+        <w:rPr>
+          <w:rStyle w:val="Strong"/>
+          <w:rFonts w:ascii="Times New Roman" w:hAnsi="Times New Roman" w:cs="Times New Roman"/>
+          <w:b w:val="0"/>
+          <w:bCs w:val="0"/>
+          <w:sz w:val="24"/>
+          <w:szCs w:val="24"/>
+        </w:rPr>
+        <w:t>, em média;</w:t>
+      </w:r>
+      <w:r>
+        <w:rPr>
+          <w:rStyle w:val="Strong"/>
+          <w:rFonts w:ascii="Times New Roman" w:hAnsi="Times New Roman" w:cs="Times New Roman"/>
+          <w:b w:val="0"/>
+          <w:bCs w:val="0"/>
           <w:sz w:val="24"/>
           <w:szCs w:val="24"/>
         </w:rPr>
         <w:t xml:space="preserve"> </w:t>
       </w:r>
-      <w:proofErr w:type="spellStart"/>
-      <w:r>
-        <w:rPr>
-          <w:rStyle w:val="Strong"/>
-          <w:rFonts w:ascii="Times New Roman" w:hAnsi="Times New Roman" w:cs="Times New Roman"/>
-          <w:b w:val="0"/>
-          <w:bCs w:val="0"/>
-          <w:i/>
-          <w:iCs/>
-          <w:sz w:val="24"/>
-          <w:szCs w:val="24"/>
-        </w:rPr>
-        <w:t>Table</w:t>
-      </w:r>
-      <w:proofErr w:type="spellEnd"/>
-      <w:r>
-        <w:rPr>
-          <w:rStyle w:val="Strong"/>
-          <w:rFonts w:ascii="Times New Roman" w:hAnsi="Times New Roman" w:cs="Times New Roman"/>
-          <w:b w:val="0"/>
-          <w:bCs w:val="0"/>
-          <w:sz w:val="24"/>
-          <w:szCs w:val="24"/>
-        </w:rPr>
-        <w:t xml:space="preserve"> e Árvore AVL. A lista ligada simples foi escolhida para representar uma estrutura simples que não se destaca em nenhuma das operações</w:t>
-      </w:r>
-      <w:r>
-        <w:rPr>
-          <w:rStyle w:val="Strong"/>
-          <w:rFonts w:ascii="Times New Roman" w:hAnsi="Times New Roman" w:cs="Times New Roman"/>
-          <w:b w:val="0"/>
-          <w:bCs w:val="0"/>
-          <w:sz w:val="24"/>
-          <w:szCs w:val="24"/>
-        </w:rPr>
-        <w:t>, mas é importante para destacar a vantagem das outras</w:t>
-      </w:r>
-      <w:r>
-        <w:rPr>
-          <w:rStyle w:val="Strong"/>
-          <w:rFonts w:ascii="Times New Roman" w:hAnsi="Times New Roman" w:cs="Times New Roman"/>
-          <w:b w:val="0"/>
-          <w:bCs w:val="0"/>
-          <w:sz w:val="24"/>
-          <w:szCs w:val="24"/>
-        </w:rPr>
-        <w:t>.</w:t>
-      </w:r>
-      <w:r>
-        <w:rPr>
-          <w:rStyle w:val="Strong"/>
-          <w:rFonts w:ascii="Times New Roman" w:hAnsi="Times New Roman" w:cs="Times New Roman"/>
-          <w:b w:val="0"/>
-          <w:bCs w:val="0"/>
-          <w:sz w:val="24"/>
-          <w:szCs w:val="24"/>
-        </w:rPr>
-        <w:t xml:space="preserve"> Ela possui complexidade de memória O(n), pois é necessário um nó novo para cada dado e complexidade de tempo O(n) – em média – para busca. Sua única “vantagem” seria inserção que se for no início da lista é O(1).</w:t>
-      </w:r>
-      <w:r>
-        <w:rPr>
-          <w:rStyle w:val="Strong"/>
-          <w:rFonts w:ascii="Times New Roman" w:hAnsi="Times New Roman" w:cs="Times New Roman"/>
-          <w:b w:val="0"/>
-          <w:bCs w:val="0"/>
-          <w:sz w:val="24"/>
-          <w:szCs w:val="24"/>
-        </w:rPr>
-        <w:t xml:space="preserve"> A </w:t>
-      </w:r>
-      <w:proofErr w:type="spellStart"/>
-      <w:r>
-        <w:rPr>
-          <w:rStyle w:val="Strong"/>
-          <w:rFonts w:ascii="Times New Roman" w:hAnsi="Times New Roman" w:cs="Times New Roman"/>
-          <w:b w:val="0"/>
-          <w:bCs w:val="0"/>
-          <w:i/>
-          <w:iCs/>
-          <w:sz w:val="24"/>
-          <w:szCs w:val="24"/>
-        </w:rPr>
-        <w:t>Hash</w:t>
-      </w:r>
-      <w:proofErr w:type="spellEnd"/>
-      <w:r>
-        <w:rPr>
-          <w:rStyle w:val="Strong"/>
-          <w:rFonts w:ascii="Times New Roman" w:hAnsi="Times New Roman" w:cs="Times New Roman"/>
-          <w:b w:val="0"/>
-          <w:bCs w:val="0"/>
-          <w:i/>
-          <w:iCs/>
-          <w:sz w:val="24"/>
-          <w:szCs w:val="24"/>
-        </w:rPr>
-        <w:t xml:space="preserve"> </w:t>
-      </w:r>
-      <w:proofErr w:type="spellStart"/>
-      <w:r>
-        <w:rPr>
-          <w:rStyle w:val="Strong"/>
-          <w:rFonts w:ascii="Times New Roman" w:hAnsi="Times New Roman" w:cs="Times New Roman"/>
-          <w:b w:val="0"/>
-          <w:bCs w:val="0"/>
-          <w:i/>
-          <w:iCs/>
-          <w:sz w:val="24"/>
-          <w:szCs w:val="24"/>
-        </w:rPr>
-        <w:t>Table</w:t>
-      </w:r>
-      <w:proofErr w:type="spellEnd"/>
-      <w:r>
-        <w:rPr>
-          <w:rStyle w:val="Strong"/>
-          <w:rFonts w:ascii="Times New Roman" w:hAnsi="Times New Roman" w:cs="Times New Roman"/>
-          <w:b w:val="0"/>
-          <w:bCs w:val="0"/>
-          <w:sz w:val="24"/>
-          <w:szCs w:val="24"/>
-        </w:rPr>
-        <w:t xml:space="preserve"> foi escolhida pois ela é </w:t>
-      </w:r>
-      <w:r>
-        <w:rPr>
-          <w:rStyle w:val="Strong"/>
-          <w:rFonts w:ascii="Times New Roman" w:hAnsi="Times New Roman" w:cs="Times New Roman"/>
-          <w:b w:val="0"/>
-          <w:bCs w:val="0"/>
-          <w:sz w:val="24"/>
-          <w:szCs w:val="24"/>
-        </w:rPr>
-        <w:t>a rápida para</w:t>
-      </w:r>
-      <w:r>
-        <w:rPr>
-          <w:rStyle w:val="Strong"/>
-          <w:rFonts w:ascii="Times New Roman" w:hAnsi="Times New Roman" w:cs="Times New Roman"/>
-          <w:b w:val="0"/>
-          <w:bCs w:val="0"/>
-          <w:sz w:val="24"/>
-          <w:szCs w:val="24"/>
-        </w:rPr>
-        <w:t xml:space="preserve"> busca</w:t>
-      </w:r>
-      <w:r>
-        <w:rPr>
-          <w:rStyle w:val="Strong"/>
-          <w:rFonts w:ascii="Times New Roman" w:hAnsi="Times New Roman" w:cs="Times New Roman"/>
-          <w:b w:val="0"/>
-          <w:bCs w:val="0"/>
-          <w:sz w:val="24"/>
-          <w:szCs w:val="24"/>
-        </w:rPr>
-        <w:t>, remoção e inserção</w:t>
-      </w:r>
-      <w:r>
-        <w:rPr>
-          <w:rStyle w:val="Strong"/>
-          <w:rFonts w:ascii="Times New Roman" w:hAnsi="Times New Roman" w:cs="Times New Roman"/>
-          <w:b w:val="0"/>
-          <w:bCs w:val="0"/>
-          <w:sz w:val="24"/>
-          <w:szCs w:val="24"/>
-        </w:rPr>
-        <w:t xml:space="preserve"> de um dado específico O(1)</w:t>
-      </w:r>
-      <w:r>
-        <w:rPr>
-          <w:rStyle w:val="Strong"/>
-          <w:rFonts w:ascii="Times New Roman" w:hAnsi="Times New Roman" w:cs="Times New Roman"/>
-          <w:b w:val="0"/>
-          <w:bCs w:val="0"/>
-          <w:sz w:val="24"/>
-          <w:szCs w:val="24"/>
-        </w:rPr>
-        <w:t>, em média;</w:t>
-      </w:r>
-      <w:r>
-        <w:rPr>
-          <w:rStyle w:val="Strong"/>
-          <w:rFonts w:ascii="Times New Roman" w:hAnsi="Times New Roman" w:cs="Times New Roman"/>
-          <w:b w:val="0"/>
-          <w:bCs w:val="0"/>
-          <w:sz w:val="24"/>
-          <w:szCs w:val="24"/>
-        </w:rPr>
-        <w:t xml:space="preserve"> </w:t>
-      </w:r>
       <w:r>
         <w:rPr>
           <w:rStyle w:val="Strong"/>
@@ -3758,7 +2906,6 @@
         </w:rPr>
         <w:t xml:space="preserve">, já a memória é consideravelmente maior por conta do tratamento de colisões, que nesse projeto o escolhido foi o </w:t>
       </w:r>
-      <w:proofErr w:type="spellStart"/>
       <w:r>
         <w:rPr>
           <w:rStyle w:val="Strong"/>
@@ -3772,7 +2919,6 @@
         </w:rPr>
         <w:t>chaining</w:t>
       </w:r>
-      <w:proofErr w:type="spellEnd"/>
       <w:r>
         <w:rPr>
           <w:rStyle w:val="Strong"/>
@@ -3894,49 +3040,19 @@
         </w:rPr>
         <w:t xml:space="preserve">, remoção e inserção, no geral, a mais adequada seria a </w:t>
       </w:r>
-      <w:proofErr w:type="spellStart"/>
-      <w:r>
-        <w:rPr>
-          <w:rStyle w:val="Strong"/>
-          <w:rFonts w:ascii="Times New Roman" w:hAnsi="Times New Roman" w:cs="Times New Roman"/>
-          <w:b w:val="0"/>
-          <w:bCs w:val="0"/>
-          <w:i/>
-          <w:iCs/>
-          <w:sz w:val="24"/>
-          <w:szCs w:val="24"/>
-        </w:rPr>
-        <w:t>Hash</w:t>
-      </w:r>
-      <w:proofErr w:type="spellEnd"/>
-      <w:r>
-        <w:rPr>
-          <w:rStyle w:val="Strong"/>
-          <w:rFonts w:ascii="Times New Roman" w:hAnsi="Times New Roman" w:cs="Times New Roman"/>
-          <w:b w:val="0"/>
-          <w:bCs w:val="0"/>
-          <w:i/>
-          <w:iCs/>
-          <w:sz w:val="24"/>
-          <w:szCs w:val="24"/>
-        </w:rPr>
-        <w:t xml:space="preserve"> </w:t>
-      </w:r>
-      <w:proofErr w:type="spellStart"/>
-      <w:r>
-        <w:rPr>
-          <w:rStyle w:val="Strong"/>
-          <w:rFonts w:ascii="Times New Roman" w:hAnsi="Times New Roman" w:cs="Times New Roman"/>
-          <w:b w:val="0"/>
-          <w:bCs w:val="0"/>
-          <w:i/>
-          <w:iCs/>
-          <w:sz w:val="24"/>
-          <w:szCs w:val="24"/>
-        </w:rPr>
-        <w:t>Table</w:t>
-      </w:r>
-      <w:proofErr w:type="spellEnd"/>
+      <w:r>
+        <w:rPr>
+          <w:rStyle w:val="Strong"/>
+          <w:rFonts w:ascii="Times New Roman" w:hAnsi="Times New Roman" w:cs="Times New Roman"/>
+          <w:b w:val="0"/>
+          <w:bCs w:val="0"/>
+          <w:i/>
+          <w:iCs/>
+          <w:sz w:val="24"/>
+          <w:szCs w:val="24"/>
+        </w:rPr>
+        <w:t>Hash Table</w:t>
+      </w:r>
       <w:r>
         <w:rPr>
           <w:rStyle w:val="Strong"/>
@@ -3948,7 +3064,6 @@
         </w:rPr>
         <w:t xml:space="preserve">, mas as três estruturas são importantes para o benchmark e visualizar principalmente a memória, que é um dos principais defeitos das </w:t>
       </w:r>
-      <w:proofErr w:type="spellStart"/>
       <w:r>
         <w:rPr>
           <w:rStyle w:val="Strong"/>
@@ -3973,23 +3088,8 @@
           <w:sz w:val="24"/>
           <w:szCs w:val="24"/>
         </w:rPr>
-        <w:t>ash</w:t>
-      </w:r>
-      <w:proofErr w:type="spellEnd"/>
-      <w:r>
-        <w:rPr>
-          <w:rStyle w:val="Strong"/>
-          <w:rFonts w:ascii="Times New Roman" w:hAnsi="Times New Roman" w:cs="Times New Roman"/>
-          <w:b w:val="0"/>
-          <w:bCs w:val="0"/>
-          <w:i/>
-          <w:iCs/>
-          <w:sz w:val="24"/>
-          <w:szCs w:val="24"/>
-        </w:rPr>
-        <w:t xml:space="preserve"> </w:t>
-      </w:r>
-      <w:proofErr w:type="spellStart"/>
+        <w:t xml:space="preserve">ash </w:t>
+      </w:r>
       <w:r>
         <w:rPr>
           <w:rStyle w:val="Strong"/>
@@ -4016,7 +3116,6 @@
         </w:rPr>
         <w:t>ables</w:t>
       </w:r>
-      <w:proofErr w:type="spellEnd"/>
       <w:r>
         <w:rPr>
           <w:rStyle w:val="Strong"/>
@@ -4071,7 +3170,6 @@
           <w:szCs w:val="32"/>
         </w:rPr>
       </w:pPr>
-      <w:proofErr w:type="spellStart"/>
       <w:r>
         <w:rPr>
           <w:rStyle w:val="Strong"/>
@@ -4082,33 +3180,8 @@
           <w:szCs w:val="32"/>
         </w:rPr>
         <w:lastRenderedPageBreak/>
-        <w:t>Skip</w:t>
-      </w:r>
-      <w:proofErr w:type="spellEnd"/>
-      <w:r>
-        <w:rPr>
-          <w:rStyle w:val="Strong"/>
-          <w:rFonts w:ascii="Times New Roman" w:hAnsi="Times New Roman" w:cs="Times New Roman"/>
-          <w:i/>
-          <w:iCs/>
-          <w:sz w:val="32"/>
-          <w:szCs w:val="32"/>
-        </w:rPr>
-        <w:t xml:space="preserve"> </w:t>
-      </w:r>
-      <w:proofErr w:type="spellStart"/>
-      <w:r>
-        <w:rPr>
-          <w:rStyle w:val="Strong"/>
-          <w:rFonts w:ascii="Times New Roman" w:hAnsi="Times New Roman" w:cs="Times New Roman"/>
-          <w:i/>
-          <w:iCs/>
-          <w:sz w:val="32"/>
-          <w:szCs w:val="32"/>
-        </w:rPr>
-        <w:t>List</w:t>
-      </w:r>
-      <w:proofErr w:type="spellEnd"/>
+        <w:t>Skip List</w:t>
+      </w:r>
       <w:r>
         <w:rPr>
           <w:rStyle w:val="Strong"/>
@@ -4166,49 +3239,19 @@
         </w:rPr>
         <w:t xml:space="preserve">As estruturas escolhidas fora da ementa foram: </w:t>
       </w:r>
-      <w:proofErr w:type="spellStart"/>
-      <w:r>
-        <w:rPr>
-          <w:rStyle w:val="Strong"/>
-          <w:rFonts w:ascii="Times New Roman" w:hAnsi="Times New Roman" w:cs="Times New Roman"/>
-          <w:b w:val="0"/>
-          <w:bCs w:val="0"/>
-          <w:i/>
-          <w:iCs/>
-          <w:sz w:val="24"/>
-          <w:szCs w:val="24"/>
-        </w:rPr>
-        <w:t>Skip</w:t>
-      </w:r>
-      <w:proofErr w:type="spellEnd"/>
-      <w:r>
-        <w:rPr>
-          <w:rStyle w:val="Strong"/>
-          <w:rFonts w:ascii="Times New Roman" w:hAnsi="Times New Roman" w:cs="Times New Roman"/>
-          <w:b w:val="0"/>
-          <w:bCs w:val="0"/>
-          <w:i/>
-          <w:iCs/>
-          <w:sz w:val="24"/>
-          <w:szCs w:val="24"/>
-        </w:rPr>
-        <w:t xml:space="preserve"> </w:t>
-      </w:r>
-      <w:proofErr w:type="spellStart"/>
-      <w:r>
-        <w:rPr>
-          <w:rStyle w:val="Strong"/>
-          <w:rFonts w:ascii="Times New Roman" w:hAnsi="Times New Roman" w:cs="Times New Roman"/>
-          <w:b w:val="0"/>
-          <w:bCs w:val="0"/>
-          <w:i/>
-          <w:iCs/>
-          <w:sz w:val="24"/>
-          <w:szCs w:val="24"/>
-        </w:rPr>
-        <w:t>List</w:t>
-      </w:r>
-      <w:proofErr w:type="spellEnd"/>
+      <w:r>
+        <w:rPr>
+          <w:rStyle w:val="Strong"/>
+          <w:rFonts w:ascii="Times New Roman" w:hAnsi="Times New Roman" w:cs="Times New Roman"/>
+          <w:b w:val="0"/>
+          <w:bCs w:val="0"/>
+          <w:i/>
+          <w:iCs/>
+          <w:sz w:val="24"/>
+          <w:szCs w:val="24"/>
+        </w:rPr>
+        <w:t>Skip List</w:t>
+      </w:r>
       <w:r>
         <w:rPr>
           <w:rStyle w:val="Strong"/>
@@ -4279,7 +3322,6 @@
         </w:rPr>
         <w:t xml:space="preserve">. Ela já é muito conhecida na literatura por essa característica de busca dinâmica e automática. Sua complexidade de tempo de inserção, remoção e busca é O(L), L sendo o tamanho da </w:t>
       </w:r>
-      <w:proofErr w:type="spellStart"/>
       <w:r>
         <w:rPr>
           <w:rStyle w:val="Strong"/>
@@ -4293,7 +3335,6 @@
         </w:rPr>
         <w:t>string</w:t>
       </w:r>
-      <w:proofErr w:type="spellEnd"/>
       <w:r>
         <w:rPr>
           <w:rStyle w:val="Strong"/>
@@ -4305,49 +3346,19 @@
         </w:rPr>
         <w:t xml:space="preserve">. Por outro a </w:t>
       </w:r>
-      <w:proofErr w:type="spellStart"/>
-      <w:r>
-        <w:rPr>
-          <w:rStyle w:val="Strong"/>
-          <w:rFonts w:ascii="Times New Roman" w:hAnsi="Times New Roman" w:cs="Times New Roman"/>
-          <w:b w:val="0"/>
-          <w:bCs w:val="0"/>
-          <w:i/>
-          <w:iCs/>
-          <w:sz w:val="24"/>
-          <w:szCs w:val="24"/>
-        </w:rPr>
-        <w:t>Skip</w:t>
-      </w:r>
-      <w:proofErr w:type="spellEnd"/>
-      <w:r>
-        <w:rPr>
-          <w:rStyle w:val="Strong"/>
-          <w:rFonts w:ascii="Times New Roman" w:hAnsi="Times New Roman" w:cs="Times New Roman"/>
-          <w:b w:val="0"/>
-          <w:bCs w:val="0"/>
-          <w:i/>
-          <w:iCs/>
-          <w:sz w:val="24"/>
-          <w:szCs w:val="24"/>
-        </w:rPr>
-        <w:t xml:space="preserve"> </w:t>
-      </w:r>
-      <w:proofErr w:type="spellStart"/>
-      <w:r>
-        <w:rPr>
-          <w:rStyle w:val="Strong"/>
-          <w:rFonts w:ascii="Times New Roman" w:hAnsi="Times New Roman" w:cs="Times New Roman"/>
-          <w:b w:val="0"/>
-          <w:bCs w:val="0"/>
-          <w:i/>
-          <w:iCs/>
-          <w:sz w:val="24"/>
-          <w:szCs w:val="24"/>
-        </w:rPr>
-        <w:t>List</w:t>
-      </w:r>
-      <w:proofErr w:type="spellEnd"/>
+      <w:r>
+        <w:rPr>
+          <w:rStyle w:val="Strong"/>
+          <w:rFonts w:ascii="Times New Roman" w:hAnsi="Times New Roman" w:cs="Times New Roman"/>
+          <w:b w:val="0"/>
+          <w:bCs w:val="0"/>
+          <w:i/>
+          <w:iCs/>
+          <w:sz w:val="24"/>
+          <w:szCs w:val="24"/>
+        </w:rPr>
+        <w:t>Skip List</w:t>
+      </w:r>
       <w:r>
         <w:rPr>
           <w:rStyle w:val="Strong"/>
@@ -4359,49 +3370,19 @@
         </w:rPr>
         <w:t xml:space="preserve">, como foi dito, pode ser a mais equilibrada entre as estruturas. Ela funciona como listas ligas simples em camadas, onde a cada base tem todos os elementos e conforme sobe-se o nível, o número de elementos diminui. O número de elementos nos nós superiores geralmente é determinado por 1) o nível de cima é metade do nível de baixo ou 2) Por probabilidade é decidido se o elemento sobe mais um nível ou não. A </w:t>
       </w:r>
-      <w:proofErr w:type="spellStart"/>
-      <w:r>
-        <w:rPr>
-          <w:rStyle w:val="Strong"/>
-          <w:rFonts w:ascii="Times New Roman" w:hAnsi="Times New Roman" w:cs="Times New Roman"/>
-          <w:b w:val="0"/>
-          <w:bCs w:val="0"/>
-          <w:i/>
-          <w:iCs/>
-          <w:sz w:val="24"/>
-          <w:szCs w:val="24"/>
-        </w:rPr>
-        <w:t>Skip</w:t>
-      </w:r>
-      <w:proofErr w:type="spellEnd"/>
-      <w:r>
-        <w:rPr>
-          <w:rStyle w:val="Strong"/>
-          <w:rFonts w:ascii="Times New Roman" w:hAnsi="Times New Roman" w:cs="Times New Roman"/>
-          <w:b w:val="0"/>
-          <w:bCs w:val="0"/>
-          <w:i/>
-          <w:iCs/>
-          <w:sz w:val="24"/>
-          <w:szCs w:val="24"/>
-        </w:rPr>
-        <w:t xml:space="preserve"> </w:t>
-      </w:r>
-      <w:proofErr w:type="spellStart"/>
-      <w:r>
-        <w:rPr>
-          <w:rStyle w:val="Strong"/>
-          <w:rFonts w:ascii="Times New Roman" w:hAnsi="Times New Roman" w:cs="Times New Roman"/>
-          <w:b w:val="0"/>
-          <w:bCs w:val="0"/>
-          <w:i/>
-          <w:iCs/>
-          <w:sz w:val="24"/>
-          <w:szCs w:val="24"/>
-        </w:rPr>
-        <w:t>List</w:t>
-      </w:r>
-      <w:proofErr w:type="spellEnd"/>
+      <w:r>
+        <w:rPr>
+          <w:rStyle w:val="Strong"/>
+          <w:rFonts w:ascii="Times New Roman" w:hAnsi="Times New Roman" w:cs="Times New Roman"/>
+          <w:b w:val="0"/>
+          <w:bCs w:val="0"/>
+          <w:i/>
+          <w:iCs/>
+          <w:sz w:val="24"/>
+          <w:szCs w:val="24"/>
+        </w:rPr>
+        <w:t>Skip List</w:t>
+      </w:r>
       <w:r>
         <w:rPr>
           <w:rStyle w:val="Strong"/>
@@ -4487,33 +3468,18 @@
         </w:rPr>
         <w:t xml:space="preserve">. A trie é construída como uma Árvore AVL, como foi dito, onde um nó tem a quantidade de “filhos” que representam as possibilidades. No contexto desse trabalho, as palavras foram construídas utilizando a tabela ASCII estendida, que suporta letras maiúsculas e minúsculas, números, sinais de pontuação e caracteres acentuados. Ela utiliza 8 bits, ou seja, 256 caracteres; isso significa que cada nó da Trie tem 256 “filhos” como possibilidades de caminhos, o que ocupa muita memória para nós que não s]ao utilizados. A forma de otimizar essa estrutura foi fazer uma </w:t>
       </w:r>
-      <w:proofErr w:type="spellStart"/>
-      <w:r>
-        <w:rPr>
-          <w:rStyle w:val="Strong"/>
-          <w:rFonts w:ascii="Times New Roman" w:hAnsi="Times New Roman" w:cs="Times New Roman"/>
-          <w:b w:val="0"/>
-          <w:bCs w:val="0"/>
-          <w:i/>
-          <w:iCs/>
-          <w:sz w:val="24"/>
-          <w:szCs w:val="24"/>
-        </w:rPr>
-        <w:t>Radix</w:t>
-      </w:r>
-      <w:proofErr w:type="spellEnd"/>
-      <w:r>
-        <w:rPr>
-          <w:rStyle w:val="Strong"/>
-          <w:rFonts w:ascii="Times New Roman" w:hAnsi="Times New Roman" w:cs="Times New Roman"/>
-          <w:b w:val="0"/>
-          <w:bCs w:val="0"/>
-          <w:i/>
-          <w:iCs/>
-          <w:sz w:val="24"/>
-          <w:szCs w:val="24"/>
-        </w:rPr>
-        <w:t xml:space="preserve"> Trie</w:t>
+      <w:r>
+        <w:rPr>
+          <w:rStyle w:val="Strong"/>
+          <w:rFonts w:ascii="Times New Roman" w:hAnsi="Times New Roman" w:cs="Times New Roman"/>
+          <w:b w:val="0"/>
+          <w:bCs w:val="0"/>
+          <w:i/>
+          <w:iCs/>
+          <w:sz w:val="24"/>
+          <w:szCs w:val="24"/>
+        </w:rPr>
+        <w:t>Radix Trie</w:t>
       </w:r>
       <w:r>
         <w:rPr>
@@ -4535,31 +3501,7 @@
           <w:sz w:val="24"/>
           <w:szCs w:val="24"/>
         </w:rPr>
-        <w:t xml:space="preserve">o título “The </w:t>
-      </w:r>
-      <w:proofErr w:type="spellStart"/>
-      <w:r>
-        <w:rPr>
-          <w:rStyle w:val="Strong"/>
-          <w:rFonts w:ascii="Times New Roman" w:hAnsi="Times New Roman" w:cs="Times New Roman"/>
-          <w:b w:val="0"/>
-          <w:bCs w:val="0"/>
-          <w:sz w:val="24"/>
-          <w:szCs w:val="24"/>
-        </w:rPr>
-        <w:t>Secret</w:t>
-      </w:r>
-      <w:proofErr w:type="spellEnd"/>
-      <w:r>
-        <w:rPr>
-          <w:rStyle w:val="Strong"/>
-          <w:rFonts w:ascii="Times New Roman" w:hAnsi="Times New Roman" w:cs="Times New Roman"/>
-          <w:b w:val="0"/>
-          <w:bCs w:val="0"/>
-          <w:sz w:val="24"/>
-          <w:szCs w:val="24"/>
-        </w:rPr>
-        <w:t xml:space="preserve"> Agent”, se o algoritmo perceber que não há diferentes caminhos depois da letra ‘A’ ele simplesmente cria um único nó filho para o nó ‘t’ que contém a palavra “Agent”. Isso economiza muita memória e pode ser visto no benchmark.</w:t>
+        <w:t>o título “The Secret Agent”, se o algoritmo perceber que não há diferentes caminhos depois da letra ‘A’ ele simplesmente cria um único nó filho para o nó ‘t’ que contém a palavra “Agent”. Isso economiza muita memória e pode ser visto no benchmark.</w:t>
       </w:r>
     </w:p>
     <w:p>
@@ -4687,55 +3629,7 @@
           <w:sz w:val="24"/>
           <w:szCs w:val="24"/>
         </w:rPr>
-        <w:t xml:space="preserve"> Os arquivos que foram construídos pelo autor deste trabalho são referentes as estruturas de dados </w:t>
-      </w:r>
-      <w:proofErr w:type="spellStart"/>
-      <w:r>
-        <w:rPr>
-          <w:rStyle w:val="Strong"/>
-          <w:rFonts w:ascii="Times New Roman" w:hAnsi="Times New Roman" w:cs="Times New Roman"/>
-          <w:b w:val="0"/>
-          <w:bCs w:val="0"/>
-          <w:sz w:val="24"/>
-          <w:szCs w:val="24"/>
-        </w:rPr>
-        <w:t>hash</w:t>
-      </w:r>
-      <w:proofErr w:type="spellEnd"/>
-      <w:r>
-        <w:rPr>
-          <w:rStyle w:val="Strong"/>
-          <w:rFonts w:ascii="Times New Roman" w:hAnsi="Times New Roman" w:cs="Times New Roman"/>
-          <w:b w:val="0"/>
-          <w:bCs w:val="0"/>
-          <w:sz w:val="24"/>
-          <w:szCs w:val="24"/>
-        </w:rPr>
-        <w:t xml:space="preserve"> </w:t>
-      </w:r>
-      <w:proofErr w:type="spellStart"/>
-      <w:r>
-        <w:rPr>
-          <w:rStyle w:val="Strong"/>
-          <w:rFonts w:ascii="Times New Roman" w:hAnsi="Times New Roman" w:cs="Times New Roman"/>
-          <w:b w:val="0"/>
-          <w:bCs w:val="0"/>
-          <w:sz w:val="24"/>
-          <w:szCs w:val="24"/>
-        </w:rPr>
-        <w:t>table</w:t>
-      </w:r>
-      <w:proofErr w:type="spellEnd"/>
-      <w:r>
-        <w:rPr>
-          <w:rStyle w:val="Strong"/>
-          <w:rFonts w:ascii="Times New Roman" w:hAnsi="Times New Roman" w:cs="Times New Roman"/>
-          <w:b w:val="0"/>
-          <w:bCs w:val="0"/>
-          <w:sz w:val="24"/>
-          <w:szCs w:val="24"/>
-        </w:rPr>
-        <w:t xml:space="preserve"> e lista ligada simples, com correções pontuais da inteligência artificial. Os outros arquivos foram gerados por inteligência artificial, tanto das outras estruturas de dados quantos os detalhados a seguir e foram revisadas e analisadas pelo autor.</w:t>
+        <w:t xml:space="preserve"> Os arquivos que foram construídos pelo autor deste trabalho são referentes as estruturas de dados hash table e lista ligada simples, com correções pontuais da inteligência artificial. Os outros arquivos foram gerados por inteligência artificial, tanto das outras estruturas de dados quantos os detalhados a seguir e foram revisadas e analisadas pelo autor.</w:t>
       </w:r>
     </w:p>
     <w:p>
@@ -4752,7 +3646,6 @@
           <w:szCs w:val="32"/>
         </w:rPr>
       </w:pPr>
-      <w:proofErr w:type="spellStart"/>
       <w:r>
         <w:rPr>
           <w:rStyle w:val="Strong"/>
@@ -4780,7 +3673,6 @@
         </w:rPr>
         <w:t>.h</w:t>
       </w:r>
-      <w:proofErr w:type="spellEnd"/>
     </w:p>
     <w:p>
       <w:pPr>
@@ -4805,33 +3697,8 @@
           <w:sz w:val="24"/>
           <w:szCs w:val="24"/>
         </w:rPr>
-        <w:t xml:space="preserve">O arquivo </w:t>
-      </w:r>
-      <w:proofErr w:type="spellStart"/>
-      <w:r>
-        <w:rPr>
-          <w:rStyle w:val="Strong"/>
-          <w:rFonts w:ascii="Times New Roman" w:hAnsi="Times New Roman" w:cs="Times New Roman"/>
-          <w:b w:val="0"/>
-          <w:bCs w:val="0"/>
-          <w:sz w:val="24"/>
-          <w:szCs w:val="24"/>
-        </w:rPr>
-        <w:t>title.h</w:t>
-      </w:r>
-      <w:proofErr w:type="spellEnd"/>
-      <w:r>
-        <w:rPr>
-          <w:rStyle w:val="Strong"/>
-          <w:rFonts w:ascii="Times New Roman" w:hAnsi="Times New Roman" w:cs="Times New Roman"/>
-          <w:b w:val="0"/>
-          <w:bCs w:val="0"/>
-          <w:sz w:val="24"/>
-          <w:szCs w:val="24"/>
-        </w:rPr>
-        <w:t xml:space="preserve"> cria uma </w:t>
-      </w:r>
-      <w:proofErr w:type="spellStart"/>
+        <w:t xml:space="preserve">O arquivo title.h cria uma </w:t>
+      </w:r>
       <w:r>
         <w:rPr>
           <w:rStyle w:val="Strong"/>
@@ -4845,7 +3712,6 @@
         </w:rPr>
         <w:t>struct</w:t>
       </w:r>
-      <w:proofErr w:type="spellEnd"/>
       <w:r>
         <w:rPr>
           <w:rStyle w:val="Strong"/>
@@ -4857,7 +3723,6 @@
         </w:rPr>
         <w:t xml:space="preserve"> chamada </w:t>
       </w:r>
-      <w:proofErr w:type="spellStart"/>
       <w:r>
         <w:rPr>
           <w:rStyle w:val="Strong"/>
@@ -4871,7 +3736,6 @@
         </w:rPr>
         <w:t>Title</w:t>
       </w:r>
-      <w:proofErr w:type="spellEnd"/>
       <w:r>
         <w:rPr>
           <w:rStyle w:val="Strong"/>
@@ -4883,7 +3747,6 @@
         </w:rPr>
         <w:t xml:space="preserve"> que vai ser utilizada a todo momento que algoritmo envolver os dados do </w:t>
       </w:r>
-      <w:proofErr w:type="spellStart"/>
       <w:r>
         <w:rPr>
           <w:rStyle w:val="Strong"/>
@@ -4897,7 +3760,6 @@
         </w:rPr>
         <w:t>dataset</w:t>
       </w:r>
-      <w:proofErr w:type="spellEnd"/>
       <w:r>
         <w:rPr>
           <w:rStyle w:val="Strong"/>
@@ -4909,7 +3771,6 @@
         </w:rPr>
         <w:t xml:space="preserve">. Essa </w:t>
       </w:r>
-      <w:proofErr w:type="spellStart"/>
       <w:r>
         <w:rPr>
           <w:rStyle w:val="Strong"/>
@@ -4923,7 +3784,6 @@
         </w:rPr>
         <w:t>struct</w:t>
       </w:r>
-      <w:proofErr w:type="spellEnd"/>
       <w:r>
         <w:rPr>
           <w:rStyle w:val="Strong"/>
@@ -4935,7 +3795,6 @@
         </w:rPr>
         <w:t xml:space="preserve"> contém as 11 variáveis do </w:t>
       </w:r>
-      <w:proofErr w:type="spellStart"/>
       <w:r>
         <w:rPr>
           <w:rStyle w:val="Strong"/>
@@ -4949,7 +3808,6 @@
         </w:rPr>
         <w:t>dataset</w:t>
       </w:r>
-      <w:proofErr w:type="spellEnd"/>
       <w:r>
         <w:rPr>
           <w:rStyle w:val="Strong"/>
@@ -4961,7 +3819,6 @@
         </w:rPr>
         <w:t xml:space="preserve"> mais uma que é quantidade de gêneros. No </w:t>
       </w:r>
-      <w:proofErr w:type="spellStart"/>
       <w:r>
         <w:rPr>
           <w:rStyle w:val="Strong"/>
@@ -4975,41 +3832,16 @@
         </w:rPr>
         <w:t>dataset</w:t>
       </w:r>
-      <w:proofErr w:type="spellEnd"/>
-      <w:r>
-        <w:rPr>
-          <w:rStyle w:val="Strong"/>
-          <w:rFonts w:ascii="Times New Roman" w:hAnsi="Times New Roman" w:cs="Times New Roman"/>
-          <w:b w:val="0"/>
-          <w:bCs w:val="0"/>
-          <w:sz w:val="24"/>
-          <w:szCs w:val="24"/>
-        </w:rPr>
-        <w:t xml:space="preserve"> do </w:t>
-      </w:r>
-      <w:proofErr w:type="spellStart"/>
-      <w:r>
-        <w:rPr>
-          <w:rStyle w:val="Strong"/>
-          <w:rFonts w:ascii="Times New Roman" w:hAnsi="Times New Roman" w:cs="Times New Roman"/>
-          <w:b w:val="0"/>
-          <w:bCs w:val="0"/>
-          <w:sz w:val="24"/>
-          <w:szCs w:val="24"/>
-        </w:rPr>
-        <w:t>IMDb</w:t>
-      </w:r>
-      <w:proofErr w:type="spellEnd"/>
-      <w:r>
-        <w:rPr>
-          <w:rStyle w:val="Strong"/>
-          <w:rFonts w:ascii="Times New Roman" w:hAnsi="Times New Roman" w:cs="Times New Roman"/>
-          <w:b w:val="0"/>
-          <w:bCs w:val="0"/>
-          <w:sz w:val="24"/>
-          <w:szCs w:val="24"/>
-        </w:rPr>
-        <w:t xml:space="preserve"> eles limitam até 3 tipos de gênero, mas há títulos com nenhum gênero, 1, 2 ou 3.</w:t>
+      <w:r>
+        <w:rPr>
+          <w:rStyle w:val="Strong"/>
+          <w:rFonts w:ascii="Times New Roman" w:hAnsi="Times New Roman" w:cs="Times New Roman"/>
+          <w:b w:val="0"/>
+          <w:bCs w:val="0"/>
+          <w:sz w:val="24"/>
+          <w:szCs w:val="24"/>
+        </w:rPr>
+        <w:t xml:space="preserve"> do IMDb eles limitam até 3 tipos de gênero, mas há títulos com nenhum gênero, 1, 2 ou 3.</w:t>
       </w:r>
     </w:p>
     <w:p>
@@ -5042,7 +3874,6 @@
           <w:lang w:val="en-US"/>
         </w:rPr>
       </w:pPr>
-      <w:proofErr w:type="spellStart"/>
       <w:r>
         <w:rPr>
           <w:rStyle w:val="Strong"/>
@@ -5071,9 +3902,8 @@
           <w:szCs w:val="32"/>
           <w:lang w:val="en-US"/>
         </w:rPr>
-        <w:t>.h</w:t>
-      </w:r>
-      <w:proofErr w:type="spellEnd"/>
+        <w:t>.h e alloc.</w:t>
+      </w:r>
       <w:r>
         <w:rPr>
           <w:rStyle w:val="Strong"/>
@@ -5082,30 +3912,8 @@
           <w:szCs w:val="32"/>
           <w:lang w:val="en-US"/>
         </w:rPr>
-        <w:t xml:space="preserve"> e </w:t>
-      </w:r>
-      <w:proofErr w:type="spellStart"/>
-      <w:r>
-        <w:rPr>
-          <w:rStyle w:val="Strong"/>
-          <w:rFonts w:ascii="Times New Roman" w:hAnsi="Times New Roman" w:cs="Times New Roman"/>
-          <w:sz w:val="32"/>
-          <w:szCs w:val="32"/>
-          <w:lang w:val="en-US"/>
-        </w:rPr>
-        <w:t>alloc.</w:t>
-      </w:r>
-      <w:r>
-        <w:rPr>
-          <w:rStyle w:val="Strong"/>
-          <w:rFonts w:ascii="Times New Roman" w:hAnsi="Times New Roman" w:cs="Times New Roman"/>
-          <w:sz w:val="32"/>
-          <w:szCs w:val="32"/>
-          <w:lang w:val="en-US"/>
-        </w:rPr>
         <w:t>c</w:t>
       </w:r>
-      <w:proofErr w:type="spellEnd"/>
     </w:p>
     <w:p>
       <w:pPr>
@@ -5141,127 +3949,7 @@
           <w:sz w:val="24"/>
           <w:szCs w:val="24"/>
         </w:rPr>
-        <w:t>e arquivos que tomam conta da memória do projeto. Aqui foi essencial a criação de duas funções “</w:t>
-      </w:r>
-      <w:proofErr w:type="spellStart"/>
-      <w:r>
-        <w:rPr>
-          <w:rStyle w:val="Strong"/>
-          <w:rFonts w:ascii="Times New Roman" w:hAnsi="Times New Roman" w:cs="Times New Roman"/>
-          <w:b w:val="0"/>
-          <w:bCs w:val="0"/>
-          <w:sz w:val="24"/>
-          <w:szCs w:val="24"/>
-        </w:rPr>
-        <w:t>xmalloc</w:t>
-      </w:r>
-      <w:proofErr w:type="spellEnd"/>
-      <w:r>
-        <w:rPr>
-          <w:rStyle w:val="Strong"/>
-          <w:rFonts w:ascii="Times New Roman" w:hAnsi="Times New Roman" w:cs="Times New Roman"/>
-          <w:b w:val="0"/>
-          <w:bCs w:val="0"/>
-          <w:sz w:val="24"/>
-          <w:szCs w:val="24"/>
-        </w:rPr>
-        <w:t>” e “</w:t>
-      </w:r>
-      <w:proofErr w:type="spellStart"/>
-      <w:r>
-        <w:rPr>
-          <w:rStyle w:val="Strong"/>
-          <w:rFonts w:ascii="Times New Roman" w:hAnsi="Times New Roman" w:cs="Times New Roman"/>
-          <w:b w:val="0"/>
-          <w:bCs w:val="0"/>
-          <w:sz w:val="24"/>
-          <w:szCs w:val="24"/>
-        </w:rPr>
-        <w:t>xfree</w:t>
-      </w:r>
-      <w:proofErr w:type="spellEnd"/>
-      <w:r>
-        <w:rPr>
-          <w:rStyle w:val="Strong"/>
-          <w:rFonts w:ascii="Times New Roman" w:hAnsi="Times New Roman" w:cs="Times New Roman"/>
-          <w:b w:val="0"/>
-          <w:bCs w:val="0"/>
-          <w:sz w:val="24"/>
-          <w:szCs w:val="24"/>
-        </w:rPr>
-        <w:t>”. Dentro da biblioteca C chamada “</w:t>
-      </w:r>
-      <w:proofErr w:type="spellStart"/>
-      <w:r>
-        <w:rPr>
-          <w:rStyle w:val="Strong"/>
-          <w:rFonts w:ascii="Times New Roman" w:hAnsi="Times New Roman" w:cs="Times New Roman"/>
-          <w:b w:val="0"/>
-          <w:bCs w:val="0"/>
-          <w:sz w:val="24"/>
-          <w:szCs w:val="24"/>
-        </w:rPr>
-        <w:t>stdlib.h</w:t>
-      </w:r>
-      <w:proofErr w:type="spellEnd"/>
-      <w:r>
-        <w:rPr>
-          <w:rStyle w:val="Strong"/>
-          <w:rFonts w:ascii="Times New Roman" w:hAnsi="Times New Roman" w:cs="Times New Roman"/>
-          <w:b w:val="0"/>
-          <w:bCs w:val="0"/>
-          <w:sz w:val="24"/>
-          <w:szCs w:val="24"/>
-        </w:rPr>
-        <w:t>” tem as funções “</w:t>
-      </w:r>
-      <w:proofErr w:type="spellStart"/>
-      <w:r>
-        <w:rPr>
-          <w:rStyle w:val="Strong"/>
-          <w:rFonts w:ascii="Times New Roman" w:hAnsi="Times New Roman" w:cs="Times New Roman"/>
-          <w:b w:val="0"/>
-          <w:bCs w:val="0"/>
-          <w:sz w:val="24"/>
-          <w:szCs w:val="24"/>
-        </w:rPr>
-        <w:t>malloc</w:t>
-      </w:r>
-      <w:proofErr w:type="spellEnd"/>
-      <w:r>
-        <w:rPr>
-          <w:rStyle w:val="Strong"/>
-          <w:rFonts w:ascii="Times New Roman" w:hAnsi="Times New Roman" w:cs="Times New Roman"/>
-          <w:b w:val="0"/>
-          <w:bCs w:val="0"/>
-          <w:sz w:val="24"/>
-          <w:szCs w:val="24"/>
-        </w:rPr>
-        <w:t>” e “</w:t>
-      </w:r>
-      <w:proofErr w:type="spellStart"/>
-      <w:r>
-        <w:rPr>
-          <w:rStyle w:val="Strong"/>
-          <w:rFonts w:ascii="Times New Roman" w:hAnsi="Times New Roman" w:cs="Times New Roman"/>
-          <w:b w:val="0"/>
-          <w:bCs w:val="0"/>
-          <w:sz w:val="24"/>
-          <w:szCs w:val="24"/>
-        </w:rPr>
-        <w:t>free</w:t>
-      </w:r>
-      <w:proofErr w:type="spellEnd"/>
-      <w:r>
-        <w:rPr>
-          <w:rStyle w:val="Strong"/>
-          <w:rFonts w:ascii="Times New Roman" w:hAnsi="Times New Roman" w:cs="Times New Roman"/>
-          <w:b w:val="0"/>
-          <w:bCs w:val="0"/>
-          <w:sz w:val="24"/>
-          <w:szCs w:val="24"/>
-        </w:rPr>
-        <w:t>”, usadas para gerar espaço na memória dinamicamente, conforme é necessário, e liberar quando necessário também. Entretanto, nesse projeto é muito importante manter o registro da memória, da quantidade que é usada e por isso foram criadas versões “aprimoradas” dessas funções, que contém um contador para dizer quanto de memória está sendo utilizada por tal estrutura em determinado momento.</w:t>
+        <w:t>e arquivos que tomam conta da memória do projeto. Aqui foi essencial a criação de duas funções “xmalloc” e “xfree”. Dentro da biblioteca C chamada “stdlib.h” tem as funções “malloc” e “free”, usadas para gerar espaço na memória dinamicamente, conforme é necessário, e liberar quando necessário também. Entretanto, nesse projeto é muito importante manter o registro da memória, da quantidade que é usada e por isso foram criadas versões “aprimoradas” dessas funções, que contém um contador para dizer quanto de memória está sendo utilizada por tal estrutura em determinado momento.</w:t>
       </w:r>
     </w:p>
     <w:p>
@@ -5292,7 +3980,6 @@
           <w:szCs w:val="32"/>
         </w:rPr>
       </w:pPr>
-      <w:proofErr w:type="spellStart"/>
       <w:r>
         <w:rPr>
           <w:rStyle w:val="Strong"/>
@@ -5318,29 +4005,8 @@
           <w:sz w:val="32"/>
           <w:szCs w:val="32"/>
         </w:rPr>
-        <w:t>.h</w:t>
-      </w:r>
-      <w:proofErr w:type="spellEnd"/>
-      <w:r>
-        <w:rPr>
-          <w:rStyle w:val="Strong"/>
-          <w:rFonts w:ascii="Times New Roman" w:hAnsi="Times New Roman" w:cs="Times New Roman"/>
-          <w:sz w:val="32"/>
-          <w:szCs w:val="32"/>
-        </w:rPr>
-        <w:t xml:space="preserve"> e </w:t>
-      </w:r>
-      <w:proofErr w:type="spellStart"/>
-      <w:r>
-        <w:rPr>
-          <w:rStyle w:val="Strong"/>
-          <w:rFonts w:ascii="Times New Roman" w:hAnsi="Times New Roman" w:cs="Times New Roman"/>
-          <w:sz w:val="32"/>
-          <w:szCs w:val="32"/>
-        </w:rPr>
-        <w:t>loader.c</w:t>
-      </w:r>
-      <w:proofErr w:type="spellEnd"/>
+        <w:t>.h e loader.c</w:t>
+      </w:r>
     </w:p>
     <w:p>
       <w:pPr>
@@ -5378,7 +4044,6 @@
         </w:rPr>
         <w:t xml:space="preserve">. Eles importam a </w:t>
       </w:r>
-      <w:proofErr w:type="spellStart"/>
       <w:r>
         <w:rPr>
           <w:rStyle w:val="Strong"/>
@@ -5392,43 +4057,17 @@
         </w:rPr>
         <w:t>struct</w:t>
       </w:r>
-      <w:proofErr w:type="spellEnd"/>
-      <w:r>
-        <w:rPr>
-          <w:rStyle w:val="Strong"/>
-          <w:rFonts w:ascii="Times New Roman" w:hAnsi="Times New Roman" w:cs="Times New Roman"/>
-          <w:b w:val="0"/>
-          <w:bCs w:val="0"/>
-          <w:sz w:val="24"/>
-          <w:szCs w:val="24"/>
-        </w:rPr>
-        <w:t xml:space="preserve"> do “</w:t>
-      </w:r>
-      <w:proofErr w:type="spellStart"/>
-      <w:r>
-        <w:rPr>
-          <w:rStyle w:val="Strong"/>
-          <w:rFonts w:ascii="Times New Roman" w:hAnsi="Times New Roman" w:cs="Times New Roman"/>
-          <w:b w:val="0"/>
-          <w:bCs w:val="0"/>
-          <w:sz w:val="24"/>
-          <w:szCs w:val="24"/>
-        </w:rPr>
-        <w:t>title.h</w:t>
-      </w:r>
-      <w:proofErr w:type="spellEnd"/>
-      <w:r>
-        <w:rPr>
-          <w:rStyle w:val="Strong"/>
-          <w:rFonts w:ascii="Times New Roman" w:hAnsi="Times New Roman" w:cs="Times New Roman"/>
-          <w:b w:val="0"/>
-          <w:bCs w:val="0"/>
-          <w:sz w:val="24"/>
-          <w:szCs w:val="24"/>
-        </w:rPr>
-        <w:t xml:space="preserve">” e as funções do conjunto </w:t>
-      </w:r>
-      <w:proofErr w:type="spellStart"/>
+      <w:r>
+        <w:rPr>
+          <w:rStyle w:val="Strong"/>
+          <w:rFonts w:ascii="Times New Roman" w:hAnsi="Times New Roman" w:cs="Times New Roman"/>
+          <w:b w:val="0"/>
+          <w:bCs w:val="0"/>
+          <w:sz w:val="24"/>
+          <w:szCs w:val="24"/>
+        </w:rPr>
+        <w:t xml:space="preserve"> do “title.h” e as funções do conjunto </w:t>
+      </w:r>
       <w:r>
         <w:rPr>
           <w:rStyle w:val="Strong"/>
@@ -5442,7 +4081,6 @@
         </w:rPr>
         <w:t>alloc</w:t>
       </w:r>
-      <w:proofErr w:type="spellEnd"/>
       <w:r>
         <w:rPr>
           <w:rStyle w:val="Strong"/>
@@ -5454,7 +4092,6 @@
         </w:rPr>
         <w:t xml:space="preserve"> e então acessam do </w:t>
       </w:r>
-      <w:proofErr w:type="spellStart"/>
       <w:r>
         <w:rPr>
           <w:rStyle w:val="Strong"/>
@@ -5468,7 +4105,6 @@
         </w:rPr>
         <w:t>dataset</w:t>
       </w:r>
-      <w:proofErr w:type="spellEnd"/>
       <w:r>
         <w:rPr>
           <w:rStyle w:val="Strong"/>
@@ -5480,7 +4116,6 @@
         </w:rPr>
         <w:t xml:space="preserve"> e primeiro quebram os dados. Eles estão todos em formato </w:t>
       </w:r>
-      <w:proofErr w:type="spellStart"/>
       <w:r>
         <w:rPr>
           <w:rStyle w:val="Strong"/>
@@ -5494,7 +4129,6 @@
         </w:rPr>
         <w:t>string</w:t>
       </w:r>
-      <w:proofErr w:type="spellEnd"/>
       <w:r>
         <w:rPr>
           <w:rStyle w:val="Strong"/>
@@ -5506,7 +4140,6 @@
         </w:rPr>
         <w:t xml:space="preserve"> e dividido por </w:t>
       </w:r>
-      <w:proofErr w:type="spellStart"/>
       <w:r>
         <w:rPr>
           <w:rStyle w:val="Strong"/>
@@ -5520,7 +4153,6 @@
         </w:rPr>
         <w:t>tabs</w:t>
       </w:r>
-      <w:proofErr w:type="spellEnd"/>
       <w:r>
         <w:rPr>
           <w:rStyle w:val="Strong"/>
@@ -5532,7 +4164,6 @@
         </w:rPr>
         <w:t xml:space="preserve">, então em cada </w:t>
       </w:r>
-      <w:proofErr w:type="spellStart"/>
       <w:r>
         <w:rPr>
           <w:rStyle w:val="Strong"/>
@@ -5546,7 +4177,6 @@
         </w:rPr>
         <w:t>tab</w:t>
       </w:r>
-      <w:proofErr w:type="spellEnd"/>
       <w:r>
         <w:rPr>
           <w:rStyle w:val="Strong"/>
@@ -5558,7 +4188,6 @@
         </w:rPr>
         <w:t xml:space="preserve"> ele adiciona um ‘\0’, para depois ler e saber onde começa e termina uma variável e guardar na </w:t>
       </w:r>
-      <w:proofErr w:type="spellStart"/>
       <w:r>
         <w:rPr>
           <w:rStyle w:val="Strong"/>
@@ -5572,7 +4201,6 @@
         </w:rPr>
         <w:t>struct</w:t>
       </w:r>
-      <w:proofErr w:type="spellEnd"/>
       <w:r>
         <w:rPr>
           <w:rStyle w:val="Strong"/>
@@ -5584,7 +4212,6 @@
         </w:rPr>
         <w:t xml:space="preserve"> gerada </w:t>
       </w:r>
-      <w:proofErr w:type="spellStart"/>
       <w:r>
         <w:rPr>
           <w:rStyle w:val="Strong"/>
@@ -5598,7 +4225,6 @@
         </w:rPr>
         <w:t>Title</w:t>
       </w:r>
-      <w:proofErr w:type="spellEnd"/>
       <w:r>
         <w:rPr>
           <w:rStyle w:val="Strong"/>
@@ -5623,7 +4249,6 @@
         </w:rPr>
         <w:t xml:space="preserve">Os dados que devem ser valores, como tempo de duração e ano de lançamento são convertidos de </w:t>
       </w:r>
-      <w:proofErr w:type="spellStart"/>
       <w:r>
         <w:rPr>
           <w:rStyle w:val="Strong"/>
@@ -5637,7 +4262,6 @@
         </w:rPr>
         <w:t>string</w:t>
       </w:r>
-      <w:proofErr w:type="spellEnd"/>
       <w:r>
         <w:rPr>
           <w:rStyle w:val="Strong"/>
@@ -5649,7 +4273,6 @@
         </w:rPr>
         <w:t xml:space="preserve"> para </w:t>
       </w:r>
-      <w:proofErr w:type="spellStart"/>
       <w:r>
         <w:rPr>
           <w:rStyle w:val="Strong"/>
@@ -5663,7 +4286,6 @@
         </w:rPr>
         <w:t>double</w:t>
       </w:r>
-      <w:proofErr w:type="spellEnd"/>
       <w:r>
         <w:rPr>
           <w:rStyle w:val="Strong"/>
@@ -5687,7 +4309,6 @@
         <w:lastRenderedPageBreak/>
         <w:t xml:space="preserve">gêneros, eles estão separados por vírgula, então nesse campo em específico o algoritmo busca as vírgulas para somar mais 1 ao contador de gêneros do título em específico e para salvar na </w:t>
       </w:r>
-      <w:proofErr w:type="spellStart"/>
       <w:r>
         <w:rPr>
           <w:rStyle w:val="Strong"/>
@@ -5701,7 +4322,6 @@
         </w:rPr>
         <w:t>array</w:t>
       </w:r>
-      <w:proofErr w:type="spellEnd"/>
       <w:r>
         <w:rPr>
           <w:rStyle w:val="Strong"/>
@@ -5772,7 +4392,6 @@
           <w:szCs w:val="32"/>
         </w:rPr>
       </w:pPr>
-      <w:proofErr w:type="spellStart"/>
       <w:r>
         <w:rPr>
           <w:rStyle w:val="Strong"/>
@@ -5800,7 +4419,6 @@
         </w:rPr>
         <w:t>.h</w:t>
       </w:r>
-      <w:proofErr w:type="spellEnd"/>
     </w:p>
     <w:p>
       <w:pPr>
@@ -5825,31 +4443,7 @@
           <w:sz w:val="24"/>
           <w:szCs w:val="24"/>
         </w:rPr>
-        <w:t>O arquivo “</w:t>
-      </w:r>
-      <w:proofErr w:type="spellStart"/>
-      <w:r>
-        <w:rPr>
-          <w:rStyle w:val="Strong"/>
-          <w:rFonts w:ascii="Times New Roman" w:hAnsi="Times New Roman" w:cs="Times New Roman"/>
-          <w:b w:val="0"/>
-          <w:bCs w:val="0"/>
-          <w:sz w:val="24"/>
-          <w:szCs w:val="24"/>
-        </w:rPr>
-        <w:t>dict.h</w:t>
-      </w:r>
-      <w:proofErr w:type="spellEnd"/>
-      <w:r>
-        <w:rPr>
-          <w:rStyle w:val="Strong"/>
-          <w:rFonts w:ascii="Times New Roman" w:hAnsi="Times New Roman" w:cs="Times New Roman"/>
-          <w:b w:val="0"/>
-          <w:bCs w:val="0"/>
-          <w:sz w:val="24"/>
-          <w:szCs w:val="24"/>
-        </w:rPr>
-        <w:t xml:space="preserve">” é crucial nesse projeto e é por onde todas as funções passam. O escopo da realização do trabalho é comparar estruturas, como elas desempenham em ações iguais no quesito memória e tempo. Para isso, pode-se pensar no conceito de polimorfismo, característico da programação orientada a objeto, onde uma função pode se comportar diferente dependendo do contexto. Se isso for possível de ser feito, será prático e rápido de realizar os testes de comparação para o benchmark, pois </w:t>
+        <w:t xml:space="preserve">O arquivo “dict.h” é crucial nesse projeto e é por onde todas as funções passam. O escopo da realização do trabalho é comparar estruturas, como elas desempenham em ações iguais no quesito memória e tempo. Para isso, pode-se pensar no conceito de polimorfismo, característico da programação orientada a objeto, onde uma função pode se comportar diferente dependendo do contexto. Se isso for possível de ser feito, será prático e rápido de realizar os testes de comparação para o benchmark, pois </w:t>
       </w:r>
       <w:r>
         <w:rPr>
@@ -5862,83 +4456,29 @@
         </w:rPr>
         <w:t xml:space="preserve">não será necessário criar linhas de código para condições, como por exemplo “se for </w:t>
       </w:r>
-      <w:proofErr w:type="spellStart"/>
-      <w:r>
-        <w:rPr>
-          <w:rStyle w:val="Strong"/>
-          <w:rFonts w:ascii="Times New Roman" w:hAnsi="Times New Roman" w:cs="Times New Roman"/>
-          <w:b w:val="0"/>
-          <w:bCs w:val="0"/>
-          <w:i/>
-          <w:iCs/>
-          <w:sz w:val="24"/>
-          <w:szCs w:val="24"/>
-        </w:rPr>
-        <w:t>Hash</w:t>
-      </w:r>
-      <w:proofErr w:type="spellEnd"/>
-      <w:r>
-        <w:rPr>
-          <w:rStyle w:val="Strong"/>
-          <w:rFonts w:ascii="Times New Roman" w:hAnsi="Times New Roman" w:cs="Times New Roman"/>
-          <w:b w:val="0"/>
-          <w:bCs w:val="0"/>
-          <w:i/>
-          <w:iCs/>
-          <w:sz w:val="24"/>
-          <w:szCs w:val="24"/>
-        </w:rPr>
-        <w:t xml:space="preserve"> </w:t>
-      </w:r>
-      <w:proofErr w:type="spellStart"/>
-      <w:r>
-        <w:rPr>
-          <w:rStyle w:val="Strong"/>
-          <w:rFonts w:ascii="Times New Roman" w:hAnsi="Times New Roman" w:cs="Times New Roman"/>
-          <w:b w:val="0"/>
-          <w:bCs w:val="0"/>
-          <w:i/>
-          <w:iCs/>
-          <w:sz w:val="24"/>
-          <w:szCs w:val="24"/>
-        </w:rPr>
-        <w:t>Table</w:t>
-      </w:r>
-      <w:proofErr w:type="spellEnd"/>
-      <w:r>
-        <w:rPr>
-          <w:rStyle w:val="Strong"/>
-          <w:rFonts w:ascii="Times New Roman" w:hAnsi="Times New Roman" w:cs="Times New Roman"/>
-          <w:b w:val="0"/>
-          <w:bCs w:val="0"/>
-          <w:sz w:val="24"/>
-          <w:szCs w:val="24"/>
-        </w:rPr>
-        <w:t>, busque assim, se for Árvore AVL, busque dessa outra forma”; na verdade, a mesma função poderá fazer os dois. O empecilho é que a linguagem C não é orientada a objeto, como Java ou C++, e sim procedural. Sendo assim, a única forma seria simular esse comportamento e é isso que o código em “</w:t>
-      </w:r>
-      <w:proofErr w:type="spellStart"/>
-      <w:r>
-        <w:rPr>
-          <w:rStyle w:val="Strong"/>
-          <w:rFonts w:ascii="Times New Roman" w:hAnsi="Times New Roman" w:cs="Times New Roman"/>
-          <w:b w:val="0"/>
-          <w:bCs w:val="0"/>
-          <w:sz w:val="24"/>
-          <w:szCs w:val="24"/>
-        </w:rPr>
-        <w:t>dict.h</w:t>
-      </w:r>
-      <w:proofErr w:type="spellEnd"/>
-      <w:r>
-        <w:rPr>
-          <w:rStyle w:val="Strong"/>
-          <w:rFonts w:ascii="Times New Roman" w:hAnsi="Times New Roman" w:cs="Times New Roman"/>
-          <w:b w:val="0"/>
-          <w:bCs w:val="0"/>
-          <w:sz w:val="24"/>
-          <w:szCs w:val="24"/>
-        </w:rPr>
-        <w:t>” vai realizar.</w:t>
+      <w:r>
+        <w:rPr>
+          <w:rStyle w:val="Strong"/>
+          <w:rFonts w:ascii="Times New Roman" w:hAnsi="Times New Roman" w:cs="Times New Roman"/>
+          <w:b w:val="0"/>
+          <w:bCs w:val="0"/>
+          <w:i/>
+          <w:iCs/>
+          <w:sz w:val="24"/>
+          <w:szCs w:val="24"/>
+        </w:rPr>
+        <w:t>Hash Table</w:t>
+      </w:r>
+      <w:r>
+        <w:rPr>
+          <w:rStyle w:val="Strong"/>
+          <w:rFonts w:ascii="Times New Roman" w:hAnsi="Times New Roman" w:cs="Times New Roman"/>
+          <w:b w:val="0"/>
+          <w:bCs w:val="0"/>
+          <w:sz w:val="24"/>
+          <w:szCs w:val="24"/>
+        </w:rPr>
+        <w:t>, busque assim, se for Árvore AVL, busque dessa outra forma”; na verdade, a mesma função poderá fazer os dois. O empecilho é que a linguagem C não é orientada a objeto, como Java ou C++, e sim procedural. Sendo assim, a única forma seria simular esse comportamento e é isso que o código em “dict.h” vai realizar.</w:t>
       </w:r>
     </w:p>
     <w:p>
@@ -5966,7 +4506,6 @@
         </w:rPr>
         <w:t xml:space="preserve">Dentro desse arquivo há uma </w:t>
       </w:r>
-      <w:proofErr w:type="spellStart"/>
       <w:r>
         <w:rPr>
           <w:rStyle w:val="Strong"/>
@@ -5980,7 +4519,6 @@
         </w:rPr>
         <w:t>struct</w:t>
       </w:r>
-      <w:proofErr w:type="spellEnd"/>
       <w:r>
         <w:rPr>
           <w:rStyle w:val="Strong"/>
@@ -6003,7 +4541,6 @@
         </w:rPr>
         <w:t xml:space="preserve">denominada </w:t>
       </w:r>
-      <w:proofErr w:type="spellStart"/>
       <w:r>
         <w:rPr>
           <w:rStyle w:val="Strong"/>
@@ -6017,7 +4554,6 @@
         </w:rPr>
         <w:t>Dictionary</w:t>
       </w:r>
-      <w:proofErr w:type="spellEnd"/>
       <w:r>
         <w:rPr>
           <w:rStyle w:val="Strong"/>
@@ -6073,7 +4609,6 @@
         </w:rPr>
         <w:t xml:space="preserve">os dados da estrutura, dizendo qual estrutura ela é em determinado momento), um ponteiro </w:t>
       </w:r>
-      <w:proofErr w:type="spellStart"/>
       <w:r>
         <w:rPr>
           <w:rStyle w:val="Strong"/>
@@ -6087,7 +4622,6 @@
         </w:rPr>
         <w:t>name</w:t>
       </w:r>
-      <w:proofErr w:type="spellEnd"/>
       <w:r>
         <w:rPr>
           <w:rStyle w:val="Strong"/>
@@ -6099,7 +4633,6 @@
         </w:rPr>
         <w:t xml:space="preserve"> (o nome da estrutura) e os ponteiros que apontam para as funções: </w:t>
       </w:r>
-      <w:proofErr w:type="spellStart"/>
       <w:r>
         <w:rPr>
           <w:rStyle w:val="Strong"/>
@@ -6113,7 +4646,6 @@
         </w:rPr>
         <w:t>insert</w:t>
       </w:r>
-      <w:proofErr w:type="spellEnd"/>
       <w:r>
         <w:rPr>
           <w:rStyle w:val="Strong"/>
@@ -6125,7 +4657,6 @@
         </w:rPr>
         <w:t xml:space="preserve">, </w:t>
       </w:r>
-      <w:proofErr w:type="spellStart"/>
       <w:r>
         <w:rPr>
           <w:rStyle w:val="Strong"/>
@@ -6139,7 +4670,6 @@
         </w:rPr>
         <w:t>search</w:t>
       </w:r>
-      <w:proofErr w:type="spellEnd"/>
       <w:r>
         <w:rPr>
           <w:rStyle w:val="Strong"/>
@@ -6175,7 +4705,6 @@
         </w:rPr>
         <w:t xml:space="preserve">, </w:t>
       </w:r>
-      <w:proofErr w:type="spellStart"/>
       <w:r>
         <w:rPr>
           <w:rStyle w:val="Strong"/>
@@ -6189,7 +4718,6 @@
         </w:rPr>
         <w:t>size</w:t>
       </w:r>
-      <w:proofErr w:type="spellEnd"/>
       <w:r>
         <w:rPr>
           <w:rStyle w:val="Strong"/>
@@ -6201,7 +4729,6 @@
         </w:rPr>
         <w:t xml:space="preserve"> (número de títulos/mídias), </w:t>
       </w:r>
-      <w:proofErr w:type="spellStart"/>
       <w:r>
         <w:rPr>
           <w:rStyle w:val="Strong"/>
@@ -6215,7 +4742,6 @@
         </w:rPr>
         <w:t>mem_bytes</w:t>
       </w:r>
-      <w:proofErr w:type="spellEnd"/>
       <w:r>
         <w:rPr>
           <w:rStyle w:val="Strong"/>
@@ -6227,7 +4753,6 @@
         </w:rPr>
         <w:t xml:space="preserve"> e </w:t>
       </w:r>
-      <w:proofErr w:type="spellStart"/>
       <w:r>
         <w:rPr>
           <w:rStyle w:val="Strong"/>
@@ -6241,76 +4766,27 @@
         </w:rPr>
         <w:t>destroy</w:t>
       </w:r>
-      <w:proofErr w:type="spellEnd"/>
-      <w:r>
-        <w:rPr>
-          <w:rStyle w:val="Strong"/>
-          <w:rFonts w:ascii="Times New Roman" w:hAnsi="Times New Roman" w:cs="Times New Roman"/>
-          <w:b w:val="0"/>
-          <w:bCs w:val="0"/>
-          <w:sz w:val="24"/>
-          <w:szCs w:val="24"/>
-        </w:rPr>
-        <w:t xml:space="preserve"> (libera a memória usada pela estrutura). Cada ponteiro tem como parâmetros (</w:t>
-      </w:r>
-      <w:proofErr w:type="spellStart"/>
-      <w:r>
-        <w:rPr>
-          <w:rStyle w:val="Strong"/>
-          <w:rFonts w:ascii="Times New Roman" w:hAnsi="Times New Roman" w:cs="Times New Roman"/>
-          <w:b w:val="0"/>
-          <w:bCs w:val="0"/>
-          <w:sz w:val="24"/>
-          <w:szCs w:val="24"/>
-        </w:rPr>
-        <w:t>void</w:t>
-      </w:r>
-      <w:proofErr w:type="spellEnd"/>
-      <w:r>
-        <w:rPr>
-          <w:rStyle w:val="Strong"/>
-          <w:rFonts w:ascii="Times New Roman" w:hAnsi="Times New Roman" w:cs="Times New Roman"/>
-          <w:b w:val="0"/>
-          <w:bCs w:val="0"/>
-          <w:sz w:val="24"/>
-          <w:szCs w:val="24"/>
-        </w:rPr>
-        <w:t>* self + variável)</w:t>
-      </w:r>
-      <w:r>
-        <w:rPr>
-          <w:rStyle w:val="Strong"/>
-          <w:rFonts w:ascii="Times New Roman" w:hAnsi="Times New Roman" w:cs="Times New Roman"/>
-          <w:b w:val="0"/>
-          <w:bCs w:val="0"/>
-          <w:sz w:val="24"/>
-          <w:szCs w:val="24"/>
-        </w:rPr>
-        <w:t xml:space="preserve">, ou seja, as funções que eles apontam dever ter como parâmetro um ponteiro </w:t>
-      </w:r>
-      <w:proofErr w:type="spellStart"/>
-      <w:r>
-        <w:rPr>
-          <w:rStyle w:val="Strong"/>
-          <w:rFonts w:ascii="Times New Roman" w:hAnsi="Times New Roman" w:cs="Times New Roman"/>
-          <w:b w:val="0"/>
-          <w:bCs w:val="0"/>
-          <w:sz w:val="24"/>
-          <w:szCs w:val="24"/>
-        </w:rPr>
-        <w:t>void</w:t>
-      </w:r>
-      <w:proofErr w:type="spellEnd"/>
-      <w:r>
-        <w:rPr>
-          <w:rStyle w:val="Strong"/>
-          <w:rFonts w:ascii="Times New Roman" w:hAnsi="Times New Roman" w:cs="Times New Roman"/>
-          <w:b w:val="0"/>
-          <w:bCs w:val="0"/>
-          <w:sz w:val="24"/>
-          <w:szCs w:val="24"/>
-        </w:rPr>
-        <w:t xml:space="preserve"> – que nas funções de cada estrutura, logo no começo da função, já será atribuído que o vetor self aponta para a estrutura de dados específica) e o dado que será trabalhado na função.</w:t>
+      <w:r>
+        <w:rPr>
+          <w:rStyle w:val="Strong"/>
+          <w:rFonts w:ascii="Times New Roman" w:hAnsi="Times New Roman" w:cs="Times New Roman"/>
+          <w:b w:val="0"/>
+          <w:bCs w:val="0"/>
+          <w:sz w:val="24"/>
+          <w:szCs w:val="24"/>
+        </w:rPr>
+        <w:t xml:space="preserve"> (libera a memória usada pela estrutura). Cada ponteiro tem como parâmetros (void* self + variável)</w:t>
+      </w:r>
+      <w:r>
+        <w:rPr>
+          <w:rStyle w:val="Strong"/>
+          <w:rFonts w:ascii="Times New Roman" w:hAnsi="Times New Roman" w:cs="Times New Roman"/>
+          <w:b w:val="0"/>
+          <w:bCs w:val="0"/>
+          <w:sz w:val="24"/>
+          <w:szCs w:val="24"/>
+        </w:rPr>
+        <w:t>, ou seja, as funções que eles apontam dever ter como parâmetro um ponteiro void – que nas funções de cada estrutura, logo no começo da função, já será atribuído que o vetor self aponta para a estrutura de dados específica) e o dado que será trabalhado na função.</w:t>
       </w:r>
     </w:p>
     <w:p>
@@ -6336,31 +4812,7 @@
           <w:sz w:val="24"/>
           <w:szCs w:val="24"/>
         </w:rPr>
-        <w:t>Ao final do arquivo “</w:t>
-      </w:r>
-      <w:proofErr w:type="spellStart"/>
-      <w:r>
-        <w:rPr>
-          <w:rStyle w:val="Strong"/>
-          <w:rFonts w:ascii="Times New Roman" w:hAnsi="Times New Roman" w:cs="Times New Roman"/>
-          <w:b w:val="0"/>
-          <w:bCs w:val="0"/>
-          <w:sz w:val="24"/>
-          <w:szCs w:val="24"/>
-        </w:rPr>
-        <w:t>dict.h</w:t>
-      </w:r>
-      <w:proofErr w:type="spellEnd"/>
-      <w:r>
-        <w:rPr>
-          <w:rStyle w:val="Strong"/>
-          <w:rFonts w:ascii="Times New Roman" w:hAnsi="Times New Roman" w:cs="Times New Roman"/>
-          <w:b w:val="0"/>
-          <w:bCs w:val="0"/>
-          <w:sz w:val="24"/>
-          <w:szCs w:val="24"/>
-        </w:rPr>
-        <w:t>” há uma renomeação das funções por conveniência e tornar mais fácil a leitura e interpretação do código.</w:t>
+        <w:t>Ao final do arquivo “dict.h” há uma renomeação das funções por conveniência e tornar mais fácil a leitura e interpretação do código.</w:t>
       </w:r>
     </w:p>
     <w:p>
@@ -6422,7 +4874,6 @@
           <w:szCs w:val="32"/>
         </w:rPr>
       </w:pPr>
-      <w:proofErr w:type="spellStart"/>
       <w:r>
         <w:rPr>
           <w:rStyle w:val="Strong"/>
@@ -6449,29 +4900,8 @@
           <w:sz w:val="32"/>
           <w:szCs w:val="32"/>
         </w:rPr>
-        <w:t>.h</w:t>
-      </w:r>
-      <w:proofErr w:type="spellEnd"/>
-      <w:r>
-        <w:rPr>
-          <w:rStyle w:val="Strong"/>
-          <w:rFonts w:ascii="Times New Roman" w:hAnsi="Times New Roman" w:cs="Times New Roman"/>
-          <w:sz w:val="32"/>
-          <w:szCs w:val="32"/>
-        </w:rPr>
-        <w:t xml:space="preserve"> e </w:t>
-      </w:r>
-      <w:proofErr w:type="spellStart"/>
-      <w:r>
-        <w:rPr>
-          <w:rStyle w:val="Strong"/>
-          <w:rFonts w:ascii="Times New Roman" w:hAnsi="Times New Roman" w:cs="Times New Roman"/>
-          <w:sz w:val="32"/>
-          <w:szCs w:val="32"/>
-        </w:rPr>
-        <w:t>menu.c</w:t>
-      </w:r>
-      <w:proofErr w:type="spellEnd"/>
+        <w:t>.h e menu.c</w:t>
+      </w:r>
     </w:p>
     <w:p>
       <w:pPr>
@@ -6542,7 +4972,6 @@
         </w:rPr>
         <w:t xml:space="preserve"> Qual estrutura que fará as operações é decidida no arquivo </w:t>
       </w:r>
-      <w:proofErr w:type="spellStart"/>
       <w:r>
         <w:rPr>
           <w:rStyle w:val="Strong"/>
@@ -6556,7 +4985,6 @@
         </w:rPr>
         <w:t>main</w:t>
       </w:r>
-      <w:proofErr w:type="spellEnd"/>
       <w:r>
         <w:rPr>
           <w:rStyle w:val="Strong"/>
@@ -6623,42 +5051,8 @@
           <w:szCs w:val="32"/>
           <w:lang w:val="en-US"/>
         </w:rPr>
-        <w:t>.</w:t>
-      </w:r>
-      <w:proofErr w:type="spellStart"/>
-      <w:r>
-        <w:rPr>
-          <w:rStyle w:val="Strong"/>
-          <w:rFonts w:ascii="Times New Roman" w:hAnsi="Times New Roman" w:cs="Times New Roman"/>
-          <w:sz w:val="32"/>
-          <w:szCs w:val="32"/>
-          <w:lang w:val="en-US"/>
-        </w:rPr>
-        <w:t>h e</w:t>
-      </w:r>
-      <w:proofErr w:type="spellEnd"/>
-      <w:r>
-        <w:rPr>
-          <w:rStyle w:val="Strong"/>
-          <w:rFonts w:ascii="Times New Roman" w:hAnsi="Times New Roman" w:cs="Times New Roman"/>
-          <w:sz w:val="32"/>
-          <w:szCs w:val="32"/>
-          <w:lang w:val="en-US"/>
-        </w:rPr>
-        <w:t xml:space="preserve"> </w:t>
-      </w:r>
-      <w:proofErr w:type="spellStart"/>
-      <w:r>
-        <w:rPr>
-          <w:rStyle w:val="Strong"/>
-          <w:rFonts w:ascii="Times New Roman" w:hAnsi="Times New Roman" w:cs="Times New Roman"/>
-          <w:sz w:val="32"/>
-          <w:szCs w:val="32"/>
-          <w:lang w:val="en-US"/>
-        </w:rPr>
-        <w:t>operations.c</w:t>
-      </w:r>
-      <w:proofErr w:type="spellEnd"/>
+        <w:t>.h e operations.c</w:t>
+      </w:r>
     </w:p>
     <w:p>
       <w:pPr>
@@ -6708,33 +5102,18 @@
         </w:rPr>
         <w:t>Trie/</w:t>
       </w:r>
-      <w:proofErr w:type="spellStart"/>
-      <w:r>
-        <w:rPr>
-          <w:rStyle w:val="Strong"/>
-          <w:rFonts w:ascii="Times New Roman" w:hAnsi="Times New Roman" w:cs="Times New Roman"/>
-          <w:b w:val="0"/>
-          <w:bCs w:val="0"/>
-          <w:i/>
-          <w:iCs/>
-          <w:sz w:val="24"/>
-          <w:szCs w:val="24"/>
-        </w:rPr>
-        <w:t>Radix</w:t>
-      </w:r>
-      <w:proofErr w:type="spellEnd"/>
-      <w:r>
-        <w:rPr>
-          <w:rStyle w:val="Strong"/>
-          <w:rFonts w:ascii="Times New Roman" w:hAnsi="Times New Roman" w:cs="Times New Roman"/>
-          <w:b w:val="0"/>
-          <w:bCs w:val="0"/>
-          <w:i/>
-          <w:iCs/>
-          <w:sz w:val="24"/>
-          <w:szCs w:val="24"/>
-        </w:rPr>
-        <w:t xml:space="preserve"> Trie</w:t>
+      <w:r>
+        <w:rPr>
+          <w:rStyle w:val="Strong"/>
+          <w:rFonts w:ascii="Times New Roman" w:hAnsi="Times New Roman" w:cs="Times New Roman"/>
+          <w:b w:val="0"/>
+          <w:bCs w:val="0"/>
+          <w:i/>
+          <w:iCs/>
+          <w:sz w:val="24"/>
+          <w:szCs w:val="24"/>
+        </w:rPr>
+        <w:t>Radix Trie</w:t>
       </w:r>
       <w:r>
         <w:rPr>
@@ -6747,7 +5126,6 @@
         </w:rPr>
         <w:t xml:space="preserve"> é o melhor, as outras todas envolvem que seja passado dado por dado, para olhar os gêneros, olhar o tempo de duração, olhar para as notas, de acordo com os filtros claro, mas será necessário passar por todos os dados. Nesses casos qualquer estrutura fará o trabalho na mesma eficiência e por isso será utilizada aquela que já está sendo chamada no </w:t>
       </w:r>
-      <w:proofErr w:type="spellStart"/>
       <w:r>
         <w:rPr>
           <w:rStyle w:val="Strong"/>
@@ -6761,7 +5139,6 @@
         </w:rPr>
         <w:t>main</w:t>
       </w:r>
-      <w:proofErr w:type="spellEnd"/>
       <w:r>
         <w:rPr>
           <w:rStyle w:val="Strong"/>
@@ -6790,7 +5167,6 @@
           <w:szCs w:val="32"/>
         </w:rPr>
       </w:pPr>
-      <w:proofErr w:type="spellStart"/>
       <w:r>
         <w:rPr>
           <w:rStyle w:val="Strong"/>
@@ -6798,29 +5174,8 @@
           <w:sz w:val="32"/>
           <w:szCs w:val="32"/>
         </w:rPr>
-        <w:t>timer.h</w:t>
-      </w:r>
-      <w:proofErr w:type="spellEnd"/>
-      <w:r>
-        <w:rPr>
-          <w:rStyle w:val="Strong"/>
-          <w:rFonts w:ascii="Times New Roman" w:hAnsi="Times New Roman" w:cs="Times New Roman"/>
-          <w:sz w:val="32"/>
-          <w:szCs w:val="32"/>
-        </w:rPr>
-        <w:t xml:space="preserve"> e </w:t>
-      </w:r>
-      <w:proofErr w:type="spellStart"/>
-      <w:r>
-        <w:rPr>
-          <w:rStyle w:val="Strong"/>
-          <w:rFonts w:ascii="Times New Roman" w:hAnsi="Times New Roman" w:cs="Times New Roman"/>
-          <w:sz w:val="32"/>
-          <w:szCs w:val="32"/>
-        </w:rPr>
-        <w:t>timer.c</w:t>
-      </w:r>
-      <w:proofErr w:type="spellEnd"/>
+        <w:t>timer.h e timer.c</w:t>
+      </w:r>
     </w:p>
     <w:p>
       <w:pPr>
@@ -6847,49 +5202,19 @@
         </w:rPr>
         <w:t xml:space="preserve">Esse conjunto é o responsável pelas funções de medição de tempo. Foi utilizado um </w:t>
       </w:r>
-      <w:proofErr w:type="spellStart"/>
-      <w:r>
-        <w:rPr>
-          <w:rStyle w:val="Strong"/>
-          <w:rFonts w:ascii="Times New Roman" w:hAnsi="Times New Roman" w:cs="Times New Roman"/>
-          <w:b w:val="0"/>
-          <w:bCs w:val="0"/>
-          <w:i/>
-          <w:iCs/>
-          <w:sz w:val="24"/>
-          <w:szCs w:val="24"/>
-        </w:rPr>
-        <w:t>monotonick</w:t>
-      </w:r>
-      <w:proofErr w:type="spellEnd"/>
-      <w:r>
-        <w:rPr>
-          <w:rStyle w:val="Strong"/>
-          <w:rFonts w:ascii="Times New Roman" w:hAnsi="Times New Roman" w:cs="Times New Roman"/>
-          <w:b w:val="0"/>
-          <w:bCs w:val="0"/>
-          <w:i/>
-          <w:iCs/>
-          <w:sz w:val="24"/>
-          <w:szCs w:val="24"/>
-        </w:rPr>
-        <w:t xml:space="preserve"> </w:t>
-      </w:r>
-      <w:proofErr w:type="spellStart"/>
-      <w:r>
-        <w:rPr>
-          <w:rStyle w:val="Strong"/>
-          <w:rFonts w:ascii="Times New Roman" w:hAnsi="Times New Roman" w:cs="Times New Roman"/>
-          <w:b w:val="0"/>
-          <w:bCs w:val="0"/>
-          <w:i/>
-          <w:iCs/>
-          <w:sz w:val="24"/>
-          <w:szCs w:val="24"/>
-        </w:rPr>
-        <w:t>clock</w:t>
-      </w:r>
-      <w:proofErr w:type="spellEnd"/>
+      <w:r>
+        <w:rPr>
+          <w:rStyle w:val="Strong"/>
+          <w:rFonts w:ascii="Times New Roman" w:hAnsi="Times New Roman" w:cs="Times New Roman"/>
+          <w:b w:val="0"/>
+          <w:bCs w:val="0"/>
+          <w:i/>
+          <w:iCs/>
+          <w:sz w:val="24"/>
+          <w:szCs w:val="24"/>
+        </w:rPr>
+        <w:t>monotonick clock</w:t>
+      </w:r>
       <w:r>
         <w:rPr>
           <w:rStyle w:val="Strong"/>
@@ -6990,7 +5315,6 @@
         </w:rPr>
         <w:t xml:space="preserve"> benchmark foi feito por meio de uma </w:t>
       </w:r>
-      <w:proofErr w:type="spellStart"/>
       <w:r>
         <w:rPr>
           <w:rStyle w:val="Strong"/>
@@ -7004,7 +5328,6 @@
         </w:rPr>
         <w:t>array</w:t>
       </w:r>
-      <w:proofErr w:type="spellEnd"/>
       <w:r>
         <w:rPr>
           <w:rStyle w:val="Strong"/>
@@ -7027,23 +5350,8 @@
           <w:sz w:val="24"/>
           <w:szCs w:val="24"/>
         </w:rPr>
-        <w:t>hit-</w:t>
-      </w:r>
-      <w:proofErr w:type="spellStart"/>
-      <w:r>
-        <w:rPr>
-          <w:rStyle w:val="Strong"/>
-          <w:rFonts w:ascii="Times New Roman" w:hAnsi="Times New Roman" w:cs="Times New Roman"/>
-          <w:b w:val="0"/>
-          <w:bCs w:val="0"/>
-          <w:i/>
-          <w:iCs/>
-          <w:sz w:val="24"/>
-          <w:szCs w:val="24"/>
-        </w:rPr>
-        <w:t>search</w:t>
-      </w:r>
-      <w:proofErr w:type="spellEnd"/>
+        <w:t>hit-search</w:t>
+      </w:r>
       <w:r>
         <w:rPr>
           <w:rStyle w:val="Strong"/>
@@ -7079,33 +5387,18 @@
         </w:rPr>
         <w:t xml:space="preserve"> </w:t>
       </w:r>
-      <w:proofErr w:type="spellStart"/>
-      <w:r>
-        <w:rPr>
-          <w:rStyle w:val="Strong"/>
-          <w:rFonts w:ascii="Times New Roman" w:hAnsi="Times New Roman" w:cs="Times New Roman"/>
-          <w:b w:val="0"/>
-          <w:bCs w:val="0"/>
-          <w:i/>
-          <w:iCs/>
-          <w:sz w:val="24"/>
-          <w:szCs w:val="24"/>
-        </w:rPr>
-        <w:t>mixed</w:t>
-      </w:r>
-      <w:proofErr w:type="spellEnd"/>
-      <w:r>
-        <w:rPr>
-          <w:rStyle w:val="Strong"/>
-          <w:rFonts w:ascii="Times New Roman" w:hAnsi="Times New Roman" w:cs="Times New Roman"/>
-          <w:b w:val="0"/>
-          <w:bCs w:val="0"/>
-          <w:i/>
-          <w:iCs/>
-          <w:sz w:val="24"/>
-          <w:szCs w:val="24"/>
-        </w:rPr>
-        <w:t xml:space="preserve"> hit</w:t>
+      <w:r>
+        <w:rPr>
+          <w:rStyle w:val="Strong"/>
+          <w:rFonts w:ascii="Times New Roman" w:hAnsi="Times New Roman" w:cs="Times New Roman"/>
+          <w:b w:val="0"/>
+          <w:bCs w:val="0"/>
+          <w:i/>
+          <w:iCs/>
+          <w:sz w:val="24"/>
+          <w:szCs w:val="24"/>
+        </w:rPr>
+        <w:t>mixed hit</w:t>
       </w:r>
       <w:r>
         <w:rPr>
@@ -7152,55 +5445,7 @@
           <w:szCs w:val="24"/>
         </w:rPr>
         <w:lastRenderedPageBreak/>
-        <w:t xml:space="preserve">pico, para cada estrutura. Com isso, os resultados foram um arquivo CSV e gráficos </w:t>
-      </w:r>
-      <w:proofErr w:type="spellStart"/>
-      <w:r>
-        <w:rPr>
-          <w:rStyle w:val="Strong"/>
-          <w:rFonts w:ascii="Times New Roman" w:hAnsi="Times New Roman" w:cs="Times New Roman"/>
-          <w:b w:val="0"/>
-          <w:bCs w:val="0"/>
-          <w:sz w:val="24"/>
-          <w:szCs w:val="24"/>
-        </w:rPr>
-        <w:t>log-log</w:t>
-      </w:r>
-      <w:proofErr w:type="spellEnd"/>
-      <w:r>
-        <w:rPr>
-          <w:rStyle w:val="Strong"/>
-          <w:rFonts w:ascii="Times New Roman" w:hAnsi="Times New Roman" w:cs="Times New Roman"/>
-          <w:b w:val="0"/>
-          <w:bCs w:val="0"/>
-          <w:sz w:val="24"/>
-          <w:szCs w:val="24"/>
-        </w:rPr>
-        <w:t xml:space="preserve"> em SVG. Foi utilizado </w:t>
-      </w:r>
-      <w:proofErr w:type="spellStart"/>
-      <w:r>
-        <w:rPr>
-          <w:rStyle w:val="Strong"/>
-          <w:rFonts w:ascii="Times New Roman" w:hAnsi="Times New Roman" w:cs="Times New Roman"/>
-          <w:b w:val="0"/>
-          <w:bCs w:val="0"/>
-          <w:sz w:val="24"/>
-          <w:szCs w:val="24"/>
-        </w:rPr>
-        <w:t>log-log</w:t>
-      </w:r>
-      <w:proofErr w:type="spellEnd"/>
-      <w:r>
-        <w:rPr>
-          <w:rStyle w:val="Strong"/>
-          <w:rFonts w:ascii="Times New Roman" w:hAnsi="Times New Roman" w:cs="Times New Roman"/>
-          <w:b w:val="0"/>
-          <w:bCs w:val="0"/>
-          <w:sz w:val="24"/>
-          <w:szCs w:val="24"/>
-        </w:rPr>
-        <w:t xml:space="preserve"> pois assim somente analisando o coeficiente angular é possível observar a complexidade das estruturas, sendo o gráfico retilíneo para O(1), O(n) para um coeficiente angular igual 1 e etc.</w:t>
+        <w:t>pico, para cada estrutura. Com isso, os resultados foram um arquivo CSV e gráficos log-log em SVG. Foi utilizado log-log pois assim somente analisando o coeficiente angular é possível observar a complexidade das estruturas, sendo o gráfico retilíneo para O(1), O(n) para um coeficiente angular igual 1 e etc.</w:t>
       </w:r>
     </w:p>
     <w:p>
@@ -7452,27 +5697,7 @@
           <w:b w:val="0"/>
           <w:bCs w:val="0"/>
         </w:rPr>
-        <w:t xml:space="preserve">, gráfico </w:t>
-      </w:r>
-      <w:proofErr w:type="spellStart"/>
-      <w:r>
-        <w:rPr>
-          <w:rStyle w:val="Strong"/>
-          <w:rFonts w:ascii="Times New Roman" w:hAnsi="Times New Roman" w:cs="Times New Roman"/>
-          <w:b w:val="0"/>
-          <w:bCs w:val="0"/>
-        </w:rPr>
-        <w:t>log-log</w:t>
-      </w:r>
-      <w:proofErr w:type="spellEnd"/>
-      <w:r>
-        <w:rPr>
-          <w:rStyle w:val="Strong"/>
-          <w:rFonts w:ascii="Times New Roman" w:hAnsi="Times New Roman" w:cs="Times New Roman"/>
-          <w:b w:val="0"/>
-          <w:bCs w:val="0"/>
-        </w:rPr>
-        <w:t xml:space="preserve">. </w:t>
+        <w:t xml:space="preserve">, gráfico log-log. </w:t>
       </w:r>
     </w:p>
     <w:p>
@@ -7513,49 +5738,19 @@
         <w:tab/>
         <w:t xml:space="preserve">A partir do gráfico 1 se prova que a inserção em árvores AVL e </w:t>
       </w:r>
-      <w:proofErr w:type="spellStart"/>
-      <w:r>
-        <w:rPr>
-          <w:rStyle w:val="Strong"/>
-          <w:rFonts w:ascii="Times New Roman" w:hAnsi="Times New Roman" w:cs="Times New Roman"/>
-          <w:b w:val="0"/>
-          <w:bCs w:val="0"/>
-          <w:i/>
-          <w:iCs/>
-          <w:sz w:val="24"/>
-          <w:szCs w:val="24"/>
-        </w:rPr>
-        <w:t>Skip</w:t>
-      </w:r>
-      <w:proofErr w:type="spellEnd"/>
-      <w:r>
-        <w:rPr>
-          <w:rStyle w:val="Strong"/>
-          <w:rFonts w:ascii="Times New Roman" w:hAnsi="Times New Roman" w:cs="Times New Roman"/>
-          <w:b w:val="0"/>
-          <w:bCs w:val="0"/>
-          <w:i/>
-          <w:iCs/>
-          <w:sz w:val="24"/>
-          <w:szCs w:val="24"/>
-        </w:rPr>
-        <w:t xml:space="preserve"> </w:t>
-      </w:r>
-      <w:proofErr w:type="spellStart"/>
-      <w:r>
-        <w:rPr>
-          <w:rStyle w:val="Strong"/>
-          <w:rFonts w:ascii="Times New Roman" w:hAnsi="Times New Roman" w:cs="Times New Roman"/>
-          <w:b w:val="0"/>
-          <w:bCs w:val="0"/>
-          <w:i/>
-          <w:iCs/>
-          <w:sz w:val="24"/>
-          <w:szCs w:val="24"/>
-        </w:rPr>
-        <w:t>List</w:t>
-      </w:r>
-      <w:proofErr w:type="spellEnd"/>
+      <w:r>
+        <w:rPr>
+          <w:rStyle w:val="Strong"/>
+          <w:rFonts w:ascii="Times New Roman" w:hAnsi="Times New Roman" w:cs="Times New Roman"/>
+          <w:b w:val="0"/>
+          <w:bCs w:val="0"/>
+          <w:i/>
+          <w:iCs/>
+          <w:sz w:val="24"/>
+          <w:szCs w:val="24"/>
+        </w:rPr>
+        <w:t>Skip List</w:t>
+      </w:r>
       <w:r>
         <w:rPr>
           <w:rStyle w:val="Strong"/>
@@ -7567,61 +5762,18 @@
         </w:rPr>
         <w:t xml:space="preserve"> são as mais rápidas ao longo do tempo. A Trie teve o maior tempo pois tem todos os problemas mencionados – o fato de gerar 256 “filhos” para cada novo nó e ter que lidar com o título de fato e não o código alfanumérico como os outros. A lista ligada simples também teve um tempo considerável pelo fato levantado no início da seção, ele vasculha os dados antes de inserir, mas se não fosse isso, ela seria a mais rápida. É interessante reparar no comportamento da </w:t>
       </w:r>
-      <w:proofErr w:type="spellStart"/>
-      <w:r>
-        <w:rPr>
-          <w:rStyle w:val="Strong"/>
-          <w:rFonts w:ascii="Times New Roman" w:hAnsi="Times New Roman" w:cs="Times New Roman"/>
-          <w:b w:val="0"/>
-          <w:bCs w:val="0"/>
-          <w:i/>
-          <w:iCs/>
-          <w:sz w:val="24"/>
-          <w:szCs w:val="24"/>
-        </w:rPr>
-        <w:t>Hash</w:t>
-      </w:r>
-      <w:proofErr w:type="spellEnd"/>
-      <w:r>
-        <w:rPr>
-          <w:rStyle w:val="Strong"/>
-          <w:rFonts w:ascii="Times New Roman" w:hAnsi="Times New Roman" w:cs="Times New Roman"/>
-          <w:b w:val="0"/>
-          <w:bCs w:val="0"/>
-          <w:i/>
-          <w:iCs/>
-          <w:sz w:val="24"/>
-          <w:szCs w:val="24"/>
-        </w:rPr>
-        <w:t xml:space="preserve"> </w:t>
-      </w:r>
-      <w:proofErr w:type="spellStart"/>
-      <w:r>
-        <w:rPr>
-          <w:rStyle w:val="Strong"/>
-          <w:rFonts w:ascii="Times New Roman" w:hAnsi="Times New Roman" w:cs="Times New Roman"/>
-          <w:b w:val="0"/>
-          <w:bCs w:val="0"/>
-          <w:i/>
-          <w:iCs/>
-          <w:sz w:val="24"/>
-          <w:szCs w:val="24"/>
-        </w:rPr>
-        <w:t>Table</w:t>
-      </w:r>
-      <w:proofErr w:type="spellEnd"/>
-      <w:r>
-        <w:rPr>
-          <w:rStyle w:val="Strong"/>
-          <w:rFonts w:ascii="Times New Roman" w:hAnsi="Times New Roman" w:cs="Times New Roman"/>
-          <w:b w:val="0"/>
-          <w:bCs w:val="0"/>
-          <w:i/>
-          <w:iCs/>
-          <w:sz w:val="24"/>
-          <w:szCs w:val="24"/>
-        </w:rPr>
-        <w:t>.</w:t>
+      <w:r>
+        <w:rPr>
+          <w:rStyle w:val="Strong"/>
+          <w:rFonts w:ascii="Times New Roman" w:hAnsi="Times New Roman" w:cs="Times New Roman"/>
+          <w:b w:val="0"/>
+          <w:bCs w:val="0"/>
+          <w:i/>
+          <w:iCs/>
+          <w:sz w:val="24"/>
+          <w:szCs w:val="24"/>
+        </w:rPr>
+        <w:t>Hash Table.</w:t>
       </w:r>
       <w:r>
         <w:rPr>
@@ -7645,49 +5797,19 @@
         </w:rPr>
         <w:t xml:space="preserve"> com a teoria e o que diz a literatura, O(1). Porém, conforme mais dados foram inseridos, a frequência das colisões aumenta, o que demanda da </w:t>
       </w:r>
-      <w:proofErr w:type="spellStart"/>
-      <w:r>
-        <w:rPr>
-          <w:rStyle w:val="Strong"/>
-          <w:rFonts w:ascii="Times New Roman" w:hAnsi="Times New Roman" w:cs="Times New Roman"/>
-          <w:b w:val="0"/>
-          <w:bCs w:val="0"/>
-          <w:i/>
-          <w:iCs/>
-          <w:sz w:val="24"/>
-          <w:szCs w:val="24"/>
-        </w:rPr>
-        <w:t>Hash</w:t>
-      </w:r>
-      <w:proofErr w:type="spellEnd"/>
-      <w:r>
-        <w:rPr>
-          <w:rStyle w:val="Strong"/>
-          <w:rFonts w:ascii="Times New Roman" w:hAnsi="Times New Roman" w:cs="Times New Roman"/>
-          <w:b w:val="0"/>
-          <w:bCs w:val="0"/>
-          <w:i/>
-          <w:iCs/>
-          <w:sz w:val="24"/>
-          <w:szCs w:val="24"/>
-        </w:rPr>
-        <w:t xml:space="preserve"> </w:t>
-      </w:r>
-      <w:proofErr w:type="spellStart"/>
-      <w:r>
-        <w:rPr>
-          <w:rStyle w:val="Strong"/>
-          <w:rFonts w:ascii="Times New Roman" w:hAnsi="Times New Roman" w:cs="Times New Roman"/>
-          <w:b w:val="0"/>
-          <w:bCs w:val="0"/>
-          <w:i/>
-          <w:iCs/>
-          <w:sz w:val="24"/>
-          <w:szCs w:val="24"/>
-        </w:rPr>
-        <w:t>Table</w:t>
-      </w:r>
-      <w:proofErr w:type="spellEnd"/>
+      <w:r>
+        <w:rPr>
+          <w:rStyle w:val="Strong"/>
+          <w:rFonts w:ascii="Times New Roman" w:hAnsi="Times New Roman" w:cs="Times New Roman"/>
+          <w:b w:val="0"/>
+          <w:bCs w:val="0"/>
+          <w:i/>
+          <w:iCs/>
+          <w:sz w:val="24"/>
+          <w:szCs w:val="24"/>
+        </w:rPr>
+        <w:t>Hash Table</w:t>
+      </w:r>
       <w:r>
         <w:rPr>
           <w:rStyle w:val="Strong"/>
@@ -7699,49 +5821,19 @@
         </w:rPr>
         <w:t xml:space="preserve"> criar listas ligadas no mesmo índice. Por isso, ela acaba aumentando o tempo de inserção e chega a passar a árvore AVL e a </w:t>
       </w:r>
-      <w:proofErr w:type="spellStart"/>
-      <w:r>
-        <w:rPr>
-          <w:rStyle w:val="Strong"/>
-          <w:rFonts w:ascii="Times New Roman" w:hAnsi="Times New Roman" w:cs="Times New Roman"/>
-          <w:b w:val="0"/>
-          <w:bCs w:val="0"/>
-          <w:i/>
-          <w:iCs/>
-          <w:sz w:val="24"/>
-          <w:szCs w:val="24"/>
-        </w:rPr>
-        <w:t>Skip</w:t>
-      </w:r>
-      <w:proofErr w:type="spellEnd"/>
-      <w:r>
-        <w:rPr>
-          <w:rStyle w:val="Strong"/>
-          <w:rFonts w:ascii="Times New Roman" w:hAnsi="Times New Roman" w:cs="Times New Roman"/>
-          <w:b w:val="0"/>
-          <w:bCs w:val="0"/>
-          <w:i/>
-          <w:iCs/>
-          <w:sz w:val="24"/>
-          <w:szCs w:val="24"/>
-        </w:rPr>
-        <w:t xml:space="preserve"> </w:t>
-      </w:r>
-      <w:proofErr w:type="spellStart"/>
-      <w:r>
-        <w:rPr>
-          <w:rStyle w:val="Strong"/>
-          <w:rFonts w:ascii="Times New Roman" w:hAnsi="Times New Roman" w:cs="Times New Roman"/>
-          <w:b w:val="0"/>
-          <w:bCs w:val="0"/>
-          <w:i/>
-          <w:iCs/>
-          <w:sz w:val="24"/>
-          <w:szCs w:val="24"/>
-        </w:rPr>
-        <w:t>List</w:t>
-      </w:r>
-      <w:proofErr w:type="spellEnd"/>
+      <w:r>
+        <w:rPr>
+          <w:rStyle w:val="Strong"/>
+          <w:rFonts w:ascii="Times New Roman" w:hAnsi="Times New Roman" w:cs="Times New Roman"/>
+          <w:b w:val="0"/>
+          <w:bCs w:val="0"/>
+          <w:i/>
+          <w:iCs/>
+          <w:sz w:val="24"/>
+          <w:szCs w:val="24"/>
+        </w:rPr>
+        <w:t>Skip List</w:t>
+      </w:r>
       <w:r>
         <w:rPr>
           <w:rStyle w:val="Strong"/>
@@ -7849,21 +5941,7 @@
           <w:rStyle w:val="Strong"/>
           <w:rFonts w:ascii="Times New Roman" w:hAnsi="Times New Roman" w:cs="Times New Roman"/>
         </w:rPr>
-        <w:t xml:space="preserve">Gráfico </w:t>
-      </w:r>
-      <w:r>
-        <w:rPr>
-          <w:rStyle w:val="Strong"/>
-          <w:rFonts w:ascii="Times New Roman" w:hAnsi="Times New Roman" w:cs="Times New Roman"/>
-        </w:rPr>
-        <w:t>2</w:t>
-      </w:r>
-      <w:r>
-        <w:rPr>
-          <w:rStyle w:val="Strong"/>
-          <w:rFonts w:ascii="Times New Roman" w:hAnsi="Times New Roman" w:cs="Times New Roman"/>
-        </w:rPr>
-        <w:t xml:space="preserve">. </w:t>
+        <w:t xml:space="preserve">Gráfico 2. </w:t>
       </w:r>
       <w:r>
         <w:rPr>
@@ -7935,27 +6013,7 @@
           <w:b w:val="0"/>
           <w:bCs w:val="0"/>
         </w:rPr>
-        <w:t xml:space="preserve">ráfico </w:t>
-      </w:r>
-      <w:proofErr w:type="spellStart"/>
-      <w:r>
-        <w:rPr>
-          <w:rStyle w:val="Strong"/>
-          <w:rFonts w:ascii="Times New Roman" w:hAnsi="Times New Roman" w:cs="Times New Roman"/>
-          <w:b w:val="0"/>
-          <w:bCs w:val="0"/>
-        </w:rPr>
-        <w:t>log-log</w:t>
-      </w:r>
-      <w:proofErr w:type="spellEnd"/>
-      <w:r>
-        <w:rPr>
-          <w:rStyle w:val="Strong"/>
-          <w:rFonts w:ascii="Times New Roman" w:hAnsi="Times New Roman" w:cs="Times New Roman"/>
-          <w:b w:val="0"/>
-          <w:bCs w:val="0"/>
-        </w:rPr>
-        <w:t xml:space="preserve">. </w:t>
+        <w:t xml:space="preserve">ráfico log-log. </w:t>
       </w:r>
     </w:p>
     <w:p>
@@ -7983,33 +6041,18 @@
         <w:tab/>
         <w:t xml:space="preserve">A partir do gráfico 2, observa-se padrões semelhantes ao gráfico 1. Na média de tempo para </w:t>
       </w:r>
-      <w:proofErr w:type="spellStart"/>
-      <w:r>
-        <w:rPr>
-          <w:rStyle w:val="Strong"/>
-          <w:rFonts w:ascii="Times New Roman" w:hAnsi="Times New Roman" w:cs="Times New Roman"/>
-          <w:b w:val="0"/>
-          <w:bCs w:val="0"/>
-          <w:i/>
-          <w:iCs/>
-          <w:sz w:val="24"/>
-          <w:szCs w:val="24"/>
-        </w:rPr>
-        <w:t>mixed</w:t>
-      </w:r>
-      <w:proofErr w:type="spellEnd"/>
-      <w:r>
-        <w:rPr>
-          <w:rStyle w:val="Strong"/>
-          <w:rFonts w:ascii="Times New Roman" w:hAnsi="Times New Roman" w:cs="Times New Roman"/>
-          <w:b w:val="0"/>
-          <w:bCs w:val="0"/>
-          <w:i/>
-          <w:iCs/>
-          <w:sz w:val="24"/>
-          <w:szCs w:val="24"/>
-        </w:rPr>
-        <w:t xml:space="preserve"> hit</w:t>
+      <w:r>
+        <w:rPr>
+          <w:rStyle w:val="Strong"/>
+          <w:rFonts w:ascii="Times New Roman" w:hAnsi="Times New Roman" w:cs="Times New Roman"/>
+          <w:b w:val="0"/>
+          <w:bCs w:val="0"/>
+          <w:i/>
+          <w:iCs/>
+          <w:sz w:val="24"/>
+          <w:szCs w:val="24"/>
+        </w:rPr>
+        <w:t>mixed hit</w:t>
       </w:r>
       <w:r>
         <w:rPr>
@@ -8022,49 +6065,19 @@
         </w:rPr>
         <w:t xml:space="preserve">, buscar dados que existem e não existem na base de dados, o padrão parece o mesmo que o da inserção. O que era de se esperar aconteceu, aumentando a quantidade de dados, de inserções, aumenta o tempo para se achar o dado que existe ou perceber que um dado não existe. Nesse, a </w:t>
       </w:r>
-      <w:proofErr w:type="spellStart"/>
-      <w:r>
-        <w:rPr>
-          <w:rStyle w:val="Strong"/>
-          <w:rFonts w:ascii="Times New Roman" w:hAnsi="Times New Roman" w:cs="Times New Roman"/>
-          <w:b w:val="0"/>
-          <w:bCs w:val="0"/>
-          <w:i/>
-          <w:iCs/>
-          <w:sz w:val="24"/>
-          <w:szCs w:val="24"/>
-        </w:rPr>
-        <w:t>Skip</w:t>
-      </w:r>
-      <w:proofErr w:type="spellEnd"/>
-      <w:r>
-        <w:rPr>
-          <w:rStyle w:val="Strong"/>
-          <w:rFonts w:ascii="Times New Roman" w:hAnsi="Times New Roman" w:cs="Times New Roman"/>
-          <w:b w:val="0"/>
-          <w:bCs w:val="0"/>
-          <w:i/>
-          <w:iCs/>
-          <w:sz w:val="24"/>
-          <w:szCs w:val="24"/>
-        </w:rPr>
-        <w:t xml:space="preserve"> </w:t>
-      </w:r>
-      <w:proofErr w:type="spellStart"/>
-      <w:r>
-        <w:rPr>
-          <w:rStyle w:val="Strong"/>
-          <w:rFonts w:ascii="Times New Roman" w:hAnsi="Times New Roman" w:cs="Times New Roman"/>
-          <w:b w:val="0"/>
-          <w:bCs w:val="0"/>
-          <w:i/>
-          <w:iCs/>
-          <w:sz w:val="24"/>
-          <w:szCs w:val="24"/>
-        </w:rPr>
-        <w:t>List</w:t>
-      </w:r>
-      <w:proofErr w:type="spellEnd"/>
+      <w:r>
+        <w:rPr>
+          <w:rStyle w:val="Strong"/>
+          <w:rFonts w:ascii="Times New Roman" w:hAnsi="Times New Roman" w:cs="Times New Roman"/>
+          <w:b w:val="0"/>
+          <w:bCs w:val="0"/>
+          <w:i/>
+          <w:iCs/>
+          <w:sz w:val="24"/>
+          <w:szCs w:val="24"/>
+        </w:rPr>
+        <w:t>Skip List</w:t>
+      </w:r>
       <w:r>
         <w:rPr>
           <w:rStyle w:val="Strong"/>
@@ -8099,49 +6112,19 @@
         <w:lastRenderedPageBreak/>
         <w:t xml:space="preserve">começo, o que prova sua complexidade de tempo O(log n). A </w:t>
       </w:r>
-      <w:proofErr w:type="spellStart"/>
-      <w:r>
-        <w:rPr>
-          <w:rStyle w:val="Strong"/>
-          <w:rFonts w:ascii="Times New Roman" w:hAnsi="Times New Roman" w:cs="Times New Roman"/>
-          <w:b w:val="0"/>
-          <w:bCs w:val="0"/>
-          <w:i/>
-          <w:iCs/>
-          <w:sz w:val="24"/>
-          <w:szCs w:val="24"/>
-        </w:rPr>
-        <w:t>Hash</w:t>
-      </w:r>
-      <w:proofErr w:type="spellEnd"/>
-      <w:r>
-        <w:rPr>
-          <w:rStyle w:val="Strong"/>
-          <w:rFonts w:ascii="Times New Roman" w:hAnsi="Times New Roman" w:cs="Times New Roman"/>
-          <w:b w:val="0"/>
-          <w:bCs w:val="0"/>
-          <w:i/>
-          <w:iCs/>
-          <w:sz w:val="24"/>
-          <w:szCs w:val="24"/>
-        </w:rPr>
-        <w:t xml:space="preserve"> </w:t>
-      </w:r>
-      <w:proofErr w:type="spellStart"/>
-      <w:r>
-        <w:rPr>
-          <w:rStyle w:val="Strong"/>
-          <w:rFonts w:ascii="Times New Roman" w:hAnsi="Times New Roman" w:cs="Times New Roman"/>
-          <w:b w:val="0"/>
-          <w:bCs w:val="0"/>
-          <w:i/>
-          <w:iCs/>
-          <w:sz w:val="24"/>
-          <w:szCs w:val="24"/>
-        </w:rPr>
-        <w:t>Table</w:t>
-      </w:r>
-      <w:proofErr w:type="spellEnd"/>
+      <w:r>
+        <w:rPr>
+          <w:rStyle w:val="Strong"/>
+          <w:rFonts w:ascii="Times New Roman" w:hAnsi="Times New Roman" w:cs="Times New Roman"/>
+          <w:b w:val="0"/>
+          <w:bCs w:val="0"/>
+          <w:i/>
+          <w:iCs/>
+          <w:sz w:val="24"/>
+          <w:szCs w:val="24"/>
+        </w:rPr>
+        <w:t>Hash Table</w:t>
+      </w:r>
       <w:r>
         <w:rPr>
           <w:rStyle w:val="Strong"/>
@@ -8235,21 +6218,7 @@
           <w:rStyle w:val="Strong"/>
           <w:rFonts w:ascii="Times New Roman" w:hAnsi="Times New Roman" w:cs="Times New Roman"/>
         </w:rPr>
-        <w:t xml:space="preserve">Gráfico </w:t>
-      </w:r>
-      <w:r>
-        <w:rPr>
-          <w:rStyle w:val="Strong"/>
-          <w:rFonts w:ascii="Times New Roman" w:hAnsi="Times New Roman" w:cs="Times New Roman"/>
-        </w:rPr>
-        <w:t>3</w:t>
-      </w:r>
-      <w:r>
-        <w:rPr>
-          <w:rStyle w:val="Strong"/>
-          <w:rFonts w:ascii="Times New Roman" w:hAnsi="Times New Roman" w:cs="Times New Roman"/>
-        </w:rPr>
-        <w:t xml:space="preserve">. </w:t>
+        <w:t xml:space="preserve">Gráfico 3. </w:t>
       </w:r>
       <w:r>
         <w:rPr>
@@ -8285,36 +6254,7 @@
           <w:b w:val="0"/>
           <w:bCs w:val="0"/>
         </w:rPr>
-        <w:t>o, somente de elementos que existem na base de dados</w:t>
-      </w:r>
-      <w:r>
-        <w:rPr>
-          <w:rStyle w:val="Strong"/>
-          <w:rFonts w:ascii="Times New Roman" w:hAnsi="Times New Roman" w:cs="Times New Roman"/>
-          <w:b w:val="0"/>
-          <w:bCs w:val="0"/>
-        </w:rPr>
-        <w:t xml:space="preserve">; gráfico </w:t>
-      </w:r>
-      <w:proofErr w:type="spellStart"/>
-      <w:r>
-        <w:rPr>
-          <w:rStyle w:val="Strong"/>
-          <w:rFonts w:ascii="Times New Roman" w:hAnsi="Times New Roman" w:cs="Times New Roman"/>
-          <w:b w:val="0"/>
-          <w:bCs w:val="0"/>
-        </w:rPr>
-        <w:t>log-log</w:t>
-      </w:r>
-      <w:proofErr w:type="spellEnd"/>
-      <w:r>
-        <w:rPr>
-          <w:rStyle w:val="Strong"/>
-          <w:rFonts w:ascii="Times New Roman" w:hAnsi="Times New Roman" w:cs="Times New Roman"/>
-          <w:b w:val="0"/>
-          <w:bCs w:val="0"/>
-        </w:rPr>
-        <w:t xml:space="preserve">. </w:t>
+        <w:t xml:space="preserve">o, somente de elementos que existem na base de dados; gráfico log-log. </w:t>
       </w:r>
     </w:p>
     <w:p>
@@ -8340,55 +6280,7 @@
           <w:szCs w:val="24"/>
         </w:rPr>
         <w:tab/>
-        <w:t xml:space="preserve">No gráfico 3, vê-se que não há grandes mudanças nos comportamentos das estruturas com exceção da estrutura trie. Pode-se deduzir, sendo assim, que a estrutura Trie é mais rápida para identificar dados que não existem do que aqueles que de fato existem. Isso faz sentido, já que ao tentar seguir os caracteres de uma palavra que não existe no </w:t>
-      </w:r>
-      <w:proofErr w:type="spellStart"/>
-      <w:r>
-        <w:rPr>
-          <w:rStyle w:val="Strong"/>
-          <w:rFonts w:ascii="Times New Roman" w:hAnsi="Times New Roman" w:cs="Times New Roman"/>
-          <w:b w:val="0"/>
-          <w:bCs w:val="0"/>
-          <w:sz w:val="24"/>
-          <w:szCs w:val="24"/>
-        </w:rPr>
-        <w:t>dataset</w:t>
-      </w:r>
-      <w:proofErr w:type="spellEnd"/>
-      <w:r>
-        <w:rPr>
-          <w:rStyle w:val="Strong"/>
-          <w:rFonts w:ascii="Times New Roman" w:hAnsi="Times New Roman" w:cs="Times New Roman"/>
-          <w:b w:val="0"/>
-          <w:bCs w:val="0"/>
-          <w:sz w:val="24"/>
-          <w:szCs w:val="24"/>
-        </w:rPr>
-        <w:t>, a estrutura Trie percorre os nós até não ter nós que correspondam a palavra ou até completá-la e ver que não há o “</w:t>
-      </w:r>
-      <w:proofErr w:type="spellStart"/>
-      <w:r>
-        <w:rPr>
-          <w:rStyle w:val="Strong"/>
-          <w:rFonts w:ascii="Times New Roman" w:hAnsi="Times New Roman" w:cs="Times New Roman"/>
-          <w:b w:val="0"/>
-          <w:bCs w:val="0"/>
-          <w:sz w:val="24"/>
-          <w:szCs w:val="24"/>
-        </w:rPr>
-        <w:t>key</w:t>
-      </w:r>
-      <w:proofErr w:type="spellEnd"/>
-      <w:r>
-        <w:rPr>
-          <w:rStyle w:val="Strong"/>
-          <w:rFonts w:ascii="Times New Roman" w:hAnsi="Times New Roman" w:cs="Times New Roman"/>
-          <w:b w:val="0"/>
-          <w:bCs w:val="0"/>
-          <w:sz w:val="24"/>
-          <w:szCs w:val="24"/>
-        </w:rPr>
-        <w:t xml:space="preserve">” identificador. </w:t>
+        <w:t xml:space="preserve">No gráfico 3, vê-se que não há grandes mudanças nos comportamentos das estruturas com exceção da estrutura trie. Pode-se deduzir, sendo assim, que a estrutura Trie é mais rápida para identificar dados que não existem do que aqueles que de fato existem. Isso faz sentido, já que ao tentar seguir os caracteres de uma palavra que não existe no dataset, a estrutura Trie percorre os nós até não ter nós que correspondam a palavra ou até completá-la e ver que não há o “key” identificador. </w:t>
       </w:r>
       <w:r>
         <w:rPr>
@@ -8496,21 +6388,7 @@
           <w:rStyle w:val="Strong"/>
           <w:rFonts w:ascii="Times New Roman" w:hAnsi="Times New Roman" w:cs="Times New Roman"/>
         </w:rPr>
-        <w:t xml:space="preserve">Gráfico </w:t>
-      </w:r>
-      <w:r>
-        <w:rPr>
-          <w:rStyle w:val="Strong"/>
-          <w:rFonts w:ascii="Times New Roman" w:hAnsi="Times New Roman" w:cs="Times New Roman"/>
-        </w:rPr>
-        <w:t>4</w:t>
-      </w:r>
-      <w:r>
-        <w:rPr>
-          <w:rStyle w:val="Strong"/>
-          <w:rFonts w:ascii="Times New Roman" w:hAnsi="Times New Roman" w:cs="Times New Roman"/>
-        </w:rPr>
-        <w:t xml:space="preserve">. </w:t>
+        <w:t xml:space="preserve">Gráfico 4. </w:t>
       </w:r>
       <w:r>
         <w:rPr>
@@ -8528,16 +6406,7 @@
           <w:b w:val="0"/>
           <w:bCs w:val="0"/>
         </w:rPr>
-        <w:t>remoção</w:t>
-      </w:r>
-      <w:r>
-        <w:rPr>
-          <w:rStyle w:val="Strong"/>
-          <w:rFonts w:ascii="Times New Roman" w:hAnsi="Times New Roman" w:cs="Times New Roman"/>
-          <w:b w:val="0"/>
-          <w:bCs w:val="0"/>
-        </w:rPr>
-        <w:t xml:space="preserve"> (em nanosegundos)</w:t>
+        <w:t>remoção (em nanosegundos)</w:t>
       </w:r>
       <w:r>
         <w:rPr>
@@ -8555,27 +6424,7 @@
           <w:b w:val="0"/>
           <w:bCs w:val="0"/>
         </w:rPr>
-        <w:t xml:space="preserve">o; gráfico </w:t>
-      </w:r>
-      <w:proofErr w:type="spellStart"/>
-      <w:r>
-        <w:rPr>
-          <w:rStyle w:val="Strong"/>
-          <w:rFonts w:ascii="Times New Roman" w:hAnsi="Times New Roman" w:cs="Times New Roman"/>
-          <w:b w:val="0"/>
-          <w:bCs w:val="0"/>
-        </w:rPr>
-        <w:t>log-log</w:t>
-      </w:r>
-      <w:proofErr w:type="spellEnd"/>
-      <w:r>
-        <w:rPr>
-          <w:rStyle w:val="Strong"/>
-          <w:rFonts w:ascii="Times New Roman" w:hAnsi="Times New Roman" w:cs="Times New Roman"/>
-          <w:b w:val="0"/>
-          <w:bCs w:val="0"/>
-        </w:rPr>
-        <w:t xml:space="preserve">. </w:t>
+        <w:t xml:space="preserve">o; gráfico log-log. </w:t>
       </w:r>
     </w:p>
     <w:p>
@@ -8613,79 +6462,7 @@
           <w:szCs w:val="24"/>
         </w:rPr>
         <w:tab/>
-        <w:t xml:space="preserve">Novamente a </w:t>
-      </w:r>
-      <w:proofErr w:type="spellStart"/>
-      <w:r>
-        <w:rPr>
-          <w:rStyle w:val="Strong"/>
-          <w:rFonts w:ascii="Times New Roman" w:hAnsi="Times New Roman" w:cs="Times New Roman"/>
-          <w:b w:val="0"/>
-          <w:bCs w:val="0"/>
-          <w:sz w:val="24"/>
-          <w:szCs w:val="24"/>
-        </w:rPr>
-        <w:t>hash</w:t>
-      </w:r>
-      <w:proofErr w:type="spellEnd"/>
-      <w:r>
-        <w:rPr>
-          <w:rStyle w:val="Strong"/>
-          <w:rFonts w:ascii="Times New Roman" w:hAnsi="Times New Roman" w:cs="Times New Roman"/>
-          <w:b w:val="0"/>
-          <w:bCs w:val="0"/>
-          <w:sz w:val="24"/>
-          <w:szCs w:val="24"/>
-        </w:rPr>
-        <w:t xml:space="preserve"> </w:t>
-      </w:r>
-      <w:proofErr w:type="spellStart"/>
-      <w:r>
-        <w:rPr>
-          <w:rStyle w:val="Strong"/>
-          <w:rFonts w:ascii="Times New Roman" w:hAnsi="Times New Roman" w:cs="Times New Roman"/>
-          <w:b w:val="0"/>
-          <w:bCs w:val="0"/>
-          <w:sz w:val="24"/>
-          <w:szCs w:val="24"/>
-        </w:rPr>
-        <w:t>table</w:t>
-      </w:r>
-      <w:proofErr w:type="spellEnd"/>
-      <w:r>
-        <w:rPr>
-          <w:rStyle w:val="Strong"/>
-          <w:rFonts w:ascii="Times New Roman" w:hAnsi="Times New Roman" w:cs="Times New Roman"/>
-          <w:b w:val="0"/>
-          <w:bCs w:val="0"/>
-          <w:sz w:val="24"/>
-          <w:szCs w:val="24"/>
-        </w:rPr>
-        <w:t xml:space="preserve"> se mostra muito eficiente em boa parte em comparação com as outras estruturas. Ela é novamente impactada pelas colisões o que causam o aumento de tempo para remover os elementos, mas ainda assim se mostra muito eficiente. Um ponto importante é a Trie que dá um salto em tempo para remoção. Conforme as inserções ocorrem, a quantidade de nós aumenta, assim como as mesclas entre nós. Para remover uma palavra, além de remover a “</w:t>
-      </w:r>
-      <w:proofErr w:type="spellStart"/>
-      <w:r>
-        <w:rPr>
-          <w:rStyle w:val="Strong"/>
-          <w:rFonts w:ascii="Times New Roman" w:hAnsi="Times New Roman" w:cs="Times New Roman"/>
-          <w:b w:val="0"/>
-          <w:bCs w:val="0"/>
-          <w:sz w:val="24"/>
-          <w:szCs w:val="24"/>
-        </w:rPr>
-        <w:t>key</w:t>
-      </w:r>
-      <w:proofErr w:type="spellEnd"/>
-      <w:r>
-        <w:rPr>
-          <w:rStyle w:val="Strong"/>
-          <w:rFonts w:ascii="Times New Roman" w:hAnsi="Times New Roman" w:cs="Times New Roman"/>
-          <w:b w:val="0"/>
-          <w:bCs w:val="0"/>
-          <w:sz w:val="24"/>
-          <w:szCs w:val="24"/>
-        </w:rPr>
-        <w:t>” dela, é necessário checar se os nós utilizados fazem parte de outras palavras ou não e isso leva mais tempo conforme a inserção.</w:t>
+        <w:t>Novamente a hash table se mostra muito eficiente em boa parte em comparação com as outras estruturas. Ela é novamente impactada pelas colisões o que causam o aumento de tempo para remover os elementos, mas ainda assim se mostra muito eficiente. Um ponto importante é a Trie que dá um salto em tempo para remoção. Conforme as inserções ocorrem, a quantidade de nós aumenta, assim como as mesclas entre nós. Para remover uma palavra, além de remover a “key” dela, é necessário checar se os nós utilizados fazem parte de outras palavras ou não e isso leva mais tempo conforme a inserção.</w:t>
       </w:r>
     </w:p>
     <w:p>
@@ -8780,59 +6557,16 @@
           <w:rStyle w:val="Strong"/>
           <w:rFonts w:ascii="Times New Roman" w:hAnsi="Times New Roman" w:cs="Times New Roman"/>
         </w:rPr>
-        <w:t xml:space="preserve">Gráfico </w:t>
-      </w:r>
-      <w:r>
-        <w:rPr>
-          <w:rStyle w:val="Strong"/>
-          <w:rFonts w:ascii="Times New Roman" w:hAnsi="Times New Roman" w:cs="Times New Roman"/>
-        </w:rPr>
-        <w:t>5</w:t>
-      </w:r>
-      <w:r>
-        <w:rPr>
-          <w:rStyle w:val="Strong"/>
-          <w:rFonts w:ascii="Times New Roman" w:hAnsi="Times New Roman" w:cs="Times New Roman"/>
-        </w:rPr>
-        <w:t xml:space="preserve">. </w:t>
-      </w:r>
-      <w:r>
-        <w:rPr>
-          <w:rStyle w:val="Strong"/>
-          <w:rFonts w:ascii="Times New Roman" w:hAnsi="Times New Roman" w:cs="Times New Roman"/>
-          <w:b w:val="0"/>
-          <w:bCs w:val="0"/>
-        </w:rPr>
-        <w:t>Uso de memória por número de elementos</w:t>
-      </w:r>
-      <w:r>
-        <w:rPr>
-          <w:rStyle w:val="Strong"/>
-          <w:rFonts w:ascii="Times New Roman" w:hAnsi="Times New Roman" w:cs="Times New Roman"/>
-          <w:b w:val="0"/>
-          <w:bCs w:val="0"/>
-        </w:rPr>
-        <w:t xml:space="preserve">; gráfico </w:t>
-      </w:r>
-      <w:proofErr w:type="spellStart"/>
-      <w:r>
-        <w:rPr>
-          <w:rStyle w:val="Strong"/>
-          <w:rFonts w:ascii="Times New Roman" w:hAnsi="Times New Roman" w:cs="Times New Roman"/>
-          <w:b w:val="0"/>
-          <w:bCs w:val="0"/>
-        </w:rPr>
-        <w:t>log-log</w:t>
-      </w:r>
-      <w:proofErr w:type="spellEnd"/>
-      <w:r>
-        <w:rPr>
-          <w:rStyle w:val="Strong"/>
-          <w:rFonts w:ascii="Times New Roman" w:hAnsi="Times New Roman" w:cs="Times New Roman"/>
-          <w:b w:val="0"/>
-          <w:bCs w:val="0"/>
-        </w:rPr>
-        <w:t xml:space="preserve">. </w:t>
+        <w:t xml:space="preserve">Gráfico 5. </w:t>
+      </w:r>
+      <w:r>
+        <w:rPr>
+          <w:rStyle w:val="Strong"/>
+          <w:rFonts w:ascii="Times New Roman" w:hAnsi="Times New Roman" w:cs="Times New Roman"/>
+          <w:b w:val="0"/>
+          <w:bCs w:val="0"/>
+        </w:rPr>
+        <w:t xml:space="preserve">Uso de memória por número de elementos; gráfico log-log. </w:t>
       </w:r>
     </w:p>
     <w:p>
@@ -8868,33 +6602,18 @@
         </w:rPr>
         <w:t xml:space="preserve">Por fim, o gráfico 5 evidencia o uso de memória a cada inserção. Nesse aspecto, a estrutura mais simples se mostra a mais eficiente. Trie, como esperado, é, por uma grande diferença, a que mais consome memória e por isso a otimização dela </w:t>
       </w:r>
-      <w:proofErr w:type="spellStart"/>
-      <w:r>
-        <w:rPr>
-          <w:rStyle w:val="Strong"/>
-          <w:rFonts w:ascii="Times New Roman" w:hAnsi="Times New Roman" w:cs="Times New Roman"/>
-          <w:b w:val="0"/>
-          <w:bCs w:val="0"/>
-          <w:i/>
-          <w:iCs/>
-          <w:sz w:val="24"/>
-          <w:szCs w:val="24"/>
-        </w:rPr>
-        <w:t>Radix</w:t>
-      </w:r>
-      <w:proofErr w:type="spellEnd"/>
-      <w:r>
-        <w:rPr>
-          <w:rStyle w:val="Strong"/>
-          <w:rFonts w:ascii="Times New Roman" w:hAnsi="Times New Roman" w:cs="Times New Roman"/>
-          <w:b w:val="0"/>
-          <w:bCs w:val="0"/>
-          <w:i/>
-          <w:iCs/>
-          <w:sz w:val="24"/>
-          <w:szCs w:val="24"/>
-        </w:rPr>
-        <w:t xml:space="preserve"> Trie</w:t>
+      <w:r>
+        <w:rPr>
+          <w:rStyle w:val="Strong"/>
+          <w:rFonts w:ascii="Times New Roman" w:hAnsi="Times New Roman" w:cs="Times New Roman"/>
+          <w:b w:val="0"/>
+          <w:bCs w:val="0"/>
+          <w:i/>
+          <w:iCs/>
+          <w:sz w:val="24"/>
+          <w:szCs w:val="24"/>
+        </w:rPr>
+        <w:t>Radix Trie</w:t>
       </w:r>
       <w:r>
         <w:rPr>
@@ -8907,49 +6626,19 @@
         </w:rPr>
         <w:t xml:space="preserve"> é tão necessária e aplicada em contextos reais. Ademais, é interessante notar que a estrutura </w:t>
       </w:r>
-      <w:proofErr w:type="spellStart"/>
-      <w:r>
-        <w:rPr>
-          <w:rStyle w:val="Strong"/>
-          <w:rFonts w:ascii="Times New Roman" w:hAnsi="Times New Roman" w:cs="Times New Roman"/>
-          <w:b w:val="0"/>
-          <w:bCs w:val="0"/>
-          <w:i/>
-          <w:iCs/>
-          <w:sz w:val="24"/>
-          <w:szCs w:val="24"/>
-        </w:rPr>
-        <w:t>hash</w:t>
-      </w:r>
-      <w:proofErr w:type="spellEnd"/>
-      <w:r>
-        <w:rPr>
-          <w:rStyle w:val="Strong"/>
-          <w:rFonts w:ascii="Times New Roman" w:hAnsi="Times New Roman" w:cs="Times New Roman"/>
-          <w:b w:val="0"/>
-          <w:bCs w:val="0"/>
-          <w:i/>
-          <w:iCs/>
-          <w:sz w:val="24"/>
-          <w:szCs w:val="24"/>
-        </w:rPr>
-        <w:t xml:space="preserve"> </w:t>
-      </w:r>
-      <w:proofErr w:type="spellStart"/>
-      <w:r>
-        <w:rPr>
-          <w:rStyle w:val="Strong"/>
-          <w:rFonts w:ascii="Times New Roman" w:hAnsi="Times New Roman" w:cs="Times New Roman"/>
-          <w:b w:val="0"/>
-          <w:bCs w:val="0"/>
-          <w:i/>
-          <w:iCs/>
-          <w:sz w:val="24"/>
-          <w:szCs w:val="24"/>
-        </w:rPr>
-        <w:t>table</w:t>
-      </w:r>
-      <w:proofErr w:type="spellEnd"/>
+      <w:r>
+        <w:rPr>
+          <w:rStyle w:val="Strong"/>
+          <w:rFonts w:ascii="Times New Roman" w:hAnsi="Times New Roman" w:cs="Times New Roman"/>
+          <w:b w:val="0"/>
+          <w:bCs w:val="0"/>
+          <w:i/>
+          <w:iCs/>
+          <w:sz w:val="24"/>
+          <w:szCs w:val="24"/>
+        </w:rPr>
+        <w:t>hash table</w:t>
+      </w:r>
       <w:r>
         <w:rPr>
           <w:rStyle w:val="Strong"/>
@@ -8961,49 +6650,19 @@
         </w:rPr>
         <w:t xml:space="preserve"> começa alta em relação a árvore AVL, </w:t>
       </w:r>
-      <w:proofErr w:type="spellStart"/>
-      <w:r>
-        <w:rPr>
-          <w:rStyle w:val="Strong"/>
-          <w:rFonts w:ascii="Times New Roman" w:hAnsi="Times New Roman" w:cs="Times New Roman"/>
-          <w:b w:val="0"/>
-          <w:bCs w:val="0"/>
-          <w:i/>
-          <w:iCs/>
-          <w:sz w:val="24"/>
-          <w:szCs w:val="24"/>
-        </w:rPr>
-        <w:t>Skip</w:t>
-      </w:r>
-      <w:proofErr w:type="spellEnd"/>
-      <w:r>
-        <w:rPr>
-          <w:rStyle w:val="Strong"/>
-          <w:rFonts w:ascii="Times New Roman" w:hAnsi="Times New Roman" w:cs="Times New Roman"/>
-          <w:b w:val="0"/>
-          <w:bCs w:val="0"/>
-          <w:i/>
-          <w:iCs/>
-          <w:sz w:val="24"/>
-          <w:szCs w:val="24"/>
-        </w:rPr>
-        <w:t xml:space="preserve"> </w:t>
-      </w:r>
-      <w:proofErr w:type="spellStart"/>
-      <w:r>
-        <w:rPr>
-          <w:rStyle w:val="Strong"/>
-          <w:rFonts w:ascii="Times New Roman" w:hAnsi="Times New Roman" w:cs="Times New Roman"/>
-          <w:b w:val="0"/>
-          <w:bCs w:val="0"/>
-          <w:i/>
-          <w:iCs/>
-          <w:sz w:val="24"/>
-          <w:szCs w:val="24"/>
-        </w:rPr>
-        <w:t>List</w:t>
-      </w:r>
-      <w:proofErr w:type="spellEnd"/>
+      <w:r>
+        <w:rPr>
+          <w:rStyle w:val="Strong"/>
+          <w:rFonts w:ascii="Times New Roman" w:hAnsi="Times New Roman" w:cs="Times New Roman"/>
+          <w:b w:val="0"/>
+          <w:bCs w:val="0"/>
+          <w:i/>
+          <w:iCs/>
+          <w:sz w:val="24"/>
+          <w:szCs w:val="24"/>
+        </w:rPr>
+        <w:t>Skip List</w:t>
+      </w:r>
       <w:r>
         <w:rPr>
           <w:rStyle w:val="Strong"/>
@@ -9050,79 +6709,7 @@
           <w:szCs w:val="24"/>
         </w:rPr>
         <w:tab/>
-        <w:t xml:space="preserve">Em conclusão, percebe-se que o trabalho comparou de forma eficiente de fácil visualização as diferentes estruturas em ações diferentes envolvendo uso de memória e tempo gasto nas operações. Comprovou-se o esperado das estruturas e foi possível explorar diversos conceitos de estrutura de dados envolvendo um </w:t>
-      </w:r>
-      <w:proofErr w:type="spellStart"/>
-      <w:r>
-        <w:rPr>
-          <w:rStyle w:val="Strong"/>
-          <w:rFonts w:ascii="Times New Roman" w:hAnsi="Times New Roman" w:cs="Times New Roman"/>
-          <w:b w:val="0"/>
-          <w:bCs w:val="0"/>
-          <w:sz w:val="24"/>
-          <w:szCs w:val="24"/>
-        </w:rPr>
-        <w:t>dataset</w:t>
-      </w:r>
-      <w:proofErr w:type="spellEnd"/>
-      <w:r>
-        <w:rPr>
-          <w:rStyle w:val="Strong"/>
-          <w:rFonts w:ascii="Times New Roman" w:hAnsi="Times New Roman" w:cs="Times New Roman"/>
-          <w:b w:val="0"/>
-          <w:bCs w:val="0"/>
-          <w:sz w:val="24"/>
-          <w:szCs w:val="24"/>
-        </w:rPr>
-        <w:t xml:space="preserve"> real e robusto que permitisse notar as diferenças. Por fim, um principal insight que fica é a eficiência das </w:t>
-      </w:r>
-      <w:proofErr w:type="spellStart"/>
-      <w:r>
-        <w:rPr>
-          <w:rStyle w:val="Strong"/>
-          <w:rFonts w:ascii="Times New Roman" w:hAnsi="Times New Roman" w:cs="Times New Roman"/>
-          <w:b w:val="0"/>
-          <w:bCs w:val="0"/>
-          <w:sz w:val="24"/>
-          <w:szCs w:val="24"/>
-        </w:rPr>
-        <w:t>Hash</w:t>
-      </w:r>
-      <w:proofErr w:type="spellEnd"/>
-      <w:r>
-        <w:rPr>
-          <w:rStyle w:val="Strong"/>
-          <w:rFonts w:ascii="Times New Roman" w:hAnsi="Times New Roman" w:cs="Times New Roman"/>
-          <w:b w:val="0"/>
-          <w:bCs w:val="0"/>
-          <w:sz w:val="24"/>
-          <w:szCs w:val="24"/>
-        </w:rPr>
-        <w:t xml:space="preserve"> </w:t>
-      </w:r>
-      <w:proofErr w:type="spellStart"/>
-      <w:r>
-        <w:rPr>
-          <w:rStyle w:val="Strong"/>
-          <w:rFonts w:ascii="Times New Roman" w:hAnsi="Times New Roman" w:cs="Times New Roman"/>
-          <w:b w:val="0"/>
-          <w:bCs w:val="0"/>
-          <w:sz w:val="24"/>
-          <w:szCs w:val="24"/>
-        </w:rPr>
-        <w:t>Tables</w:t>
-      </w:r>
-      <w:proofErr w:type="spellEnd"/>
-      <w:r>
-        <w:rPr>
-          <w:rStyle w:val="Strong"/>
-          <w:rFonts w:ascii="Times New Roman" w:hAnsi="Times New Roman" w:cs="Times New Roman"/>
-          <w:b w:val="0"/>
-          <w:bCs w:val="0"/>
-          <w:sz w:val="24"/>
-          <w:szCs w:val="24"/>
-        </w:rPr>
-        <w:t xml:space="preserve"> na maioria das medições, que tem um desempenho pior conforme aumenta o número de dados.</w:t>
+        <w:t>Em conclusão, percebe-se que o trabalho comparou de forma eficiente de fácil visualização as diferentes estruturas em ações diferentes envolvendo uso de memória e tempo gasto nas operações. Comprovou-se o esperado das estruturas e foi possível explorar diversos conceitos de estrutura de dados envolvendo um dataset real e robusto que permitisse notar as diferenças. Por fim, um principal insight que fica é a eficiência das Hash Tables na maioria das medições, que tem um desempenho pior conforme aumenta o número de dados.</w:t>
       </w:r>
     </w:p>
     <w:p>
@@ -9224,31 +6811,7 @@
           <w:sz w:val="24"/>
           <w:szCs w:val="24"/>
         </w:rPr>
-        <w:t xml:space="preserve">. Abaixo encontram-se 2 links. O primeiro dá acesso a conversa completa com a inteligência artificial da criação do projeto até o seu fechamento com o código do benchmark. Pela extensão das respostas e da quantidade de prompts, foi destacado aqui os principais prompts que gerarão os códigos utilizados no projeto. O segundo link, também da mesma inteligência artificial, foi uma conversa curta para gerar os códigos dos arquivos </w:t>
-      </w:r>
-      <w:proofErr w:type="spellStart"/>
-      <w:r>
-        <w:rPr>
-          <w:rStyle w:val="Strong"/>
-          <w:rFonts w:ascii="Times New Roman" w:hAnsi="Times New Roman" w:cs="Times New Roman"/>
-          <w:b w:val="0"/>
-          <w:bCs w:val="0"/>
-          <w:sz w:val="24"/>
-          <w:szCs w:val="24"/>
-        </w:rPr>
-        <w:t>dict</w:t>
-      </w:r>
-      <w:proofErr w:type="spellEnd"/>
-      <w:r>
-        <w:rPr>
-          <w:rStyle w:val="Strong"/>
-          <w:rFonts w:ascii="Times New Roman" w:hAnsi="Times New Roman" w:cs="Times New Roman"/>
-          <w:b w:val="0"/>
-          <w:bCs w:val="0"/>
-          <w:sz w:val="24"/>
-          <w:szCs w:val="24"/>
-        </w:rPr>
-        <w:t xml:space="preserve"> e menu e ela se baseia no andar do projeto na conversa do link 1.</w:t>
+        <w:t>. Abaixo encontram-se 2 links. O primeiro dá acesso a conversa completa com a inteligência artificial da criação do projeto até o seu fechamento com o código do benchmark. Pela extensão das respostas e da quantidade de prompts, foi destacado aqui os principais prompts que gerarão os códigos utilizados no projeto. O segundo link, também da mesma inteligência artificial, foi uma conversa curta para gerar os códigos dos arquivos dict e menu e ela se baseia no andar do projeto na conversa do link 1.</w:t>
       </w:r>
     </w:p>
     <w:p>
@@ -9342,127 +6905,7 @@
           <w:szCs w:val="24"/>
           <w:lang w:val="en-US"/>
         </w:rPr>
-        <w:t xml:space="preserve">According to the guide of the assignment attached, together with the extra instructions, create a step-by-step guide of what I need to do to </w:t>
-      </w:r>
-      <w:proofErr w:type="spellStart"/>
-      <w:r>
-        <w:rPr>
-          <w:rFonts w:ascii="Times New Roman" w:hAnsi="Times New Roman" w:cs="Times New Roman"/>
-          <w:sz w:val="24"/>
-          <w:szCs w:val="24"/>
-          <w:lang w:val="en-US"/>
-        </w:rPr>
-        <w:t>fullfil</w:t>
-      </w:r>
-      <w:proofErr w:type="spellEnd"/>
-      <w:r>
-        <w:rPr>
-          <w:rFonts w:ascii="Times New Roman" w:hAnsi="Times New Roman" w:cs="Times New Roman"/>
-          <w:sz w:val="24"/>
-          <w:szCs w:val="24"/>
-          <w:lang w:val="en-US"/>
-        </w:rPr>
-        <w:t xml:space="preserve"> the </w:t>
-      </w:r>
-      <w:proofErr w:type="spellStart"/>
-      <w:r>
-        <w:rPr>
-          <w:rFonts w:ascii="Times New Roman" w:hAnsi="Times New Roman" w:cs="Times New Roman"/>
-          <w:sz w:val="24"/>
-          <w:szCs w:val="24"/>
-          <w:lang w:val="en-US"/>
-        </w:rPr>
-        <w:t>assingment</w:t>
-      </w:r>
-      <w:proofErr w:type="spellEnd"/>
-      <w:r>
-        <w:rPr>
-          <w:rFonts w:ascii="Times New Roman" w:hAnsi="Times New Roman" w:cs="Times New Roman"/>
-          <w:sz w:val="24"/>
-          <w:szCs w:val="24"/>
-          <w:lang w:val="en-US"/>
-        </w:rPr>
-        <w:t>. Be detailed on the explanations so I know everything I need to do. To give a context on where I am right now, I have collected the dataset from IMDb: "title.basics.tsv.gz" and "</w:t>
-      </w:r>
-      <w:proofErr w:type="spellStart"/>
-      <w:r>
-        <w:rPr>
-          <w:rFonts w:ascii="Times New Roman" w:hAnsi="Times New Roman" w:cs="Times New Roman"/>
-          <w:sz w:val="24"/>
-          <w:szCs w:val="24"/>
-          <w:lang w:val="en-US"/>
-        </w:rPr>
-        <w:t>title.ratings."tsv.gz</w:t>
-      </w:r>
-      <w:proofErr w:type="spellEnd"/>
-      <w:r>
-        <w:rPr>
-          <w:rFonts w:ascii="Times New Roman" w:hAnsi="Times New Roman" w:cs="Times New Roman"/>
-          <w:sz w:val="24"/>
-          <w:szCs w:val="24"/>
-          <w:lang w:val="en-US"/>
-        </w:rPr>
-        <w:t>"; I have merged them, having all the media from "</w:t>
-      </w:r>
-      <w:proofErr w:type="spellStart"/>
-      <w:r>
-        <w:rPr>
-          <w:rFonts w:ascii="Times New Roman" w:hAnsi="Times New Roman" w:cs="Times New Roman"/>
-          <w:sz w:val="24"/>
-          <w:szCs w:val="24"/>
-          <w:lang w:val="en-US"/>
-        </w:rPr>
-        <w:t>title.ratings</w:t>
-      </w:r>
-      <w:proofErr w:type="spellEnd"/>
-      <w:r>
-        <w:rPr>
-          <w:rFonts w:ascii="Times New Roman" w:hAnsi="Times New Roman" w:cs="Times New Roman"/>
-          <w:sz w:val="24"/>
-          <w:szCs w:val="24"/>
-          <w:lang w:val="en-US"/>
-        </w:rPr>
-        <w:t>" and their information from "</w:t>
-      </w:r>
-      <w:proofErr w:type="spellStart"/>
-      <w:r>
-        <w:rPr>
-          <w:rFonts w:ascii="Times New Roman" w:hAnsi="Times New Roman" w:cs="Times New Roman"/>
-          <w:sz w:val="24"/>
-          <w:szCs w:val="24"/>
-          <w:lang w:val="en-US"/>
-        </w:rPr>
-        <w:t>title.basics</w:t>
-      </w:r>
-      <w:proofErr w:type="spellEnd"/>
-      <w:r>
-        <w:rPr>
-          <w:rFonts w:ascii="Times New Roman" w:hAnsi="Times New Roman" w:cs="Times New Roman"/>
-          <w:sz w:val="24"/>
-          <w:szCs w:val="24"/>
-          <w:lang w:val="en-US"/>
-        </w:rPr>
-        <w:t xml:space="preserve">", I removed the other media that did not have ratings. I have this dataset saved in .csv type of file. Moreover, I plan to use </w:t>
-      </w:r>
-      <w:proofErr w:type="spellStart"/>
-      <w:r>
-        <w:rPr>
-          <w:rFonts w:ascii="Times New Roman" w:hAnsi="Times New Roman" w:cs="Times New Roman"/>
-          <w:sz w:val="24"/>
-          <w:szCs w:val="24"/>
-          <w:lang w:val="en-US"/>
-        </w:rPr>
-        <w:t>CLion</w:t>
-      </w:r>
-      <w:proofErr w:type="spellEnd"/>
-      <w:r>
-        <w:rPr>
-          <w:rFonts w:ascii="Times New Roman" w:hAnsi="Times New Roman" w:cs="Times New Roman"/>
-          <w:sz w:val="24"/>
-          <w:szCs w:val="24"/>
-          <w:lang w:val="en-US"/>
-        </w:rPr>
-        <w:t xml:space="preserve"> to program in C.</w:t>
+        <w:t>According to the guide of the assignment attached, together with the extra instructions, create a step-by-step guide of what I need to do to fullfil the assingment. Be detailed on the explanations so I know everything I need to do. To give a context on where I am right now, I have collected the dataset from IMDb: "title.basics.tsv.gz" and "title.ratings."tsv.gz"; I have merged them, having all the media from "title.ratings" and their information from "title.basics", I removed the other media that did not have ratings. I have this dataset saved in .csv type of file. Moreover, I plan to use CLion to program in C.</w:t>
       </w:r>
     </w:p>
     <w:p>
@@ -9488,67 +6931,7 @@
           <w:szCs w:val="24"/>
           <w:lang w:val="en-US"/>
         </w:rPr>
-        <w:t xml:space="preserve">Yes, I want help to lock in the three </w:t>
-      </w:r>
-      <w:proofErr w:type="spellStart"/>
-      <w:r>
-        <w:rPr>
-          <w:rFonts w:ascii="Times New Roman" w:hAnsi="Times New Roman" w:cs="Times New Roman"/>
-          <w:sz w:val="24"/>
-          <w:szCs w:val="24"/>
-          <w:lang w:val="en-US"/>
-        </w:rPr>
-        <w:t>additioal</w:t>
-      </w:r>
-      <w:proofErr w:type="spellEnd"/>
-      <w:r>
-        <w:rPr>
-          <w:rFonts w:ascii="Times New Roman" w:hAnsi="Times New Roman" w:cs="Times New Roman"/>
-          <w:sz w:val="24"/>
-          <w:szCs w:val="24"/>
-          <w:lang w:val="en-US"/>
-        </w:rPr>
-        <w:t xml:space="preserve"> operations. </w:t>
-      </w:r>
-      <w:proofErr w:type="spellStart"/>
-      <w:r>
-        <w:rPr>
-          <w:rFonts w:ascii="Times New Roman" w:hAnsi="Times New Roman" w:cs="Times New Roman"/>
-          <w:sz w:val="24"/>
-          <w:szCs w:val="24"/>
-          <w:lang w:val="en-US"/>
-        </w:rPr>
-        <w:t>i</w:t>
-      </w:r>
-      <w:proofErr w:type="spellEnd"/>
-      <w:r>
-        <w:rPr>
-          <w:rFonts w:ascii="Times New Roman" w:hAnsi="Times New Roman" w:cs="Times New Roman"/>
-          <w:sz w:val="24"/>
-          <w:szCs w:val="24"/>
-          <w:lang w:val="en-US"/>
-        </w:rPr>
-        <w:t xml:space="preserve"> thought about 4 ideas: 1)Answer the type of genre that was a trend in each decade from the beginning to the present and give a prediction to the future; It would only analyze movies, tv-series, documentaries and short-films. 2) Answer what is the average time-length of all the media, and how this average vary by genre. 3) Answer what are the top 10 greatest media, the ones the greater </w:t>
-      </w:r>
-      <w:proofErr w:type="spellStart"/>
-      <w:r>
-        <w:rPr>
-          <w:rFonts w:ascii="Times New Roman" w:hAnsi="Times New Roman" w:cs="Times New Roman"/>
-          <w:sz w:val="24"/>
-          <w:szCs w:val="24"/>
-          <w:lang w:val="en-US"/>
-        </w:rPr>
-        <w:t>avarage</w:t>
-      </w:r>
-      <w:proofErr w:type="spellEnd"/>
-      <w:r>
-        <w:rPr>
-          <w:rFonts w:ascii="Times New Roman" w:hAnsi="Times New Roman" w:cs="Times New Roman"/>
-          <w:sz w:val="24"/>
-          <w:szCs w:val="24"/>
-          <w:lang w:val="en-US"/>
-        </w:rPr>
-        <w:t xml:space="preserve"> rating by number of votes ratio. 4) What is calling more attention in the last month, video-games, tv-series or films, by looking at number of votes. What are the best 3 ideas, if there are good ones, where should I change or rethink?</w:t>
+        <w:t>Yes, I want help to lock in the three additioal operations. i thought about 4 ideas: 1)Answer the type of genre that was a trend in each decade from the beginning to the present and give a prediction to the future; It would only analyze movies, tv-series, documentaries and short-films. 2) Answer what is the average time-length of all the media, and how this average vary by genre. 3) Answer what are the top 10 greatest media, the ones the greater avarage rating by number of votes ratio. 4) What is calling more attention in the last month, video-games, tv-series or films, by looking at number of votes. What are the best 3 ideas, if there are good ones, where should I change or rethink?</w:t>
       </w:r>
     </w:p>
     <w:p>
@@ -9574,47 +6957,7 @@
           <w:szCs w:val="24"/>
           <w:lang w:val="en-US"/>
         </w:rPr>
-        <w:t xml:space="preserve">I couldn't comprehend phase 3. I got the idea that this phase is important when calling a function from a data </w:t>
-      </w:r>
-      <w:proofErr w:type="spellStart"/>
-      <w:r>
-        <w:rPr>
-          <w:rFonts w:ascii="Times New Roman" w:hAnsi="Times New Roman" w:cs="Times New Roman"/>
-          <w:sz w:val="24"/>
-          <w:szCs w:val="24"/>
-          <w:lang w:val="en-US"/>
-        </w:rPr>
-        <w:t>strucuture</w:t>
-      </w:r>
-      <w:proofErr w:type="spellEnd"/>
-      <w:r>
-        <w:rPr>
-          <w:rFonts w:ascii="Times New Roman" w:hAnsi="Times New Roman" w:cs="Times New Roman"/>
-          <w:sz w:val="24"/>
-          <w:szCs w:val="24"/>
-          <w:lang w:val="en-US"/>
-        </w:rPr>
-        <w:t xml:space="preserve">, because you can create a general function and it applies differently to each structure. I didn't understand how it's applied and all the other things, it's still </w:t>
-      </w:r>
-      <w:proofErr w:type="spellStart"/>
-      <w:r>
-        <w:rPr>
-          <w:rFonts w:ascii="Times New Roman" w:hAnsi="Times New Roman" w:cs="Times New Roman"/>
-          <w:sz w:val="24"/>
-          <w:szCs w:val="24"/>
-          <w:lang w:val="en-US"/>
-        </w:rPr>
-        <w:t>prerry</w:t>
-      </w:r>
-      <w:proofErr w:type="spellEnd"/>
-      <w:r>
-        <w:rPr>
-          <w:rFonts w:ascii="Times New Roman" w:hAnsi="Times New Roman" w:cs="Times New Roman"/>
-          <w:sz w:val="24"/>
-          <w:szCs w:val="24"/>
-          <w:lang w:val="en-US"/>
-        </w:rPr>
-        <w:t xml:space="preserve"> confusing. Explain it another time, file by file, </w:t>
+        <w:t xml:space="preserve">I couldn't comprehend phase 3. I got the idea that this phase is important when calling a function from a data strucuture, because you can create a general function and it applies differently to each structure. I didn't understand how it's applied and all the other things, it's still prerry confusing. Explain it another time, file by file, </w:t>
       </w:r>
       <w:r>
         <w:rPr>
@@ -9652,95 +6995,13 @@
         </w:rPr>
         <w:t xml:space="preserve">Now I am writing the code for the hash table. What is the best collision treatment in this situation? </w:t>
       </w:r>
-      <w:proofErr w:type="spellStart"/>
-      <w:r>
-        <w:rPr>
-          <w:rFonts w:ascii="Times New Roman" w:hAnsi="Times New Roman" w:cs="Times New Roman"/>
-          <w:sz w:val="24"/>
-          <w:szCs w:val="24"/>
-        </w:rPr>
-        <w:t>Also</w:t>
-      </w:r>
-      <w:proofErr w:type="spellEnd"/>
-      <w:r>
-        <w:rPr>
-          <w:rFonts w:ascii="Times New Roman" w:hAnsi="Times New Roman" w:cs="Times New Roman"/>
-          <w:sz w:val="24"/>
-          <w:szCs w:val="24"/>
-        </w:rPr>
-        <w:t xml:space="preserve">, </w:t>
-      </w:r>
-      <w:proofErr w:type="spellStart"/>
-      <w:r>
-        <w:rPr>
-          <w:rFonts w:ascii="Times New Roman" w:hAnsi="Times New Roman" w:cs="Times New Roman"/>
-          <w:sz w:val="24"/>
-          <w:szCs w:val="24"/>
-        </w:rPr>
-        <w:t>is</w:t>
-      </w:r>
-      <w:proofErr w:type="spellEnd"/>
-      <w:r>
-        <w:rPr>
-          <w:rFonts w:ascii="Times New Roman" w:hAnsi="Times New Roman" w:cs="Times New Roman"/>
-          <w:sz w:val="24"/>
-          <w:szCs w:val="24"/>
-        </w:rPr>
-        <w:t xml:space="preserve"> </w:t>
-      </w:r>
-      <w:proofErr w:type="spellStart"/>
-      <w:r>
-        <w:rPr>
-          <w:rFonts w:ascii="Times New Roman" w:hAnsi="Times New Roman" w:cs="Times New Roman"/>
-          <w:sz w:val="24"/>
-          <w:szCs w:val="24"/>
-        </w:rPr>
-        <w:t>that</w:t>
-      </w:r>
-      <w:proofErr w:type="spellEnd"/>
-      <w:r>
-        <w:rPr>
-          <w:rFonts w:ascii="Times New Roman" w:hAnsi="Times New Roman" w:cs="Times New Roman"/>
-          <w:sz w:val="24"/>
-          <w:szCs w:val="24"/>
-        </w:rPr>
-        <w:t xml:space="preserve"> </w:t>
-      </w:r>
-      <w:proofErr w:type="spellStart"/>
-      <w:r>
-        <w:rPr>
-          <w:rFonts w:ascii="Times New Roman" w:hAnsi="Times New Roman" w:cs="Times New Roman"/>
-          <w:sz w:val="24"/>
-          <w:szCs w:val="24"/>
-        </w:rPr>
-        <w:t>code</w:t>
-      </w:r>
-      <w:proofErr w:type="spellEnd"/>
-      <w:r>
-        <w:rPr>
-          <w:rFonts w:ascii="Times New Roman" w:hAnsi="Times New Roman" w:cs="Times New Roman"/>
-          <w:sz w:val="24"/>
-          <w:szCs w:val="24"/>
-        </w:rPr>
-        <w:t xml:space="preserve"> </w:t>
-      </w:r>
-      <w:proofErr w:type="spellStart"/>
-      <w:r>
-        <w:rPr>
-          <w:rFonts w:ascii="Times New Roman" w:hAnsi="Times New Roman" w:cs="Times New Roman"/>
-          <w:sz w:val="24"/>
-          <w:szCs w:val="24"/>
-        </w:rPr>
-        <w:t>correct</w:t>
-      </w:r>
-      <w:proofErr w:type="spellEnd"/>
-      <w:r>
-        <w:rPr>
-          <w:rFonts w:ascii="Times New Roman" w:hAnsi="Times New Roman" w:cs="Times New Roman"/>
-          <w:sz w:val="24"/>
-          <w:szCs w:val="24"/>
-        </w:rPr>
-        <w:t>?</w:t>
+      <w:r>
+        <w:rPr>
+          <w:rFonts w:ascii="Times New Roman" w:hAnsi="Times New Roman" w:cs="Times New Roman"/>
+          <w:sz w:val="24"/>
+          <w:szCs w:val="24"/>
+        </w:rPr>
+        <w:t>Also, is that code correct?</w:t>
       </w:r>
     </w:p>
     <w:p>
@@ -9766,487 +7027,7 @@
           <w:szCs w:val="24"/>
           <w:lang w:val="en-US"/>
         </w:rPr>
-        <w:t xml:space="preserve">Complement this to have a perfect insert function "static void </w:t>
-      </w:r>
-      <w:proofErr w:type="spellStart"/>
-      <w:r>
-        <w:rPr>
-          <w:rFonts w:ascii="Times New Roman" w:hAnsi="Times New Roman" w:cs="Times New Roman"/>
-          <w:sz w:val="24"/>
-          <w:szCs w:val="24"/>
-          <w:lang w:val="en-US"/>
-        </w:rPr>
-        <w:t>ht_insert</w:t>
-      </w:r>
-      <w:proofErr w:type="spellEnd"/>
-      <w:r>
-        <w:rPr>
-          <w:rFonts w:ascii="Times New Roman" w:hAnsi="Times New Roman" w:cs="Times New Roman"/>
-          <w:sz w:val="24"/>
-          <w:szCs w:val="24"/>
-          <w:lang w:val="en-US"/>
-        </w:rPr>
-        <w:t>(void *</w:t>
-      </w:r>
-      <w:proofErr w:type="spellStart"/>
-      <w:r>
-        <w:rPr>
-          <w:rFonts w:ascii="Times New Roman" w:hAnsi="Times New Roman" w:cs="Times New Roman"/>
-          <w:sz w:val="24"/>
-          <w:szCs w:val="24"/>
-          <w:lang w:val="en-US"/>
-        </w:rPr>
-        <w:t>self,Title</w:t>
-      </w:r>
-      <w:proofErr w:type="spellEnd"/>
-      <w:r>
-        <w:rPr>
-          <w:rFonts w:ascii="Times New Roman" w:hAnsi="Times New Roman" w:cs="Times New Roman"/>
-          <w:sz w:val="24"/>
-          <w:szCs w:val="24"/>
-          <w:lang w:val="en-US"/>
-        </w:rPr>
-        <w:t xml:space="preserve"> *t) { </w:t>
-      </w:r>
-      <w:proofErr w:type="spellStart"/>
-      <w:r>
-        <w:rPr>
-          <w:rFonts w:ascii="Times New Roman" w:hAnsi="Times New Roman" w:cs="Times New Roman"/>
-          <w:sz w:val="24"/>
-          <w:szCs w:val="24"/>
-          <w:lang w:val="en-US"/>
-        </w:rPr>
-        <w:t>hash_table</w:t>
-      </w:r>
-      <w:proofErr w:type="spellEnd"/>
-      <w:r>
-        <w:rPr>
-          <w:rFonts w:ascii="Times New Roman" w:hAnsi="Times New Roman" w:cs="Times New Roman"/>
-          <w:sz w:val="24"/>
-          <w:szCs w:val="24"/>
-          <w:lang w:val="en-US"/>
-        </w:rPr>
-        <w:t xml:space="preserve"> *H = (</w:t>
-      </w:r>
-      <w:proofErr w:type="spellStart"/>
-      <w:r>
-        <w:rPr>
-          <w:rFonts w:ascii="Times New Roman" w:hAnsi="Times New Roman" w:cs="Times New Roman"/>
-          <w:sz w:val="24"/>
-          <w:szCs w:val="24"/>
-          <w:lang w:val="en-US"/>
-        </w:rPr>
-        <w:t>hash_table</w:t>
-      </w:r>
-      <w:proofErr w:type="spellEnd"/>
-      <w:r>
-        <w:rPr>
-          <w:rFonts w:ascii="Times New Roman" w:hAnsi="Times New Roman" w:cs="Times New Roman"/>
-          <w:sz w:val="24"/>
-          <w:szCs w:val="24"/>
-          <w:lang w:val="en-US"/>
-        </w:rPr>
-        <w:t xml:space="preserve">*)self; unsigned int key = </w:t>
-      </w:r>
-      <w:proofErr w:type="spellStart"/>
-      <w:r>
-        <w:rPr>
-          <w:rFonts w:ascii="Times New Roman" w:hAnsi="Times New Roman" w:cs="Times New Roman"/>
-          <w:sz w:val="24"/>
-          <w:szCs w:val="24"/>
-          <w:lang w:val="en-US"/>
-        </w:rPr>
-        <w:t>hash_function</w:t>
-      </w:r>
-      <w:proofErr w:type="spellEnd"/>
-      <w:r>
-        <w:rPr>
-          <w:rFonts w:ascii="Times New Roman" w:hAnsi="Times New Roman" w:cs="Times New Roman"/>
-          <w:sz w:val="24"/>
-          <w:szCs w:val="24"/>
-          <w:lang w:val="en-US"/>
-        </w:rPr>
-        <w:t>(t-&gt;</w:t>
-      </w:r>
-      <w:proofErr w:type="spellStart"/>
-      <w:r>
-        <w:rPr>
-          <w:rFonts w:ascii="Times New Roman" w:hAnsi="Times New Roman" w:cs="Times New Roman"/>
-          <w:sz w:val="24"/>
-          <w:szCs w:val="24"/>
-          <w:lang w:val="en-US"/>
-        </w:rPr>
-        <w:t>tconst</w:t>
-      </w:r>
-      <w:proofErr w:type="spellEnd"/>
-      <w:r>
-        <w:rPr>
-          <w:rFonts w:ascii="Times New Roman" w:hAnsi="Times New Roman" w:cs="Times New Roman"/>
-          <w:sz w:val="24"/>
-          <w:szCs w:val="24"/>
-          <w:lang w:val="en-US"/>
-        </w:rPr>
-        <w:t xml:space="preserve">); </w:t>
-      </w:r>
-      <w:proofErr w:type="spellStart"/>
-      <w:r>
-        <w:rPr>
-          <w:rFonts w:ascii="Times New Roman" w:hAnsi="Times New Roman" w:cs="Times New Roman"/>
-          <w:sz w:val="24"/>
-          <w:szCs w:val="24"/>
-          <w:lang w:val="en-US"/>
-        </w:rPr>
-        <w:t>hitem</w:t>
-      </w:r>
-      <w:proofErr w:type="spellEnd"/>
-      <w:r>
-        <w:rPr>
-          <w:rFonts w:ascii="Times New Roman" w:hAnsi="Times New Roman" w:cs="Times New Roman"/>
-          <w:sz w:val="24"/>
-          <w:szCs w:val="24"/>
-          <w:lang w:val="en-US"/>
-        </w:rPr>
-        <w:t xml:space="preserve">* </w:t>
-      </w:r>
-      <w:proofErr w:type="spellStart"/>
-      <w:r>
-        <w:rPr>
-          <w:rFonts w:ascii="Times New Roman" w:hAnsi="Times New Roman" w:cs="Times New Roman"/>
-          <w:sz w:val="24"/>
-          <w:szCs w:val="24"/>
-          <w:lang w:val="en-US"/>
-        </w:rPr>
-        <w:t>current_item</w:t>
-      </w:r>
-      <w:proofErr w:type="spellEnd"/>
-      <w:r>
-        <w:rPr>
-          <w:rFonts w:ascii="Times New Roman" w:hAnsi="Times New Roman" w:cs="Times New Roman"/>
-          <w:sz w:val="24"/>
-          <w:szCs w:val="24"/>
-          <w:lang w:val="en-US"/>
-        </w:rPr>
-        <w:t xml:space="preserve"> = H-&gt;items[key]; if (</w:t>
-      </w:r>
-      <w:proofErr w:type="spellStart"/>
-      <w:r>
-        <w:rPr>
-          <w:rFonts w:ascii="Times New Roman" w:hAnsi="Times New Roman" w:cs="Times New Roman"/>
-          <w:sz w:val="24"/>
-          <w:szCs w:val="24"/>
-          <w:lang w:val="en-US"/>
-        </w:rPr>
-        <w:t>current_item</w:t>
-      </w:r>
-      <w:proofErr w:type="spellEnd"/>
-      <w:r>
-        <w:rPr>
-          <w:rFonts w:ascii="Times New Roman" w:hAnsi="Times New Roman" w:cs="Times New Roman"/>
-          <w:sz w:val="24"/>
-          <w:szCs w:val="24"/>
-          <w:lang w:val="en-US"/>
-        </w:rPr>
-        <w:t>!=NULL) { for (</w:t>
-      </w:r>
-      <w:proofErr w:type="spellStart"/>
-      <w:r>
-        <w:rPr>
-          <w:rFonts w:ascii="Times New Roman" w:hAnsi="Times New Roman" w:cs="Times New Roman"/>
-          <w:sz w:val="24"/>
-          <w:szCs w:val="24"/>
-          <w:lang w:val="en-US"/>
-        </w:rPr>
-        <w:t>hitem</w:t>
-      </w:r>
-      <w:proofErr w:type="spellEnd"/>
-      <w:r>
-        <w:rPr>
-          <w:rFonts w:ascii="Times New Roman" w:hAnsi="Times New Roman" w:cs="Times New Roman"/>
-          <w:sz w:val="24"/>
-          <w:szCs w:val="24"/>
-          <w:lang w:val="en-US"/>
-        </w:rPr>
-        <w:t>* h =</w:t>
-      </w:r>
-      <w:proofErr w:type="spellStart"/>
-      <w:r>
-        <w:rPr>
-          <w:rFonts w:ascii="Times New Roman" w:hAnsi="Times New Roman" w:cs="Times New Roman"/>
-          <w:sz w:val="24"/>
-          <w:szCs w:val="24"/>
-          <w:lang w:val="en-US"/>
-        </w:rPr>
-        <w:t>current_item</w:t>
-      </w:r>
-      <w:proofErr w:type="spellEnd"/>
-      <w:r>
-        <w:rPr>
-          <w:rFonts w:ascii="Times New Roman" w:hAnsi="Times New Roman" w:cs="Times New Roman"/>
-          <w:sz w:val="24"/>
-          <w:szCs w:val="24"/>
-          <w:lang w:val="en-US"/>
-        </w:rPr>
-        <w:t>-&gt;t; h; h-&gt;next) { if (</w:t>
-      </w:r>
-      <w:proofErr w:type="spellStart"/>
-      <w:r>
-        <w:rPr>
-          <w:rFonts w:ascii="Times New Roman" w:hAnsi="Times New Roman" w:cs="Times New Roman"/>
-          <w:sz w:val="24"/>
-          <w:szCs w:val="24"/>
-          <w:lang w:val="en-US"/>
-        </w:rPr>
-        <w:t>strcmp</w:t>
-      </w:r>
-      <w:proofErr w:type="spellEnd"/>
-      <w:r>
-        <w:rPr>
-          <w:rFonts w:ascii="Times New Roman" w:hAnsi="Times New Roman" w:cs="Times New Roman"/>
-          <w:sz w:val="24"/>
-          <w:szCs w:val="24"/>
-          <w:lang w:val="en-US"/>
-        </w:rPr>
-        <w:t>(h-&gt;t-&gt;</w:t>
-      </w:r>
-      <w:proofErr w:type="spellStart"/>
-      <w:r>
-        <w:rPr>
-          <w:rFonts w:ascii="Times New Roman" w:hAnsi="Times New Roman" w:cs="Times New Roman"/>
-          <w:sz w:val="24"/>
-          <w:szCs w:val="24"/>
-          <w:lang w:val="en-US"/>
-        </w:rPr>
-        <w:t>tconst</w:t>
-      </w:r>
-      <w:proofErr w:type="spellEnd"/>
-      <w:r>
-        <w:rPr>
-          <w:rFonts w:ascii="Times New Roman" w:hAnsi="Times New Roman" w:cs="Times New Roman"/>
-          <w:sz w:val="24"/>
-          <w:szCs w:val="24"/>
-          <w:lang w:val="en-US"/>
-        </w:rPr>
-        <w:t>, t-&gt;</w:t>
-      </w:r>
-      <w:proofErr w:type="spellStart"/>
-      <w:r>
-        <w:rPr>
-          <w:rFonts w:ascii="Times New Roman" w:hAnsi="Times New Roman" w:cs="Times New Roman"/>
-          <w:sz w:val="24"/>
-          <w:szCs w:val="24"/>
-          <w:lang w:val="en-US"/>
-        </w:rPr>
-        <w:t>tconst</w:t>
-      </w:r>
-      <w:proofErr w:type="spellEnd"/>
-      <w:r>
-        <w:rPr>
-          <w:rFonts w:ascii="Times New Roman" w:hAnsi="Times New Roman" w:cs="Times New Roman"/>
-          <w:sz w:val="24"/>
-          <w:szCs w:val="24"/>
-          <w:lang w:val="en-US"/>
-        </w:rPr>
-        <w:t xml:space="preserve">)==0) { h-&gt;t=t; return; } } </w:t>
-      </w:r>
-      <w:proofErr w:type="spellStart"/>
-      <w:r>
-        <w:rPr>
-          <w:rFonts w:ascii="Times New Roman" w:hAnsi="Times New Roman" w:cs="Times New Roman"/>
-          <w:sz w:val="24"/>
-          <w:szCs w:val="24"/>
-          <w:lang w:val="en-US"/>
-        </w:rPr>
-        <w:t>hitem</w:t>
-      </w:r>
-      <w:proofErr w:type="spellEnd"/>
-      <w:r>
-        <w:rPr>
-          <w:rFonts w:ascii="Times New Roman" w:hAnsi="Times New Roman" w:cs="Times New Roman"/>
-          <w:sz w:val="24"/>
-          <w:szCs w:val="24"/>
-          <w:lang w:val="en-US"/>
-        </w:rPr>
-        <w:t xml:space="preserve">* </w:t>
-      </w:r>
-      <w:proofErr w:type="spellStart"/>
-      <w:r>
-        <w:rPr>
-          <w:rFonts w:ascii="Times New Roman" w:hAnsi="Times New Roman" w:cs="Times New Roman"/>
-          <w:sz w:val="24"/>
-          <w:szCs w:val="24"/>
-          <w:lang w:val="en-US"/>
-        </w:rPr>
-        <w:t>hnode</w:t>
-      </w:r>
-      <w:proofErr w:type="spellEnd"/>
-      <w:r>
-        <w:rPr>
-          <w:rFonts w:ascii="Times New Roman" w:hAnsi="Times New Roman" w:cs="Times New Roman"/>
-          <w:sz w:val="24"/>
-          <w:szCs w:val="24"/>
-          <w:lang w:val="en-US"/>
-        </w:rPr>
-        <w:t xml:space="preserve"> = (</w:t>
-      </w:r>
-      <w:proofErr w:type="spellStart"/>
-      <w:r>
-        <w:rPr>
-          <w:rFonts w:ascii="Times New Roman" w:hAnsi="Times New Roman" w:cs="Times New Roman"/>
-          <w:sz w:val="24"/>
-          <w:szCs w:val="24"/>
-          <w:lang w:val="en-US"/>
-        </w:rPr>
-        <w:t>hitem</w:t>
-      </w:r>
-      <w:proofErr w:type="spellEnd"/>
-      <w:r>
-        <w:rPr>
-          <w:rFonts w:ascii="Times New Roman" w:hAnsi="Times New Roman" w:cs="Times New Roman"/>
-          <w:sz w:val="24"/>
-          <w:szCs w:val="24"/>
-          <w:lang w:val="en-US"/>
-        </w:rPr>
-        <w:t xml:space="preserve">*) </w:t>
-      </w:r>
-      <w:proofErr w:type="spellStart"/>
-      <w:r>
-        <w:rPr>
-          <w:rFonts w:ascii="Times New Roman" w:hAnsi="Times New Roman" w:cs="Times New Roman"/>
-          <w:sz w:val="24"/>
-          <w:szCs w:val="24"/>
-          <w:lang w:val="en-US"/>
-        </w:rPr>
-        <w:t>xmalloc</w:t>
-      </w:r>
-      <w:proofErr w:type="spellEnd"/>
-      <w:r>
-        <w:rPr>
-          <w:rFonts w:ascii="Times New Roman" w:hAnsi="Times New Roman" w:cs="Times New Roman"/>
-          <w:sz w:val="24"/>
-          <w:szCs w:val="24"/>
-          <w:lang w:val="en-US"/>
-        </w:rPr>
-        <w:t>(</w:t>
-      </w:r>
-      <w:proofErr w:type="spellStart"/>
-      <w:r>
-        <w:rPr>
-          <w:rFonts w:ascii="Times New Roman" w:hAnsi="Times New Roman" w:cs="Times New Roman"/>
-          <w:sz w:val="24"/>
-          <w:szCs w:val="24"/>
-          <w:lang w:val="en-US"/>
-        </w:rPr>
-        <w:t>sizeof</w:t>
-      </w:r>
-      <w:proofErr w:type="spellEnd"/>
-      <w:r>
-        <w:rPr>
-          <w:rFonts w:ascii="Times New Roman" w:hAnsi="Times New Roman" w:cs="Times New Roman"/>
-          <w:sz w:val="24"/>
-          <w:szCs w:val="24"/>
-          <w:lang w:val="en-US"/>
-        </w:rPr>
-        <w:t>(</w:t>
-      </w:r>
-      <w:proofErr w:type="spellStart"/>
-      <w:r>
-        <w:rPr>
-          <w:rFonts w:ascii="Times New Roman" w:hAnsi="Times New Roman" w:cs="Times New Roman"/>
-          <w:sz w:val="24"/>
-          <w:szCs w:val="24"/>
-          <w:lang w:val="en-US"/>
-        </w:rPr>
-        <w:t>hitem</w:t>
-      </w:r>
-      <w:proofErr w:type="spellEnd"/>
-      <w:r>
-        <w:rPr>
-          <w:rFonts w:ascii="Times New Roman" w:hAnsi="Times New Roman" w:cs="Times New Roman"/>
-          <w:sz w:val="24"/>
-          <w:szCs w:val="24"/>
-          <w:lang w:val="en-US"/>
-        </w:rPr>
-        <w:t>)); if (!</w:t>
-      </w:r>
-      <w:proofErr w:type="spellStart"/>
-      <w:r>
-        <w:rPr>
-          <w:rFonts w:ascii="Times New Roman" w:hAnsi="Times New Roman" w:cs="Times New Roman"/>
-          <w:sz w:val="24"/>
-          <w:szCs w:val="24"/>
-          <w:lang w:val="en-US"/>
-        </w:rPr>
-        <w:t>hnode</w:t>
-      </w:r>
-      <w:proofErr w:type="spellEnd"/>
-      <w:r>
-        <w:rPr>
-          <w:rFonts w:ascii="Times New Roman" w:hAnsi="Times New Roman" w:cs="Times New Roman"/>
-          <w:sz w:val="24"/>
-          <w:szCs w:val="24"/>
-          <w:lang w:val="en-US"/>
-        </w:rPr>
-        <w:t xml:space="preserve">) return; </w:t>
-      </w:r>
-      <w:proofErr w:type="spellStart"/>
-      <w:r>
-        <w:rPr>
-          <w:rFonts w:ascii="Times New Roman" w:hAnsi="Times New Roman" w:cs="Times New Roman"/>
-          <w:sz w:val="24"/>
-          <w:szCs w:val="24"/>
-          <w:lang w:val="en-US"/>
-        </w:rPr>
-        <w:t>hnode</w:t>
-      </w:r>
-      <w:proofErr w:type="spellEnd"/>
-      <w:r>
-        <w:rPr>
-          <w:rFonts w:ascii="Times New Roman" w:hAnsi="Times New Roman" w:cs="Times New Roman"/>
-          <w:sz w:val="24"/>
-          <w:szCs w:val="24"/>
-          <w:lang w:val="en-US"/>
-        </w:rPr>
-        <w:t xml:space="preserve">-&gt;t = t; </w:t>
-      </w:r>
-      <w:proofErr w:type="spellStart"/>
-      <w:r>
-        <w:rPr>
-          <w:rFonts w:ascii="Times New Roman" w:hAnsi="Times New Roman" w:cs="Times New Roman"/>
-          <w:sz w:val="24"/>
-          <w:szCs w:val="24"/>
-          <w:lang w:val="en-US"/>
-        </w:rPr>
-        <w:t>hnode</w:t>
-      </w:r>
-      <w:proofErr w:type="spellEnd"/>
-      <w:r>
-        <w:rPr>
-          <w:rFonts w:ascii="Times New Roman" w:hAnsi="Times New Roman" w:cs="Times New Roman"/>
-          <w:sz w:val="24"/>
-          <w:szCs w:val="24"/>
-          <w:lang w:val="en-US"/>
-        </w:rPr>
-        <w:t xml:space="preserve">-&gt;next = </w:t>
-      </w:r>
-      <w:proofErr w:type="spellStart"/>
-      <w:r>
-        <w:rPr>
-          <w:rFonts w:ascii="Times New Roman" w:hAnsi="Times New Roman" w:cs="Times New Roman"/>
-          <w:sz w:val="24"/>
-          <w:szCs w:val="24"/>
-          <w:lang w:val="en-US"/>
-        </w:rPr>
-        <w:t>current_item</w:t>
-      </w:r>
-      <w:proofErr w:type="spellEnd"/>
-      <w:r>
-        <w:rPr>
-          <w:rFonts w:ascii="Times New Roman" w:hAnsi="Times New Roman" w:cs="Times New Roman"/>
-          <w:sz w:val="24"/>
-          <w:szCs w:val="24"/>
-          <w:lang w:val="en-US"/>
-        </w:rPr>
-        <w:t>-&gt;next; }"</w:t>
+        <w:t>Complement this to have a perfect insert function "static void ht_insert(void *self,Title *t) { hash_table *H = (hash_table*)self; unsigned int key = hash_function(t-&gt;tconst); hitem* current_item = H-&gt;items[key]; if (current_item!=NULL) { for (hitem* h =current_item-&gt;t; h; h-&gt;next) { if (strcmp(h-&gt;t-&gt;tconst, t-&gt;tconst)==0) { h-&gt;t=t; return; } } hitem* hnode = (hitem*) xmalloc(sizeof(hitem)); if (!hnode) return; hnode-&gt;t = t; hnode-&gt;next = current_item-&gt;next; }"</w:t>
       </w:r>
     </w:p>
     <w:p>
@@ -10306,61 +7087,7 @@
           <w:sz w:val="24"/>
           <w:szCs w:val="24"/>
         </w:rPr>
-        <w:t xml:space="preserve">Let </w:t>
-      </w:r>
-      <w:proofErr w:type="spellStart"/>
-      <w:r>
-        <w:rPr>
-          <w:rFonts w:ascii="Times New Roman" w:hAnsi="Times New Roman" w:cs="Times New Roman"/>
-          <w:sz w:val="24"/>
-          <w:szCs w:val="24"/>
-        </w:rPr>
-        <w:t>everything</w:t>
-      </w:r>
-      <w:proofErr w:type="spellEnd"/>
-      <w:r>
-        <w:rPr>
-          <w:rFonts w:ascii="Times New Roman" w:hAnsi="Times New Roman" w:cs="Times New Roman"/>
-          <w:sz w:val="24"/>
-          <w:szCs w:val="24"/>
-        </w:rPr>
-        <w:t xml:space="preserve"> </w:t>
-      </w:r>
-      <w:proofErr w:type="spellStart"/>
-      <w:r>
-        <w:rPr>
-          <w:rFonts w:ascii="Times New Roman" w:hAnsi="Times New Roman" w:cs="Times New Roman"/>
-          <w:sz w:val="24"/>
-          <w:szCs w:val="24"/>
-        </w:rPr>
-        <w:t>ready</w:t>
-      </w:r>
-      <w:proofErr w:type="spellEnd"/>
-      <w:r>
-        <w:rPr>
-          <w:rFonts w:ascii="Times New Roman" w:hAnsi="Times New Roman" w:cs="Times New Roman"/>
-          <w:sz w:val="24"/>
-          <w:szCs w:val="24"/>
-        </w:rPr>
-        <w:t xml:space="preserve"> for </w:t>
-      </w:r>
-      <w:proofErr w:type="spellStart"/>
-      <w:r>
-        <w:rPr>
-          <w:rFonts w:ascii="Times New Roman" w:hAnsi="Times New Roman" w:cs="Times New Roman"/>
-          <w:sz w:val="24"/>
-          <w:szCs w:val="24"/>
-        </w:rPr>
-        <w:t>phase</w:t>
-      </w:r>
-      <w:proofErr w:type="spellEnd"/>
-      <w:r>
-        <w:rPr>
-          <w:rFonts w:ascii="Times New Roman" w:hAnsi="Times New Roman" w:cs="Times New Roman"/>
-          <w:sz w:val="24"/>
-          <w:szCs w:val="24"/>
-        </w:rPr>
-        <w:t xml:space="preserve"> 6</w:t>
+        <w:t>Let everything ready for phase 6</w:t>
       </w:r>
     </w:p>
     <w:p>
@@ -12642,6 +9369,7 @@
   <w:style w:type="character" w:default="1" w:styleId="DefaultParagraphFont">
     <w:name w:val="Default Paragraph Font"/>
     <w:uiPriority w:val="1"/>
+    <w:semiHidden/>
     <w:unhideWhenUsed/>
   </w:style>
   <w:style w:type="table" w:default="1" w:styleId="TableNormal">
